--- a/resume/Uma_Shankar_QA_Engineer_Resume.docx
+++ b/resume/Uma_Shankar_QA_Engineer_Resume.docx
@@ -1,145 +1,117 @@
 
 <file path=word/document.xml><?xml version="1.0" encoding="utf-8"?>
-<w:document xmlns:wpc="http://schemas.microsoft.com/office/word/2010/wordprocessingCanvas" xmlns:mc="http://schemas.openxmlformats.org/markup-compatibility/2006" xmlns:o="urn:schemas-microsoft-com:office:office" xmlns:r="http://schemas.openxmlformats.org/officeDocument/2006/relationships" xmlns:m="http://schemas.openxmlformats.org/officeDocument/2006/math" xmlns:v="urn:schemas-microsoft-com:vml" xmlns:wp14="http://schemas.microsoft.com/office/word/2010/wordprocessingDrawing" xmlns:wp="http://schemas.openxmlformats.org/drawingml/2006/wordprocessingDrawing" xmlns:w10="urn:schemas-microsoft-com:office:word" xmlns:w="http://schemas.openxmlformats.org/wordprocessingml/2006/main" xmlns:w14="http://schemas.microsoft.com/office/word/2010/wordml" xmlns:w15="http://schemas.microsoft.com/office/word/2012/wordml" xmlns:wpg="http://schemas.microsoft.com/office/word/2010/wordprocessingGroup" xmlns:wpi="http://schemas.microsoft.com/office/word/2010/wordprocessingInk" xmlns:wne="http://schemas.microsoft.com/office/word/2006/wordml" xmlns:wps="http://schemas.microsoft.com/office/word/2010/wordprocessingShape" xmlns:cx="http://schemas.microsoft.com/office/drawing/2014/chartex" xmlns:cx1="http://schemas.microsoft.com/office/drawing/2015/9/8/chartex" xmlns:cx2="http://schemas.microsoft.com/office/drawing/2015/10/21/chartex" xmlns:cx3="http://schemas.microsoft.com/office/drawing/2016/5/9/chartex" xmlns:cx4="http://schemas.microsoft.com/office/drawing/2016/5/10/chartex" xmlns:cx5="http://schemas.microsoft.com/office/drawing/2016/5/11/chartex" xmlns:cx6="http://schemas.microsoft.com/office/drawing/2016/5/12/chartex" xmlns:cx7="http://schemas.microsoft.com/office/drawing/2016/5/13/chartex" xmlns:cx8="http://schemas.microsoft.com/office/drawing/2016/5/14/chartex" xmlns:aink="http://schemas.microsoft.com/office/drawing/2016/ink" xmlns:am3d="http://schemas.microsoft.com/office/drawing/2017/model3d" xmlns:w16cex="http://schemas.microsoft.com/office/word/2018/wordml/cex" xmlns:w16cid="http://schemas.microsoft.com/office/word/2016/wordml/cid" xmlns:w16="http://schemas.microsoft.com/office/word/2018/wordml" xmlns:w16sdtdh="http://schemas.microsoft.com/office/word/2020/wordml/sdtdatahash" xmlns:w16se="http://schemas.microsoft.com/office/word/2015/wordml/symex" mc:Ignorable="w14 w15 wp14">
+<w:document xmlns:wpc="http://schemas.microsoft.com/office/word/2010/wordprocessingCanvas" xmlns:cx="http://schemas.microsoft.com/office/drawing/2014/chartex" xmlns:cx1="http://schemas.microsoft.com/office/drawing/2015/9/8/chartex" xmlns:cx2="http://schemas.microsoft.com/office/drawing/2015/10/21/chartex" xmlns:cx3="http://schemas.microsoft.com/office/drawing/2016/5/9/chartex" xmlns:cx4="http://schemas.microsoft.com/office/drawing/2016/5/10/chartex" xmlns:cx5="http://schemas.microsoft.com/office/drawing/2016/5/11/chartex" xmlns:cx6="http://schemas.microsoft.com/office/drawing/2016/5/12/chartex" xmlns:cx7="http://schemas.microsoft.com/office/drawing/2016/5/13/chartex" xmlns:cx8="http://schemas.microsoft.com/office/drawing/2016/5/14/chartex" xmlns:mc="http://schemas.openxmlformats.org/markup-compatibility/2006" xmlns:aink="http://schemas.microsoft.com/office/drawing/2016/ink" xmlns:am3d="http://schemas.microsoft.com/office/drawing/2017/model3d" xmlns:o="urn:schemas-microsoft-com:office:office" xmlns:oel="http://schemas.microsoft.com/office/2019/extlst" xmlns:r="http://schemas.openxmlformats.org/officeDocument/2006/relationships" xmlns:m="http://schemas.openxmlformats.org/officeDocument/2006/math" xmlns:v="urn:schemas-microsoft-com:vml" xmlns:wp14="http://schemas.microsoft.com/office/word/2010/wordprocessingDrawing" xmlns:wp="http://schemas.openxmlformats.org/drawingml/2006/wordprocessingDrawing" xmlns:w10="urn:schemas-microsoft-com:office:word" xmlns:w="http://schemas.openxmlformats.org/wordprocessingml/2006/main" xmlns:w14="http://schemas.microsoft.com/office/word/2010/wordml" xmlns:w15="http://schemas.microsoft.com/office/word/2012/wordml" xmlns:w16cex="http://schemas.microsoft.com/office/word/2018/wordml/cex" xmlns:w16cid="http://schemas.microsoft.com/office/word/2016/wordml/cid" xmlns:w16="http://schemas.microsoft.com/office/word/2018/wordml" xmlns:w16du="http://schemas.microsoft.com/office/word/2023/wordml/word16du" xmlns:w16sdtdh="http://schemas.microsoft.com/office/word/2020/wordml/sdtdatahash" xmlns:w16sdtfl="http://schemas.microsoft.com/office/word/2024/wordml/sdtformatlock" xmlns:w16se="http://schemas.microsoft.com/office/word/2015/wordml/symex" xmlns:wpg="http://schemas.microsoft.com/office/word/2010/wordprocessingGroup" xmlns:wpi="http://schemas.microsoft.com/office/word/2010/wordprocessingInk" xmlns:wne="http://schemas.microsoft.com/office/word/2006/wordml" xmlns:wps="http://schemas.microsoft.com/office/word/2010/wordprocessingShape" mc:Ignorable="w14 w15 w16se w16cid w16 w16cex w16sdtdh w16sdtfl w16du wp14">
   <w:body>
     <w:p>
       <w:pPr>
-        <w:spacing w:after="36" w:before="0"/>
+        <w:spacing w:after="36"/>
         <w:jc w:val="center"/>
       </w:pPr>
       <w:r>
         <w:rPr>
-          <w:rFonts w:ascii="Arial" w:cs="Arial" w:eastAsia="Arial" w:hAnsi="Arial"/>
           <w:b/>
           <w:bCs/>
           <w:color w:val="1F4E79"/>
           <w:sz w:val="46"/>
           <w:szCs w:val="46"/>
         </w:rPr>
-        <w:t xml:space="preserve">UMA SHANKAR S</w:t>
-      </w:r>
-    </w:p>
-    <w:p>
-      <w:pPr>
-        <w:spacing w:after="26" w:before="0"/>
+        <w:t>UMA SHANKAR S</w:t>
+      </w:r>
+    </w:p>
+    <w:p>
+      <w:pPr>
+        <w:spacing w:after="26"/>
         <w:jc w:val="center"/>
       </w:pPr>
       <w:r>
         <w:rPr>
-          <w:rFonts w:ascii="Arial" w:cs="Arial" w:eastAsia="Arial" w:hAnsi="Arial"/>
           <w:color w:val="555555"/>
           <w:sz w:val="19"/>
           <w:szCs w:val="19"/>
         </w:rPr>
-        <w:t xml:space="preserve">QA Automation Engineer  |  Software Quality Assurance  |  Test Automation Specialist</w:t>
-      </w:r>
-    </w:p>
-    <w:p>
-      <w:pPr>
-        <w:spacing w:after="16" w:before="0"/>
+        <w:t>QA Automation Engineer  |  Software Quality Assurance  |  Test Automation Specialist</w:t>
+      </w:r>
+    </w:p>
+    <w:p>
+      <w:pPr>
+        <w:spacing w:after="16"/>
         <w:jc w:val="center"/>
       </w:pPr>
       <w:r>
         <w:rPr>
-          <w:rFonts w:ascii="Arial" w:cs="Arial" w:eastAsia="Arial" w:hAnsi="Arial"/>
           <w:color w:val="333333"/>
-          <w:sz w:val="18"/>
-          <w:szCs w:val="18"/>
-        </w:rPr>
-        <w:t xml:space="preserve">s.shankar2905@gmail.com</w:t>
-      </w:r>
-      <w:r>
-        <w:rPr>
-          <w:rFonts w:ascii="Arial" w:cs="Arial" w:eastAsia="Arial" w:hAnsi="Arial"/>
-          <w:color w:val="333333"/>
-          <w:sz w:val="18"/>
-          <w:szCs w:val="18"/>
-        </w:rPr>
-        <w:t xml:space="preserve">   |   +91-7829146600</w:t>
-      </w:r>
-      <w:r>
-        <w:rPr>
-          <w:rFonts w:ascii="Arial" w:cs="Arial" w:eastAsia="Arial" w:hAnsi="Arial"/>
-          <w:color w:val="333333"/>
-          <w:sz w:val="18"/>
-          <w:szCs w:val="18"/>
-        </w:rPr>
-        <w:t xml:space="preserve">   |   Bangalore, Karnataka</w:t>
+        </w:rPr>
+        <w:t>s.shankar2905@gmail.com   |   +91-7829146600   |   Bangalore, Karnataka</w:t>
       </w:r>
     </w:p>
     <w:p>
       <w:pPr>
         <w:pBdr>
-          <w:bottom w:val="single" w:color="1F4E79" w:sz="12" w:space="1"/>
+          <w:bottom w:val="single" w:sz="12" w:space="1" w:color="1F4E79"/>
         </w:pBdr>
-        <w:spacing w:after="55" w:before="55"/>
-      </w:pPr>
-      <w:r>
-        <w:t xml:space="preserve"/>
-      </w:r>
+        <w:spacing w:before="55" w:after="55"/>
+      </w:pPr>
     </w:p>
     <w:p>
       <w:pPr>
         <w:pBdr>
-          <w:bottom w:val="single" w:color="2E75B6" w:sz="8" w:space="3"/>
+          <w:bottom w:val="single" w:sz="8" w:space="3" w:color="2E75B6"/>
         </w:pBdr>
-        <w:spacing w:after="50" w:before="160"/>
-      </w:pPr>
-      <w:r>
-        <w:rPr>
-          <w:rFonts w:ascii="Arial" w:cs="Arial" w:eastAsia="Arial" w:hAnsi="Arial"/>
+        <w:spacing w:before="160" w:after="50"/>
+      </w:pPr>
+      <w:r>
+        <w:rPr>
           <w:b/>
           <w:bCs/>
           <w:color w:val="1F4E79"/>
           <w:sz w:val="20"/>
           <w:szCs w:val="20"/>
         </w:rPr>
-        <w:t xml:space="preserve">PROFESSIONAL SUMMARY</w:t>
-      </w:r>
-    </w:p>
-    <w:p>
-      <w:pPr>
-        <w:spacing w:after="45" w:before="55"/>
-      </w:pPr>
-      <w:r>
-        <w:rPr>
-          <w:rFonts w:ascii="Arial" w:cs="Arial" w:eastAsia="Arial" w:hAnsi="Arial"/>
-          <w:sz w:val="18"/>
-          <w:szCs w:val="18"/>
-        </w:rPr>
-        <w:t xml:space="preserve">Results-driven QA Automation Engineer with 1+ year of hands-on experience in test automation, manual testing, and API testing across web-based applications. Proficient in Selenium WebDriver with Core Java, Page Object Model (POM) design pattern, TestNG, and the FireFlink automation platform. Experienced in CI/CD pipeline integration via Jenkins, cross-browser testing using LambdaTest, and backend validation through SQL. Solid understanding of STLC, SDLC, Agile/Scrum methodologies, and shift-left testing practices. Committed to delivering high-quality software through continuous testing, defect prevention, and automation-first strategies.</w:t>
+        <w:t>PROFESSIONAL SUMMARY</w:t>
+      </w:r>
+    </w:p>
+    <w:p>
+      <w:pPr>
+        <w:spacing w:before="55" w:after="45"/>
+      </w:pPr>
+      <w:r>
+        <w:t>Results-driven QA Automation Engineer with 1+ year of hands-on experience in test automation, manual testing, and API testing across web-based applications. Proficient in Selenium WebDriver with Core Java, Page Object Model (POM) design pattern, TestNG, and the FireFlink automation platform. Experienced in CI/CD pipeline integration via Jenkins, cross-browser testing using LambdaTest, and backend validation through SQL. Solid understanding of STLC, SDLC, Agile/Scrum methodologies, and shift-left testing practices. Committed to delivering high-quality software through continuous testing, defect prevention, and automation-first strategies.</w:t>
       </w:r>
     </w:p>
     <w:p>
       <w:pPr>
         <w:pBdr>
-          <w:bottom w:val="single" w:color="2E75B6" w:sz="8" w:space="3"/>
+          <w:bottom w:val="single" w:sz="8" w:space="3" w:color="2E75B6"/>
         </w:pBdr>
-        <w:spacing w:after="50" w:before="160"/>
-      </w:pPr>
-      <w:r>
-        <w:rPr>
-          <w:rFonts w:ascii="Arial" w:cs="Arial" w:eastAsia="Arial" w:hAnsi="Arial"/>
+        <w:spacing w:before="160" w:after="50"/>
+      </w:pPr>
+      <w:r>
+        <w:rPr>
           <w:b/>
           <w:bCs/>
           <w:color w:val="1F4E79"/>
           <w:sz w:val="20"/>
           <w:szCs w:val="20"/>
         </w:rPr>
-        <w:t xml:space="preserve">CORE COMPETENCIES</w:t>
+        <w:t>CORE COMPETENCIES</w:t>
       </w:r>
     </w:p>
     <w:tbl>
       <w:tblPr>
-        <w:tblW w:type="dxa" w:w="9360"/>
+        <w:tblW w:w="9360" w:type="dxa"/>
         <w:tblBorders>
-          <w:top w:val="single" w:color="auto" w:sz="4"/>
-          <w:left w:val="single" w:color="auto" w:sz="4"/>
-          <w:bottom w:val="single" w:color="auto" w:sz="4"/>
-          <w:right w:val="single" w:color="auto" w:sz="4"/>
-          <w:insideH w:val="single" w:color="auto" w:sz="4"/>
-          <w:insideV w:val="single" w:color="auto" w:sz="4"/>
+          <w:top w:val="single" w:sz="4" w:space="0" w:color="auto"/>
+          <w:left w:val="single" w:sz="4" w:space="0" w:color="auto"/>
+          <w:bottom w:val="single" w:sz="4" w:space="0" w:color="auto"/>
+          <w:right w:val="single" w:sz="4" w:space="0" w:color="auto"/>
+          <w:insideH w:val="single" w:sz="4" w:space="0" w:color="auto"/>
+          <w:insideV w:val="single" w:sz="4" w:space="0" w:color="auto"/>
         </w:tblBorders>
+        <w:tblCellMar>
+          <w:left w:w="10" w:type="dxa"/>
+          <w:right w:w="10" w:type="dxa"/>
+        </w:tblCellMar>
+        <w:tblLook w:val="0000" w:firstRow="0" w:lastRow="0" w:firstColumn="0" w:lastColumn="0" w:noHBand="0" w:noVBand="0"/>
       </w:tblPr>
       <w:tblGrid>
         <w:gridCol w:w="3120"/>
@@ -147,21 +119,27 @@
         <w:gridCol w:w="3120"/>
       </w:tblGrid>
       <w:tr>
+        <w:tblPrEx>
+          <w:tblCellMar>
+            <w:top w:w="0" w:type="dxa"/>
+            <w:bottom w:w="0" w:type="dxa"/>
+          </w:tblCellMar>
+        </w:tblPrEx>
         <w:tc>
           <w:tcPr>
-            <w:tcW w:type="dxa" w:w="3120"/>
+            <w:tcW w:w="3120" w:type="dxa"/>
             <w:tcBorders>
-              <w:top w:val="single" w:color="CCDDEE" w:sz="1"/>
-              <w:left w:val="single" w:color="CCDDEE" w:sz="1"/>
-              <w:bottom w:val="single" w:color="CCDDEE" w:sz="1"/>
-              <w:right w:val="single" w:color="CCDDEE" w:sz="1"/>
+              <w:top w:val="single" w:sz="1" w:space="0" w:color="CCDDEE"/>
+              <w:left w:val="single" w:sz="1" w:space="0" w:color="CCDDEE"/>
+              <w:bottom w:val="single" w:sz="1" w:space="0" w:color="CCDDEE"/>
+              <w:right w:val="single" w:sz="1" w:space="0" w:color="CCDDEE"/>
             </w:tcBorders>
-            <w:shd w:fill="EBF3FB" w:val="clear"/>
+            <w:shd w:val="clear" w:color="auto" w:fill="EBF3FB"/>
             <w:tcMar>
-              <w:top w:type="dxa" w:w="55"/>
-              <w:left w:type="dxa" w:w="100"/>
-              <w:bottom w:type="dxa" w:w="55"/>
-              <w:right w:type="dxa" w:w="100"/>
+              <w:top w:w="55" w:type="dxa"/>
+              <w:left w:w="100" w:type="dxa"/>
+              <w:bottom w:w="55" w:type="dxa"/>
+              <w:right w:w="100" w:type="dxa"/>
             </w:tcMar>
             <w:vAlign w:val="center"/>
           </w:tcPr>
@@ -171,32 +149,31 @@
             </w:pPr>
             <w:r>
               <w:rPr>
-                <w:rFonts w:ascii="Arial" w:cs="Arial" w:eastAsia="Arial" w:hAnsi="Arial"/>
                 <w:b/>
                 <w:bCs/>
                 <w:color w:val="1F4E79"/>
                 <w:sz w:val="17"/>
                 <w:szCs w:val="17"/>
               </w:rPr>
-              <w:t xml:space="preserve">Selenium WebDriver + Java</w:t>
+              <w:t>Selenium WebDriver + Java</w:t>
             </w:r>
           </w:p>
         </w:tc>
         <w:tc>
           <w:tcPr>
-            <w:tcW w:type="dxa" w:w="3120"/>
+            <w:tcW w:w="3120" w:type="dxa"/>
             <w:tcBorders>
-              <w:top w:val="single" w:color="CCDDEE" w:sz="1"/>
-              <w:left w:val="single" w:color="CCDDEE" w:sz="1"/>
-              <w:bottom w:val="single" w:color="CCDDEE" w:sz="1"/>
-              <w:right w:val="single" w:color="CCDDEE" w:sz="1"/>
+              <w:top w:val="single" w:sz="1" w:space="0" w:color="CCDDEE"/>
+              <w:left w:val="single" w:sz="1" w:space="0" w:color="CCDDEE"/>
+              <w:bottom w:val="single" w:sz="1" w:space="0" w:color="CCDDEE"/>
+              <w:right w:val="single" w:sz="1" w:space="0" w:color="CCDDEE"/>
             </w:tcBorders>
-            <w:shd w:fill="EBF3FB" w:val="clear"/>
+            <w:shd w:val="clear" w:color="auto" w:fill="EBF3FB"/>
             <w:tcMar>
-              <w:top w:type="dxa" w:w="55"/>
-              <w:left w:type="dxa" w:w="100"/>
-              <w:bottom w:type="dxa" w:w="55"/>
-              <w:right w:type="dxa" w:w="100"/>
+              <w:top w:w="55" w:type="dxa"/>
+              <w:left w:w="100" w:type="dxa"/>
+              <w:bottom w:w="55" w:type="dxa"/>
+              <w:right w:w="100" w:type="dxa"/>
             </w:tcMar>
             <w:vAlign w:val="center"/>
           </w:tcPr>
@@ -206,32 +183,31 @@
             </w:pPr>
             <w:r>
               <w:rPr>
-                <w:rFonts w:ascii="Arial" w:cs="Arial" w:eastAsia="Arial" w:hAnsi="Arial"/>
                 <w:b/>
                 <w:bCs/>
                 <w:color w:val="1F4E79"/>
                 <w:sz w:val="17"/>
                 <w:szCs w:val="17"/>
               </w:rPr>
-              <w:t xml:space="preserve">Manual &amp; Functional Testing</w:t>
+              <w:t>Manual &amp; Functional Testing</w:t>
             </w:r>
           </w:p>
         </w:tc>
         <w:tc>
           <w:tcPr>
-            <w:tcW w:type="dxa" w:w="3120"/>
+            <w:tcW w:w="3120" w:type="dxa"/>
             <w:tcBorders>
-              <w:top w:val="single" w:color="CCDDEE" w:sz="1"/>
-              <w:left w:val="single" w:color="CCDDEE" w:sz="1"/>
-              <w:bottom w:val="single" w:color="CCDDEE" w:sz="1"/>
-              <w:right w:val="single" w:color="CCDDEE" w:sz="1"/>
+              <w:top w:val="single" w:sz="1" w:space="0" w:color="CCDDEE"/>
+              <w:left w:val="single" w:sz="1" w:space="0" w:color="CCDDEE"/>
+              <w:bottom w:val="single" w:sz="1" w:space="0" w:color="CCDDEE"/>
+              <w:right w:val="single" w:sz="1" w:space="0" w:color="CCDDEE"/>
             </w:tcBorders>
-            <w:shd w:fill="EBF3FB" w:val="clear"/>
+            <w:shd w:val="clear" w:color="auto" w:fill="EBF3FB"/>
             <w:tcMar>
-              <w:top w:type="dxa" w:w="55"/>
-              <w:left w:type="dxa" w:w="100"/>
-              <w:bottom w:type="dxa" w:w="55"/>
-              <w:right w:type="dxa" w:w="100"/>
+              <w:top w:w="55" w:type="dxa"/>
+              <w:left w:w="100" w:type="dxa"/>
+              <w:bottom w:w="55" w:type="dxa"/>
+              <w:right w:w="100" w:type="dxa"/>
             </w:tcMar>
             <w:vAlign w:val="center"/>
           </w:tcPr>
@@ -241,34 +217,39 @@
             </w:pPr>
             <w:r>
               <w:rPr>
-                <w:rFonts w:ascii="Arial" w:cs="Arial" w:eastAsia="Arial" w:hAnsi="Arial"/>
                 <w:b/>
                 <w:bCs/>
                 <w:color w:val="1F4E79"/>
                 <w:sz w:val="17"/>
                 <w:szCs w:val="17"/>
               </w:rPr>
-              <w:t xml:space="preserve">API Testing – Postman / REST</w:t>
+              <w:t>API Testing – Postman / REST</w:t>
             </w:r>
           </w:p>
         </w:tc>
       </w:tr>
       <w:tr>
+        <w:tblPrEx>
+          <w:tblCellMar>
+            <w:top w:w="0" w:type="dxa"/>
+            <w:bottom w:w="0" w:type="dxa"/>
+          </w:tblCellMar>
+        </w:tblPrEx>
         <w:tc>
           <w:tcPr>
-            <w:tcW w:type="dxa" w:w="3120"/>
+            <w:tcW w:w="3120" w:type="dxa"/>
             <w:tcBorders>
-              <w:top w:val="single" w:color="CCDDEE" w:sz="1"/>
-              <w:left w:val="single" w:color="CCDDEE" w:sz="1"/>
-              <w:bottom w:val="single" w:color="CCDDEE" w:sz="1"/>
-              <w:right w:val="single" w:color="CCDDEE" w:sz="1"/>
+              <w:top w:val="single" w:sz="1" w:space="0" w:color="CCDDEE"/>
+              <w:left w:val="single" w:sz="1" w:space="0" w:color="CCDDEE"/>
+              <w:bottom w:val="single" w:sz="1" w:space="0" w:color="CCDDEE"/>
+              <w:right w:val="single" w:sz="1" w:space="0" w:color="CCDDEE"/>
             </w:tcBorders>
-            <w:shd w:fill="EBF3FB" w:val="clear"/>
+            <w:shd w:val="clear" w:color="auto" w:fill="EBF3FB"/>
             <w:tcMar>
-              <w:top w:type="dxa" w:w="55"/>
-              <w:left w:type="dxa" w:w="100"/>
-              <w:bottom w:type="dxa" w:w="55"/>
-              <w:right w:type="dxa" w:w="100"/>
+              <w:top w:w="55" w:type="dxa"/>
+              <w:left w:w="100" w:type="dxa"/>
+              <w:bottom w:w="55" w:type="dxa"/>
+              <w:right w:w="100" w:type="dxa"/>
             </w:tcMar>
             <w:vAlign w:val="center"/>
           </w:tcPr>
@@ -278,32 +259,31 @@
             </w:pPr>
             <w:r>
               <w:rPr>
-                <w:rFonts w:ascii="Arial" w:cs="Arial" w:eastAsia="Arial" w:hAnsi="Arial"/>
                 <w:b/>
                 <w:bCs/>
                 <w:color w:val="1F4E79"/>
                 <w:sz w:val="17"/>
                 <w:szCs w:val="17"/>
               </w:rPr>
-              <w:t xml:space="preserve">FireFlink Automation Platform</w:t>
+              <w:t>FireFlink Automation Platform</w:t>
             </w:r>
           </w:p>
         </w:tc>
         <w:tc>
           <w:tcPr>
-            <w:tcW w:type="dxa" w:w="3120"/>
+            <w:tcW w:w="3120" w:type="dxa"/>
             <w:tcBorders>
-              <w:top w:val="single" w:color="CCDDEE" w:sz="1"/>
-              <w:left w:val="single" w:color="CCDDEE" w:sz="1"/>
-              <w:bottom w:val="single" w:color="CCDDEE" w:sz="1"/>
-              <w:right w:val="single" w:color="CCDDEE" w:sz="1"/>
+              <w:top w:val="single" w:sz="1" w:space="0" w:color="CCDDEE"/>
+              <w:left w:val="single" w:sz="1" w:space="0" w:color="CCDDEE"/>
+              <w:bottom w:val="single" w:sz="1" w:space="0" w:color="CCDDEE"/>
+              <w:right w:val="single" w:sz="1" w:space="0" w:color="CCDDEE"/>
             </w:tcBorders>
-            <w:shd w:fill="EBF3FB" w:val="clear"/>
+            <w:shd w:val="clear" w:color="auto" w:fill="EBF3FB"/>
             <w:tcMar>
-              <w:top w:type="dxa" w:w="55"/>
-              <w:left w:type="dxa" w:w="100"/>
-              <w:bottom w:type="dxa" w:w="55"/>
-              <w:right w:type="dxa" w:w="100"/>
+              <w:top w:w="55" w:type="dxa"/>
+              <w:left w:w="100" w:type="dxa"/>
+              <w:bottom w:w="55" w:type="dxa"/>
+              <w:right w:w="100" w:type="dxa"/>
             </w:tcMar>
             <w:vAlign w:val="center"/>
           </w:tcPr>
@@ -313,32 +293,31 @@
             </w:pPr>
             <w:r>
               <w:rPr>
-                <w:rFonts w:ascii="Arial" w:cs="Arial" w:eastAsia="Arial" w:hAnsi="Arial"/>
                 <w:b/>
                 <w:bCs/>
                 <w:color w:val="1F4E79"/>
                 <w:sz w:val="17"/>
                 <w:szCs w:val="17"/>
               </w:rPr>
-              <w:t xml:space="preserve">CI/CD – Jenkins</w:t>
+              <w:t>CI/CD – Jenkins</w:t>
             </w:r>
           </w:p>
         </w:tc>
         <w:tc>
           <w:tcPr>
-            <w:tcW w:type="dxa" w:w="3120"/>
+            <w:tcW w:w="3120" w:type="dxa"/>
             <w:tcBorders>
-              <w:top w:val="single" w:color="CCDDEE" w:sz="1"/>
-              <w:left w:val="single" w:color="CCDDEE" w:sz="1"/>
-              <w:bottom w:val="single" w:color="CCDDEE" w:sz="1"/>
-              <w:right w:val="single" w:color="CCDDEE" w:sz="1"/>
+              <w:top w:val="single" w:sz="1" w:space="0" w:color="CCDDEE"/>
+              <w:left w:val="single" w:sz="1" w:space="0" w:color="CCDDEE"/>
+              <w:bottom w:val="single" w:sz="1" w:space="0" w:color="CCDDEE"/>
+              <w:right w:val="single" w:sz="1" w:space="0" w:color="CCDDEE"/>
             </w:tcBorders>
-            <w:shd w:fill="EBF3FB" w:val="clear"/>
+            <w:shd w:val="clear" w:color="auto" w:fill="EBF3FB"/>
             <w:tcMar>
-              <w:top w:type="dxa" w:w="55"/>
-              <w:left w:type="dxa" w:w="100"/>
-              <w:bottom w:type="dxa" w:w="55"/>
-              <w:right w:type="dxa" w:w="100"/>
+              <w:top w:w="55" w:type="dxa"/>
+              <w:left w:w="100" w:type="dxa"/>
+              <w:bottom w:w="55" w:type="dxa"/>
+              <w:right w:w="100" w:type="dxa"/>
             </w:tcMar>
             <w:vAlign w:val="center"/>
           </w:tcPr>
@@ -348,34 +327,39 @@
             </w:pPr>
             <w:r>
               <w:rPr>
-                <w:rFonts w:ascii="Arial" w:cs="Arial" w:eastAsia="Arial" w:hAnsi="Arial"/>
                 <w:b/>
                 <w:bCs/>
                 <w:color w:val="1F4E79"/>
                 <w:sz w:val="17"/>
                 <w:szCs w:val="17"/>
               </w:rPr>
-              <w:t xml:space="preserve">Cross-Browser – LambdaTest</w:t>
+              <w:t>Cross-Browser – LambdaTest</w:t>
             </w:r>
           </w:p>
         </w:tc>
       </w:tr>
       <w:tr>
+        <w:tblPrEx>
+          <w:tblCellMar>
+            <w:top w:w="0" w:type="dxa"/>
+            <w:bottom w:w="0" w:type="dxa"/>
+          </w:tblCellMar>
+        </w:tblPrEx>
         <w:tc>
           <w:tcPr>
-            <w:tcW w:type="dxa" w:w="3120"/>
+            <w:tcW w:w="3120" w:type="dxa"/>
             <w:tcBorders>
-              <w:top w:val="single" w:color="CCDDEE" w:sz="1"/>
-              <w:left w:val="single" w:color="CCDDEE" w:sz="1"/>
-              <w:bottom w:val="single" w:color="CCDDEE" w:sz="1"/>
-              <w:right w:val="single" w:color="CCDDEE" w:sz="1"/>
+              <w:top w:val="single" w:sz="1" w:space="0" w:color="CCDDEE"/>
+              <w:left w:val="single" w:sz="1" w:space="0" w:color="CCDDEE"/>
+              <w:bottom w:val="single" w:sz="1" w:space="0" w:color="CCDDEE"/>
+              <w:right w:val="single" w:sz="1" w:space="0" w:color="CCDDEE"/>
             </w:tcBorders>
-            <w:shd w:fill="EBF3FB" w:val="clear"/>
+            <w:shd w:val="clear" w:color="auto" w:fill="EBF3FB"/>
             <w:tcMar>
-              <w:top w:type="dxa" w:w="55"/>
-              <w:left w:type="dxa" w:w="100"/>
-              <w:bottom w:type="dxa" w:w="55"/>
-              <w:right w:type="dxa" w:w="100"/>
+              <w:top w:w="55" w:type="dxa"/>
+              <w:left w:w="100" w:type="dxa"/>
+              <w:bottom w:w="55" w:type="dxa"/>
+              <w:right w:w="100" w:type="dxa"/>
             </w:tcMar>
             <w:vAlign w:val="center"/>
           </w:tcPr>
@@ -385,32 +369,31 @@
             </w:pPr>
             <w:r>
               <w:rPr>
-                <w:rFonts w:ascii="Arial" w:cs="Arial" w:eastAsia="Arial" w:hAnsi="Arial"/>
                 <w:b/>
                 <w:bCs/>
                 <w:color w:val="1F4E79"/>
                 <w:sz w:val="17"/>
                 <w:szCs w:val="17"/>
               </w:rPr>
-              <w:t xml:space="preserve">TestNG / Page Object Model</w:t>
+              <w:t>TestNG / Page Object Model</w:t>
             </w:r>
           </w:p>
         </w:tc>
         <w:tc>
           <w:tcPr>
-            <w:tcW w:type="dxa" w:w="3120"/>
+            <w:tcW w:w="3120" w:type="dxa"/>
             <w:tcBorders>
-              <w:top w:val="single" w:color="CCDDEE" w:sz="1"/>
-              <w:left w:val="single" w:color="CCDDEE" w:sz="1"/>
-              <w:bottom w:val="single" w:color="CCDDEE" w:sz="1"/>
-              <w:right w:val="single" w:color="CCDDEE" w:sz="1"/>
+              <w:top w:val="single" w:sz="1" w:space="0" w:color="CCDDEE"/>
+              <w:left w:val="single" w:sz="1" w:space="0" w:color="CCDDEE"/>
+              <w:bottom w:val="single" w:sz="1" w:space="0" w:color="CCDDEE"/>
+              <w:right w:val="single" w:sz="1" w:space="0" w:color="CCDDEE"/>
             </w:tcBorders>
-            <w:shd w:fill="EBF3FB" w:val="clear"/>
+            <w:shd w:val="clear" w:color="auto" w:fill="EBF3FB"/>
             <w:tcMar>
-              <w:top w:type="dxa" w:w="55"/>
-              <w:left w:type="dxa" w:w="100"/>
-              <w:bottom w:type="dxa" w:w="55"/>
-              <w:right w:type="dxa" w:w="100"/>
+              <w:top w:w="55" w:type="dxa"/>
+              <w:left w:w="100" w:type="dxa"/>
+              <w:bottom w:w="55" w:type="dxa"/>
+              <w:right w:w="100" w:type="dxa"/>
             </w:tcMar>
             <w:vAlign w:val="center"/>
           </w:tcPr>
@@ -420,32 +403,31 @@
             </w:pPr>
             <w:r>
               <w:rPr>
-                <w:rFonts w:ascii="Arial" w:cs="Arial" w:eastAsia="Arial" w:hAnsi="Arial"/>
                 <w:b/>
                 <w:bCs/>
                 <w:color w:val="1F4E79"/>
                 <w:sz w:val="17"/>
                 <w:szCs w:val="17"/>
               </w:rPr>
-              <w:t xml:space="preserve">SQL &amp; Backend Validation</w:t>
+              <w:t>SQL &amp; Backend Validation</w:t>
             </w:r>
           </w:p>
         </w:tc>
         <w:tc>
           <w:tcPr>
-            <w:tcW w:type="dxa" w:w="3120"/>
+            <w:tcW w:w="3120" w:type="dxa"/>
             <w:tcBorders>
-              <w:top w:val="single" w:color="CCDDEE" w:sz="1"/>
-              <w:left w:val="single" w:color="CCDDEE" w:sz="1"/>
-              <w:bottom w:val="single" w:color="CCDDEE" w:sz="1"/>
-              <w:right w:val="single" w:color="CCDDEE" w:sz="1"/>
+              <w:top w:val="single" w:sz="1" w:space="0" w:color="CCDDEE"/>
+              <w:left w:val="single" w:sz="1" w:space="0" w:color="CCDDEE"/>
+              <w:bottom w:val="single" w:sz="1" w:space="0" w:color="CCDDEE"/>
+              <w:right w:val="single" w:sz="1" w:space="0" w:color="CCDDEE"/>
             </w:tcBorders>
-            <w:shd w:fill="EBF3FB" w:val="clear"/>
+            <w:shd w:val="clear" w:color="auto" w:fill="EBF3FB"/>
             <w:tcMar>
-              <w:top w:type="dxa" w:w="55"/>
-              <w:left w:type="dxa" w:w="100"/>
-              <w:bottom w:type="dxa" w:w="55"/>
-              <w:right w:type="dxa" w:w="100"/>
+              <w:top w:w="55" w:type="dxa"/>
+              <w:left w:w="100" w:type="dxa"/>
+              <w:bottom w:w="55" w:type="dxa"/>
+              <w:right w:w="100" w:type="dxa"/>
             </w:tcMar>
             <w:vAlign w:val="center"/>
           </w:tcPr>
@@ -455,34 +437,39 @@
             </w:pPr>
             <w:r>
               <w:rPr>
-                <w:rFonts w:ascii="Arial" w:cs="Arial" w:eastAsia="Arial" w:hAnsi="Arial"/>
                 <w:b/>
                 <w:bCs/>
                 <w:color w:val="1F4E79"/>
                 <w:sz w:val="17"/>
                 <w:szCs w:val="17"/>
               </w:rPr>
-              <w:t xml:space="preserve">Defect Management – Jira</w:t>
+              <w:t>Defect Management – Jira</w:t>
             </w:r>
           </w:p>
         </w:tc>
       </w:tr>
       <w:tr>
+        <w:tblPrEx>
+          <w:tblCellMar>
+            <w:top w:w="0" w:type="dxa"/>
+            <w:bottom w:w="0" w:type="dxa"/>
+          </w:tblCellMar>
+        </w:tblPrEx>
         <w:tc>
           <w:tcPr>
-            <w:tcW w:type="dxa" w:w="3120"/>
+            <w:tcW w:w="3120" w:type="dxa"/>
             <w:tcBorders>
-              <w:top w:val="single" w:color="CCDDEE" w:sz="1"/>
-              <w:left w:val="single" w:color="CCDDEE" w:sz="1"/>
-              <w:bottom w:val="single" w:color="CCDDEE" w:sz="1"/>
-              <w:right w:val="single" w:color="CCDDEE" w:sz="1"/>
+              <w:top w:val="single" w:sz="1" w:space="0" w:color="CCDDEE"/>
+              <w:left w:val="single" w:sz="1" w:space="0" w:color="CCDDEE"/>
+              <w:bottom w:val="single" w:sz="1" w:space="0" w:color="CCDDEE"/>
+              <w:right w:val="single" w:sz="1" w:space="0" w:color="CCDDEE"/>
             </w:tcBorders>
-            <w:shd w:fill="EBF3FB" w:val="clear"/>
+            <w:shd w:val="clear" w:color="auto" w:fill="EBF3FB"/>
             <w:tcMar>
-              <w:top w:type="dxa" w:w="55"/>
-              <w:left w:type="dxa" w:w="100"/>
-              <w:bottom w:type="dxa" w:w="55"/>
-              <w:right w:type="dxa" w:w="100"/>
+              <w:top w:w="55" w:type="dxa"/>
+              <w:left w:w="100" w:type="dxa"/>
+              <w:bottom w:w="55" w:type="dxa"/>
+              <w:right w:w="100" w:type="dxa"/>
             </w:tcMar>
             <w:vAlign w:val="center"/>
           </w:tcPr>
@@ -492,32 +479,31 @@
             </w:pPr>
             <w:r>
               <w:rPr>
-                <w:rFonts w:ascii="Arial" w:cs="Arial" w:eastAsia="Arial" w:hAnsi="Arial"/>
                 <w:b/>
                 <w:bCs/>
                 <w:color w:val="1F4E79"/>
                 <w:sz w:val="17"/>
                 <w:szCs w:val="17"/>
               </w:rPr>
-              <w:t xml:space="preserve">STLC / SDLC / Agile / Scrum</w:t>
+              <w:t>STLC / SDLC / Agile / Scrum</w:t>
             </w:r>
           </w:p>
         </w:tc>
         <w:tc>
           <w:tcPr>
-            <w:tcW w:type="dxa" w:w="3120"/>
+            <w:tcW w:w="3120" w:type="dxa"/>
             <w:tcBorders>
-              <w:top w:val="single" w:color="CCDDEE" w:sz="1"/>
-              <w:left w:val="single" w:color="CCDDEE" w:sz="1"/>
-              <w:bottom w:val="single" w:color="CCDDEE" w:sz="1"/>
-              <w:right w:val="single" w:color="CCDDEE" w:sz="1"/>
+              <w:top w:val="single" w:sz="1" w:space="0" w:color="CCDDEE"/>
+              <w:left w:val="single" w:sz="1" w:space="0" w:color="CCDDEE"/>
+              <w:bottom w:val="single" w:sz="1" w:space="0" w:color="CCDDEE"/>
+              <w:right w:val="single" w:sz="1" w:space="0" w:color="CCDDEE"/>
             </w:tcBorders>
-            <w:shd w:fill="EBF3FB" w:val="clear"/>
+            <w:shd w:val="clear" w:color="auto" w:fill="EBF3FB"/>
             <w:tcMar>
-              <w:top w:type="dxa" w:w="55"/>
-              <w:left w:type="dxa" w:w="100"/>
-              <w:bottom w:type="dxa" w:w="55"/>
-              <w:right w:type="dxa" w:w="100"/>
+              <w:top w:w="55" w:type="dxa"/>
+              <w:left w:w="100" w:type="dxa"/>
+              <w:bottom w:w="55" w:type="dxa"/>
+              <w:right w:w="100" w:type="dxa"/>
             </w:tcMar>
             <w:vAlign w:val="center"/>
           </w:tcPr>
@@ -527,32 +513,31 @@
             </w:pPr>
             <w:r>
               <w:rPr>
-                <w:rFonts w:ascii="Arial" w:cs="Arial" w:eastAsia="Arial" w:hAnsi="Arial"/>
                 <w:b/>
                 <w:bCs/>
                 <w:color w:val="1F4E79"/>
                 <w:sz w:val="17"/>
                 <w:szCs w:val="17"/>
               </w:rPr>
-              <w:t xml:space="preserve">Regression &amp; Smoke Testing</w:t>
+              <w:t>Regression &amp; Smoke Testing</w:t>
             </w:r>
           </w:p>
         </w:tc>
         <w:tc>
           <w:tcPr>
-            <w:tcW w:type="dxa" w:w="3120"/>
+            <w:tcW w:w="3120" w:type="dxa"/>
             <w:tcBorders>
-              <w:top w:val="single" w:color="CCDDEE" w:sz="1"/>
-              <w:left w:val="single" w:color="CCDDEE" w:sz="1"/>
-              <w:bottom w:val="single" w:color="CCDDEE" w:sz="1"/>
-              <w:right w:val="single" w:color="CCDDEE" w:sz="1"/>
+              <w:top w:val="single" w:sz="1" w:space="0" w:color="CCDDEE"/>
+              <w:left w:val="single" w:sz="1" w:space="0" w:color="CCDDEE"/>
+              <w:bottom w:val="single" w:sz="1" w:space="0" w:color="CCDDEE"/>
+              <w:right w:val="single" w:sz="1" w:space="0" w:color="CCDDEE"/>
             </w:tcBorders>
-            <w:shd w:fill="EBF3FB" w:val="clear"/>
+            <w:shd w:val="clear" w:color="auto" w:fill="EBF3FB"/>
             <w:tcMar>
-              <w:top w:type="dxa" w:w="55"/>
-              <w:left w:type="dxa" w:w="100"/>
-              <w:bottom w:type="dxa" w:w="55"/>
-              <w:right w:type="dxa" w:w="100"/>
+              <w:top w:w="55" w:type="dxa"/>
+              <w:left w:w="100" w:type="dxa"/>
+              <w:bottom w:w="55" w:type="dxa"/>
+              <w:right w:w="100" w:type="dxa"/>
             </w:tcMar>
             <w:vAlign w:val="center"/>
           </w:tcPr>
@@ -562,14 +547,13 @@
             </w:pPr>
             <w:r>
               <w:rPr>
-                <w:rFonts w:ascii="Arial" w:cs="Arial" w:eastAsia="Arial" w:hAnsi="Arial"/>
                 <w:b/>
                 <w:bCs/>
                 <w:color w:val="1F4E79"/>
                 <w:sz w:val="17"/>
                 <w:szCs w:val="17"/>
               </w:rPr>
-              <w:t xml:space="preserve">Test Planning &amp; Reporting</w:t>
+              <w:t>Test Planning &amp; Reporting</w:t>
             </w:r>
           </w:p>
         </w:tc>
@@ -578,20 +562,19 @@
     <w:p>
       <w:pPr>
         <w:pBdr>
-          <w:bottom w:val="single" w:color="2E75B6" w:sz="8" w:space="3"/>
+          <w:bottom w:val="single" w:sz="8" w:space="3" w:color="2E75B6"/>
         </w:pBdr>
-        <w:spacing w:after="50" w:before="160"/>
-      </w:pPr>
-      <w:r>
-        <w:rPr>
-          <w:rFonts w:ascii="Arial" w:cs="Arial" w:eastAsia="Arial" w:hAnsi="Arial"/>
+        <w:spacing w:before="160" w:after="50"/>
+      </w:pPr>
+      <w:r>
+        <w:rPr>
           <w:b/>
           <w:bCs/>
           <w:color w:val="1F4E79"/>
           <w:sz w:val="20"/>
           <w:szCs w:val="20"/>
         </w:rPr>
-        <w:t xml:space="preserve">PROFESSIONAL EXPERIENCE</w:t>
+        <w:t>PROFESSIONAL EXPERIENCE</w:t>
       </w:r>
     </w:p>
     <w:p>
@@ -599,48 +582,49 @@
         <w:tabs>
           <w:tab w:val="right" w:pos="9360"/>
         </w:tabs>
-        <w:spacing w:after="18" w:before="110"/>
-      </w:pPr>
-      <w:r>
-        <w:rPr>
-          <w:rFonts w:ascii="Arial" w:cs="Arial" w:eastAsia="Arial" w:hAnsi="Arial"/>
+        <w:spacing w:before="110" w:after="18"/>
+      </w:pPr>
+      <w:r>
+        <w:rPr>
           <w:b/>
           <w:bCs/>
           <w:sz w:val="20"/>
           <w:szCs w:val="20"/>
         </w:rPr>
-        <w:t xml:space="preserve">QA Automation Engineer</w:t>
-      </w:r>
-      <w:r>
-        <w:rPr>
-          <w:rFonts w:ascii="Arial" w:cs="Arial" w:eastAsia="Arial" w:hAnsi="Arial"/>
+        <w:t>QA Automation Engineer</w:t>
+      </w:r>
+      <w:r>
+        <w:rPr>
           <w:color w:val="888888"/>
-          <w:sz w:val="18"/>
-          <w:szCs w:val="18"/>
         </w:rPr>
         <w:t xml:space="preserve">  |  </w:t>
       </w:r>
       <w:r>
         <w:rPr>
-          <w:rFonts w:ascii="Arial" w:cs="Arial" w:eastAsia="Arial" w:hAnsi="Arial"/>
           <w:b/>
           <w:bCs/>
           <w:color w:val="2E75B6"/>
           <w:sz w:val="19"/>
           <w:szCs w:val="19"/>
         </w:rPr>
-        <w:t xml:space="preserve">FireFlink Extreme Automation</w:t>
-      </w:r>
-      <w:r>
-        <w:rPr>
-          <w:rFonts w:ascii="Arial" w:cs="Arial" w:eastAsia="Arial" w:hAnsi="Arial"/>
+        <w:t>FireFlink Extreme Automation</w:t>
+      </w:r>
+      <w:r>
+        <w:rPr>
           <w:i/>
           <w:iCs/>
           <w:color w:val="666666"/>
-          <w:sz w:val="18"/>
-          <w:szCs w:val="18"/>
-        </w:rPr>
-        <w:t xml:space="preserve">	Jan 2025 – Present</w:t>
+        </w:rPr>
+        <w:tab/>
+        <w:t xml:space="preserve">Jan 2025 – </w:t>
+      </w:r>
+      <w:r>
+        <w:rPr>
+          <w:i/>
+          <w:iCs/>
+          <w:color w:val="666666"/>
+        </w:rPr>
+        <w:t>May 2026</w:t>
       </w:r>
     </w:p>
     <w:p>
@@ -650,15 +634,10 @@
           <w:ilvl w:val="0"/>
           <w:numId w:val="2"/>
         </w:numPr>
-        <w:spacing w:after="28" w:before="28"/>
-      </w:pPr>
-      <w:r>
-        <w:rPr>
-          <w:rFonts w:ascii="Arial" w:cs="Arial" w:eastAsia="Arial" w:hAnsi="Arial"/>
-          <w:sz w:val="18"/>
-          <w:szCs w:val="18"/>
-        </w:rPr>
-        <w:t xml:space="preserve">Designed and implemented end-to-end test automation frameworks using Selenium WebDriver and Core Java following the Page Object Model (POM) design pattern for maintainability and scalability.</w:t>
+        <w:spacing w:before="28" w:after="28"/>
+      </w:pPr>
+      <w:r>
+        <w:t>Designed and implemented end-to-end test automation frameworks using Selenium WebDriver and Core Java following the Page Object Model (POM) design pattern for maintainability and scalability.</w:t>
       </w:r>
     </w:p>
     <w:p>
@@ -668,15 +647,10 @@
           <w:ilvl w:val="0"/>
           <w:numId w:val="2"/>
         </w:numPr>
-        <w:spacing w:after="28" w:before="28"/>
-      </w:pPr>
-      <w:r>
-        <w:rPr>
-          <w:rFonts w:ascii="Arial" w:cs="Arial" w:eastAsia="Arial" w:hAnsi="Arial"/>
-          <w:sz w:val="18"/>
-          <w:szCs w:val="18"/>
-        </w:rPr>
-        <w:t xml:space="preserve">Executed automation scripts on the FireFlink low-code automation platform, reducing manual regression effort and accelerating release cycles.</w:t>
+        <w:spacing w:before="28" w:after="28"/>
+      </w:pPr>
+      <w:r>
+        <w:t>Executed automation scripts on the FireFlink low-code automation platform, reducing manual regression effort and accelerating release cycles.</w:t>
       </w:r>
     </w:p>
     <w:p>
@@ -686,15 +660,10 @@
           <w:ilvl w:val="0"/>
           <w:numId w:val="2"/>
         </w:numPr>
-        <w:spacing w:after="28" w:before="28"/>
-      </w:pPr>
-      <w:r>
-        <w:rPr>
-          <w:rFonts w:ascii="Arial" w:cs="Arial" w:eastAsia="Arial" w:hAnsi="Arial"/>
-          <w:sz w:val="18"/>
-          <w:szCs w:val="18"/>
-        </w:rPr>
-        <w:t xml:space="preserve">Developed and maintained TestNG-based test suites for functional, regression, smoke, and sanity testing of web applications.</w:t>
+        <w:spacing w:before="28" w:after="28"/>
+      </w:pPr>
+      <w:r>
+        <w:t>Developed and maintained TestNG-based test suites for functional, regression, smoke, and sanity testing of web applications.</w:t>
       </w:r>
     </w:p>
     <w:p>
@@ -704,15 +673,10 @@
           <w:ilvl w:val="0"/>
           <w:numId w:val="2"/>
         </w:numPr>
-        <w:spacing w:after="28" w:before="28"/>
-      </w:pPr>
-      <w:r>
-        <w:rPr>
-          <w:rFonts w:ascii="Arial" w:cs="Arial" w:eastAsia="Arial" w:hAnsi="Arial"/>
-          <w:sz w:val="18"/>
-          <w:szCs w:val="18"/>
-        </w:rPr>
-        <w:t xml:space="preserve">Integrated automated test suites into Jenkins CI/CD pipelines, enabling continuous testing with scheduled builds and trigger-based test execution on every code commit.</w:t>
+        <w:spacing w:before="28" w:after="28"/>
+      </w:pPr>
+      <w:r>
+        <w:t>Integrated automated test suites into Jenkins CI/CD pipelines, enabling continuous testing with scheduled builds and trigger-based test execution on every code commit.</w:t>
       </w:r>
     </w:p>
     <w:p>
@@ -722,15 +686,10 @@
           <w:ilvl w:val="0"/>
           <w:numId w:val="2"/>
         </w:numPr>
-        <w:spacing w:after="28" w:before="28"/>
-      </w:pPr>
-      <w:r>
-        <w:rPr>
-          <w:rFonts w:ascii="Arial" w:cs="Arial" w:eastAsia="Arial" w:hAnsi="Arial"/>
-          <w:sz w:val="18"/>
-          <w:szCs w:val="18"/>
-        </w:rPr>
-        <w:t xml:space="preserve">Performed cross-browser and cross-device testing using LambdaTest across Chrome, Firefox, Safari, and Edge on multiple OS and device combinations.</w:t>
+        <w:spacing w:before="28" w:after="28"/>
+      </w:pPr>
+      <w:r>
+        <w:t>Performed cross-browser and cross-device testing using LambdaTest across Chrome, Firefox, Safari, and Edge on multiple OS and device combinations.</w:t>
       </w:r>
     </w:p>
     <w:p>
@@ -740,15 +699,10 @@
           <w:ilvl w:val="0"/>
           <w:numId w:val="2"/>
         </w:numPr>
-        <w:spacing w:after="28" w:before="28"/>
-      </w:pPr>
-      <w:r>
-        <w:rPr>
-          <w:rFonts w:ascii="Arial" w:cs="Arial" w:eastAsia="Arial" w:hAnsi="Arial"/>
-          <w:sz w:val="18"/>
-          <w:szCs w:val="18"/>
-        </w:rPr>
-        <w:t xml:space="preserve">Conducted REST API testing using Postman, validating endpoints, request/response payloads, HTTP status codes, authentication tokens, and error-handling scenarios.</w:t>
+        <w:spacing w:before="28" w:after="28"/>
+      </w:pPr>
+      <w:r>
+        <w:t>Conducted REST API testing using Postman, validating endpoints, request/response payloads, HTTP status codes, authentication tokens, and error-handling scenarios.</w:t>
       </w:r>
     </w:p>
     <w:p>
@@ -758,15 +712,10 @@
           <w:ilvl w:val="0"/>
           <w:numId w:val="2"/>
         </w:numPr>
-        <w:spacing w:after="28" w:before="28"/>
-      </w:pPr>
-      <w:r>
-        <w:rPr>
-          <w:rFonts w:ascii="Arial" w:cs="Arial" w:eastAsia="Arial" w:hAnsi="Arial"/>
-          <w:sz w:val="18"/>
-          <w:szCs w:val="18"/>
-        </w:rPr>
-        <w:t xml:space="preserve">Validated data integrity and business logic through SQL query execution for backend and database testing, ensuring consistency between UI and data layer.</w:t>
+        <w:spacing w:before="28" w:after="28"/>
+      </w:pPr>
+      <w:r>
+        <w:t>Validated data integrity and business logic through SQL query execution for backend and database testing, ensuring consistency between UI and data layer.</w:t>
       </w:r>
     </w:p>
     <w:p>
@@ -776,15 +725,10 @@
           <w:ilvl w:val="0"/>
           <w:numId w:val="2"/>
         </w:numPr>
-        <w:spacing w:after="28" w:before="28"/>
-      </w:pPr>
-      <w:r>
-        <w:rPr>
-          <w:rFonts w:ascii="Arial" w:cs="Arial" w:eastAsia="Arial" w:hAnsi="Arial"/>
-          <w:sz w:val="18"/>
-          <w:szCs w:val="18"/>
-        </w:rPr>
-        <w:t xml:space="preserve">Analyzed functional and non-functional requirements to prepare test plans, test strategies, test scenarios, test cases, and traceability matrices (RTM).</w:t>
+        <w:spacing w:before="28" w:after="28"/>
+      </w:pPr>
+      <w:r>
+        <w:t>Analyzed functional and non-functional requirements to prepare test plans, test strategies, test scenarios, test cases, and traceability matrices (RTM).</w:t>
       </w:r>
     </w:p>
     <w:p>
@@ -794,15 +738,10 @@
           <w:ilvl w:val="0"/>
           <w:numId w:val="2"/>
         </w:numPr>
-        <w:spacing w:after="28" w:before="28"/>
-      </w:pPr>
-      <w:r>
-        <w:rPr>
-          <w:rFonts w:ascii="Arial" w:cs="Arial" w:eastAsia="Arial" w:hAnsi="Arial"/>
-          <w:sz w:val="18"/>
-          <w:szCs w:val="18"/>
-        </w:rPr>
-        <w:t xml:space="preserve">Identified, reported, and tracked defects through complete defect lifecycle management in Jira, including root cause analysis and regression retesting.</w:t>
+        <w:spacing w:before="28" w:after="28"/>
+      </w:pPr>
+      <w:r>
+        <w:t>Identified, reported, and tracked defects through complete defect lifecycle management in Jira, including root cause analysis and regression retesting.</w:t>
       </w:r>
     </w:p>
     <w:p>
@@ -812,15 +751,10 @@
           <w:ilvl w:val="0"/>
           <w:numId w:val="2"/>
         </w:numPr>
-        <w:spacing w:after="28" w:before="28"/>
-      </w:pPr>
-      <w:r>
-        <w:rPr>
-          <w:rFonts w:ascii="Arial" w:cs="Arial" w:eastAsia="Arial" w:hAnsi="Arial"/>
-          <w:sz w:val="18"/>
-          <w:szCs w:val="18"/>
-        </w:rPr>
-        <w:t xml:space="preserve">Performed exploratory testing, UAT support, and release sign-off validation, providing go/no-go recommendations to stakeholders.</w:t>
+        <w:spacing w:before="28" w:after="28"/>
+      </w:pPr>
+      <w:r>
+        <w:t>Performed exploratory testing, UAT support, and release sign-off validation, providing go/no-go recommendations to stakeholders.</w:t>
       </w:r>
     </w:p>
     <w:p>
@@ -830,15 +764,10 @@
           <w:ilvl w:val="0"/>
           <w:numId w:val="2"/>
         </w:numPr>
-        <w:spacing w:after="28" w:before="28"/>
-      </w:pPr>
-      <w:r>
-        <w:rPr>
-          <w:rFonts w:ascii="Arial" w:cs="Arial" w:eastAsia="Arial" w:hAnsi="Arial"/>
-          <w:sz w:val="18"/>
-          <w:szCs w:val="18"/>
-        </w:rPr>
-        <w:t xml:space="preserve">Executed performance and load testing manually to evaluate application responsiveness, stability, and behavior under varying user load conditions.</w:t>
+        <w:spacing w:before="28" w:after="28"/>
+      </w:pPr>
+      <w:r>
+        <w:t>Executed performance and load testing manually to evaluate application responsiveness, stability, and behavior under varying user load conditions.</w:t>
       </w:r>
     </w:p>
     <w:p>
@@ -848,15 +777,10 @@
           <w:ilvl w:val="0"/>
           <w:numId w:val="2"/>
         </w:numPr>
-        <w:spacing w:after="28" w:before="28"/>
-      </w:pPr>
-      <w:r>
-        <w:rPr>
-          <w:rFonts w:ascii="Arial" w:cs="Arial" w:eastAsia="Arial" w:hAnsi="Arial"/>
-          <w:sz w:val="18"/>
-          <w:szCs w:val="18"/>
-        </w:rPr>
-        <w:t xml:space="preserve">Participated actively in Agile ceremonies — daily stand-ups, sprint planning, backlog grooming, and retrospectives — aligning QA with sprint delivery goals.</w:t>
+        <w:spacing w:before="28" w:after="28"/>
+      </w:pPr>
+      <w:r>
+        <w:t>Participated actively in Agile ceremonies — daily stand-ups, sprint planning, backlog grooming, and retrospectives — aligning QA with sprint delivery goals.</w:t>
       </w:r>
     </w:p>
     <w:p>
@@ -866,15 +790,10 @@
           <w:ilvl w:val="0"/>
           <w:numId w:val="2"/>
         </w:numPr>
-        <w:spacing w:after="28" w:before="28"/>
-      </w:pPr>
-      <w:r>
-        <w:rPr>
-          <w:rFonts w:ascii="Arial" w:cs="Arial" w:eastAsia="Arial" w:hAnsi="Arial"/>
-          <w:sz w:val="18"/>
-          <w:szCs w:val="18"/>
-        </w:rPr>
-        <w:t xml:space="preserve">Collaborated with developers, business analysts, and product owners throughout the SDLC to clarify requirements, reproduce defects, and drive resolution.</w:t>
+        <w:spacing w:before="28" w:after="28"/>
+      </w:pPr>
+      <w:r>
+        <w:t>Collaborated with developers, business analysts, and product owners throughout the SDLC to clarify requirements, reproduce defects, and drive resolution.</w:t>
       </w:r>
     </w:p>
     <w:p>
@@ -884,15 +803,10 @@
           <w:ilvl w:val="0"/>
           <w:numId w:val="2"/>
         </w:numPr>
-        <w:spacing w:after="28" w:before="28"/>
-      </w:pPr>
-      <w:r>
-        <w:rPr>
-          <w:rFonts w:ascii="Arial" w:cs="Arial" w:eastAsia="Arial" w:hAnsi="Arial"/>
-          <w:sz w:val="18"/>
-          <w:szCs w:val="18"/>
-        </w:rPr>
-        <w:t xml:space="preserve">Maintained test documentation including test execution reports, defect reports, and metrics dashboards to track quality KPIs across releases.</w:t>
+        <w:spacing w:before="28" w:after="28"/>
+      </w:pPr>
+      <w:r>
+        <w:t>Maintained test documentation including test execution reports, defect reports, and metrics dashboards to track quality KPIs across releases.</w:t>
       </w:r>
     </w:p>
     <w:p>
@@ -900,48 +814,41 @@
         <w:tabs>
           <w:tab w:val="right" w:pos="9360"/>
         </w:tabs>
-        <w:spacing w:after="18" w:before="110"/>
-      </w:pPr>
-      <w:r>
-        <w:rPr>
-          <w:rFonts w:ascii="Arial" w:cs="Arial" w:eastAsia="Arial" w:hAnsi="Arial"/>
+        <w:spacing w:before="110" w:after="18"/>
+      </w:pPr>
+      <w:r>
+        <w:rPr>
           <w:b/>
           <w:bCs/>
           <w:sz w:val="20"/>
           <w:szCs w:val="20"/>
         </w:rPr>
-        <w:t xml:space="preserve">Business Analyst Intern</w:t>
-      </w:r>
-      <w:r>
-        <w:rPr>
-          <w:rFonts w:ascii="Arial" w:cs="Arial" w:eastAsia="Arial" w:hAnsi="Arial"/>
+        <w:t>Business Analyst Intern</w:t>
+      </w:r>
+      <w:r>
+        <w:rPr>
           <w:color w:val="888888"/>
-          <w:sz w:val="18"/>
-          <w:szCs w:val="18"/>
         </w:rPr>
         <w:t xml:space="preserve">  |  </w:t>
       </w:r>
       <w:r>
         <w:rPr>
-          <w:rFonts w:ascii="Arial" w:cs="Arial" w:eastAsia="Arial" w:hAnsi="Arial"/>
           <w:b/>
           <w:bCs/>
           <w:color w:val="2E75B6"/>
           <w:sz w:val="19"/>
           <w:szCs w:val="19"/>
         </w:rPr>
-        <w:t xml:space="preserve">Town Contract Technologies Pvt Ltd</w:t>
-      </w:r>
-      <w:r>
-        <w:rPr>
-          <w:rFonts w:ascii="Arial" w:cs="Arial" w:eastAsia="Arial" w:hAnsi="Arial"/>
+        <w:t>Town Contract Technologies Pvt Ltd</w:t>
+      </w:r>
+      <w:r>
+        <w:rPr>
           <w:i/>
           <w:iCs/>
           <w:color w:val="666666"/>
-          <w:sz w:val="18"/>
-          <w:szCs w:val="18"/>
-        </w:rPr>
-        <w:t xml:space="preserve">	Aug 2023 – Dec 2023</w:t>
+        </w:rPr>
+        <w:tab/>
+        <w:t>Aug 2023 – Dec 2023</w:t>
       </w:r>
     </w:p>
     <w:p>
@@ -951,15 +858,10 @@
           <w:ilvl w:val="0"/>
           <w:numId w:val="2"/>
         </w:numPr>
-        <w:spacing w:after="28" w:before="28"/>
-      </w:pPr>
-      <w:r>
-        <w:rPr>
-          <w:rFonts w:ascii="Arial" w:cs="Arial" w:eastAsia="Arial" w:hAnsi="Arial"/>
-          <w:sz w:val="18"/>
-          <w:szCs w:val="18"/>
-        </w:rPr>
-        <w:t xml:space="preserve">Gathered, analyzed, and documented business requirements by collaborating with stakeholders and translating needs into functional specifications.</w:t>
+        <w:spacing w:before="28" w:after="28"/>
+      </w:pPr>
+      <w:r>
+        <w:t>Gathered, analyzed, and documented business requirements by collaborating with stakeholders and translating needs into functional specifications.</w:t>
       </w:r>
     </w:p>
     <w:p>
@@ -969,15 +871,10 @@
           <w:ilvl w:val="0"/>
           <w:numId w:val="2"/>
         </w:numPr>
-        <w:spacing w:after="28" w:before="28"/>
-      </w:pPr>
-      <w:r>
-        <w:rPr>
-          <w:rFonts w:ascii="Arial" w:cs="Arial" w:eastAsia="Arial" w:hAnsi="Arial"/>
-          <w:sz w:val="18"/>
-          <w:szCs w:val="18"/>
-        </w:rPr>
-        <w:t xml:space="preserve">Created data visualizations and weekly reports using Microsoft PowerPoint and Power BI, presenting actionable insights to team leads.</w:t>
+        <w:spacing w:before="28" w:after="28"/>
+      </w:pPr>
+      <w:r>
+        <w:t>Created data visualizations and weekly reports using Microsoft PowerPoint and Power BI, presenting actionable insights to team leads.</w:t>
       </w:r>
     </w:p>
     <w:p>
@@ -987,528 +884,560 @@
           <w:ilvl w:val="0"/>
           <w:numId w:val="2"/>
         </w:numPr>
-        <w:spacing w:after="28" w:before="28"/>
-      </w:pPr>
-      <w:r>
-        <w:rPr>
-          <w:rFonts w:ascii="Arial" w:cs="Arial" w:eastAsia="Arial" w:hAnsi="Arial"/>
-          <w:sz w:val="18"/>
-          <w:szCs w:val="18"/>
-        </w:rPr>
-        <w:t xml:space="preserve">Supported product adjustments based on client feedback, ensuring alignment with regulatory and business guidelines.</w:t>
+        <w:spacing w:before="28" w:after="28"/>
+      </w:pPr>
+      <w:r>
+        <w:t>Supported product adjustments based on client feedback, ensuring alignment with regulatory and business guidelines.</w:t>
       </w:r>
     </w:p>
     <w:p>
       <w:pPr>
         <w:pBdr>
-          <w:bottom w:val="single" w:color="2E75B6" w:sz="8" w:space="3"/>
+          <w:bottom w:val="single" w:sz="8" w:space="3" w:color="2E75B6"/>
         </w:pBdr>
-        <w:spacing w:after="50" w:before="160"/>
-      </w:pPr>
-      <w:r>
-        <w:rPr>
-          <w:rFonts w:ascii="Arial" w:cs="Arial" w:eastAsia="Arial" w:hAnsi="Arial"/>
+        <w:spacing w:before="160" w:after="50"/>
+      </w:pPr>
+      <w:r>
+        <w:rPr>
           <w:b/>
           <w:bCs/>
           <w:color w:val="1F4E79"/>
           <w:sz w:val="20"/>
           <w:szCs w:val="20"/>
         </w:rPr>
-        <w:t xml:space="preserve">TECHNICAL SKILLS</w:t>
+        <w:t>TECHNICAL SKILLS</w:t>
       </w:r>
     </w:p>
     <w:tbl>
       <w:tblPr>
-        <w:tblW w:type="dxa" w:w="9360"/>
+        <w:tblW w:w="9360" w:type="dxa"/>
         <w:tblBorders>
-          <w:top w:val="single" w:color="auto" w:sz="4"/>
-          <w:left w:val="single" w:color="auto" w:sz="4"/>
-          <w:bottom w:val="single" w:color="auto" w:sz="4"/>
-          <w:right w:val="single" w:color="auto" w:sz="4"/>
-          <w:insideH w:val="single" w:color="auto" w:sz="4"/>
-          <w:insideV w:val="single" w:color="auto" w:sz="4"/>
+          <w:top w:val="single" w:sz="4" w:space="0" w:color="auto"/>
+          <w:left w:val="single" w:sz="4" w:space="0" w:color="auto"/>
+          <w:bottom w:val="single" w:sz="4" w:space="0" w:color="auto"/>
+          <w:right w:val="single" w:sz="4" w:space="0" w:color="auto"/>
+          <w:insideH w:val="single" w:sz="4" w:space="0" w:color="auto"/>
+          <w:insideV w:val="single" w:sz="4" w:space="0" w:color="auto"/>
         </w:tblBorders>
+        <w:tblCellMar>
+          <w:left w:w="10" w:type="dxa"/>
+          <w:right w:w="10" w:type="dxa"/>
+        </w:tblCellMar>
+        <w:tblLook w:val="0000" w:firstRow="0" w:lastRow="0" w:firstColumn="0" w:lastColumn="0" w:noHBand="0" w:noVBand="0"/>
       </w:tblPr>
       <w:tblGrid>
         <w:gridCol w:w="2100"/>
         <w:gridCol w:w="7260"/>
       </w:tblGrid>
       <w:tr>
+        <w:tblPrEx>
+          <w:tblCellMar>
+            <w:top w:w="0" w:type="dxa"/>
+            <w:bottom w:w="0" w:type="dxa"/>
+          </w:tblCellMar>
+        </w:tblPrEx>
         <w:tc>
           <w:tcPr>
-            <w:tcW w:type="dxa" w:w="2100"/>
+            <w:tcW w:w="2100" w:type="dxa"/>
             <w:tcBorders>
-              <w:top w:val="none" w:color="FFFFFF" w:sz="0"/>
-              <w:left w:val="none" w:color="FFFFFF" w:sz="0"/>
-              <w:bottom w:val="none" w:color="FFFFFF" w:sz="0"/>
-              <w:right w:val="none" w:color="FFFFFF" w:sz="0"/>
+              <w:top w:val="none" w:sz="0" w:space="0" w:color="FFFFFF"/>
+              <w:left w:val="none" w:sz="0" w:space="0" w:color="FFFFFF"/>
+              <w:bottom w:val="none" w:sz="0" w:space="0" w:color="FFFFFF"/>
+              <w:right w:val="none" w:sz="0" w:space="0" w:color="FFFFFF"/>
             </w:tcBorders>
-            <w:shd w:fill="EBF3FB" w:val="clear"/>
+            <w:shd w:val="clear" w:color="auto" w:fill="EBF3FB"/>
             <w:tcMar>
-              <w:top w:type="dxa" w:w="55"/>
-              <w:left w:type="dxa" w:w="100"/>
-              <w:bottom w:type="dxa" w:w="55"/>
-              <w:right w:type="dxa" w:w="100"/>
+              <w:top w:w="55" w:type="dxa"/>
+              <w:left w:w="100" w:type="dxa"/>
+              <w:bottom w:w="55" w:type="dxa"/>
+              <w:right w:w="100" w:type="dxa"/>
             </w:tcMar>
           </w:tcPr>
           <w:p>
             <w:r>
               <w:rPr>
-                <w:rFonts w:ascii="Arial" w:cs="Arial" w:eastAsia="Arial" w:hAnsi="Arial"/>
                 <w:b/>
                 <w:bCs/>
                 <w:color w:val="1F4E79"/>
                 <w:sz w:val="17"/>
                 <w:szCs w:val="17"/>
               </w:rPr>
-              <w:t xml:space="preserve">Automation</w:t>
+              <w:t>Automation</w:t>
             </w:r>
           </w:p>
         </w:tc>
         <w:tc>
           <w:tcPr>
-            <w:tcW w:type="dxa" w:w="7260"/>
+            <w:tcW w:w="7260" w:type="dxa"/>
             <w:tcBorders>
-              <w:top w:val="none" w:color="FFFFFF" w:sz="0"/>
-              <w:left w:val="none" w:color="FFFFFF" w:sz="0"/>
-              <w:bottom w:val="none" w:color="FFFFFF" w:sz="0"/>
-              <w:right w:val="none" w:color="FFFFFF" w:sz="0"/>
+              <w:top w:val="none" w:sz="0" w:space="0" w:color="FFFFFF"/>
+              <w:left w:val="none" w:sz="0" w:space="0" w:color="FFFFFF"/>
+              <w:bottom w:val="none" w:sz="0" w:space="0" w:color="FFFFFF"/>
+              <w:right w:val="none" w:sz="0" w:space="0" w:color="FFFFFF"/>
             </w:tcBorders>
             <w:tcMar>
-              <w:top w:type="dxa" w:w="55"/>
-              <w:left w:type="dxa" w:w="100"/>
-              <w:bottom w:type="dxa" w:w="55"/>
-              <w:right w:type="dxa" w:w="100"/>
+              <w:top w:w="55" w:type="dxa"/>
+              <w:left w:w="100" w:type="dxa"/>
+              <w:bottom w:w="55" w:type="dxa"/>
+              <w:right w:w="100" w:type="dxa"/>
             </w:tcMar>
           </w:tcPr>
           <w:p>
             <w:r>
               <w:rPr>
-                <w:rFonts w:ascii="Arial" w:cs="Arial" w:eastAsia="Arial" w:hAnsi="Arial"/>
                 <w:sz w:val="17"/>
                 <w:szCs w:val="17"/>
               </w:rPr>
-              <w:t xml:space="preserve">Selenium WebDriver, FireFlink Platform, Page Object Model (POM), TestNG</w:t>
+              <w:t>Selenium WebDriver, FireFlink Platform, Page Object Model (POM), TestNG</w:t>
             </w:r>
           </w:p>
         </w:tc>
       </w:tr>
       <w:tr>
+        <w:tblPrEx>
+          <w:tblCellMar>
+            <w:top w:w="0" w:type="dxa"/>
+            <w:bottom w:w="0" w:type="dxa"/>
+          </w:tblCellMar>
+        </w:tblPrEx>
         <w:tc>
           <w:tcPr>
-            <w:tcW w:type="dxa" w:w="2100"/>
+            <w:tcW w:w="2100" w:type="dxa"/>
             <w:tcBorders>
-              <w:top w:val="none" w:color="FFFFFF" w:sz="0"/>
-              <w:left w:val="none" w:color="FFFFFF" w:sz="0"/>
-              <w:bottom w:val="none" w:color="FFFFFF" w:sz="0"/>
-              <w:right w:val="none" w:color="FFFFFF" w:sz="0"/>
+              <w:top w:val="none" w:sz="0" w:space="0" w:color="FFFFFF"/>
+              <w:left w:val="none" w:sz="0" w:space="0" w:color="FFFFFF"/>
+              <w:bottom w:val="none" w:sz="0" w:space="0" w:color="FFFFFF"/>
+              <w:right w:val="none" w:sz="0" w:space="0" w:color="FFFFFF"/>
             </w:tcBorders>
-            <w:shd w:fill="EBF3FB" w:val="clear"/>
+            <w:shd w:val="clear" w:color="auto" w:fill="EBF3FB"/>
             <w:tcMar>
-              <w:top w:type="dxa" w:w="55"/>
-              <w:left w:type="dxa" w:w="100"/>
-              <w:bottom w:type="dxa" w:w="55"/>
-              <w:right w:type="dxa" w:w="100"/>
+              <w:top w:w="55" w:type="dxa"/>
+              <w:left w:w="100" w:type="dxa"/>
+              <w:bottom w:w="55" w:type="dxa"/>
+              <w:right w:w="100" w:type="dxa"/>
             </w:tcMar>
           </w:tcPr>
           <w:p>
             <w:r>
               <w:rPr>
-                <w:rFonts w:ascii="Arial" w:cs="Arial" w:eastAsia="Arial" w:hAnsi="Arial"/>
                 <w:b/>
                 <w:bCs/>
                 <w:color w:val="1F4E79"/>
                 <w:sz w:val="17"/>
                 <w:szCs w:val="17"/>
               </w:rPr>
-              <w:t xml:space="preserve">Languages</w:t>
+              <w:t>Languages</w:t>
             </w:r>
           </w:p>
         </w:tc>
         <w:tc>
           <w:tcPr>
-            <w:tcW w:type="dxa" w:w="7260"/>
+            <w:tcW w:w="7260" w:type="dxa"/>
             <w:tcBorders>
-              <w:top w:val="none" w:color="FFFFFF" w:sz="0"/>
-              <w:left w:val="none" w:color="FFFFFF" w:sz="0"/>
-              <w:bottom w:val="none" w:color="FFFFFF" w:sz="0"/>
-              <w:right w:val="none" w:color="FFFFFF" w:sz="0"/>
+              <w:top w:val="none" w:sz="0" w:space="0" w:color="FFFFFF"/>
+              <w:left w:val="none" w:sz="0" w:space="0" w:color="FFFFFF"/>
+              <w:bottom w:val="none" w:sz="0" w:space="0" w:color="FFFFFF"/>
+              <w:right w:val="none" w:sz="0" w:space="0" w:color="FFFFFF"/>
             </w:tcBorders>
             <w:tcMar>
-              <w:top w:type="dxa" w:w="55"/>
-              <w:left w:type="dxa" w:w="100"/>
-              <w:bottom w:type="dxa" w:w="55"/>
-              <w:right w:type="dxa" w:w="100"/>
+              <w:top w:w="55" w:type="dxa"/>
+              <w:left w:w="100" w:type="dxa"/>
+              <w:bottom w:w="55" w:type="dxa"/>
+              <w:right w:w="100" w:type="dxa"/>
             </w:tcMar>
           </w:tcPr>
           <w:p>
             <w:r>
               <w:rPr>
-                <w:rFonts w:ascii="Arial" w:cs="Arial" w:eastAsia="Arial" w:hAnsi="Arial"/>
                 <w:sz w:val="17"/>
                 <w:szCs w:val="17"/>
               </w:rPr>
-              <w:t xml:space="preserve">Core Java, SQL, XPath, CSS Selectors</w:t>
+              <w:t>Core Java, SQL, XPath, CSS Selectors</w:t>
             </w:r>
           </w:p>
         </w:tc>
       </w:tr>
       <w:tr>
+        <w:tblPrEx>
+          <w:tblCellMar>
+            <w:top w:w="0" w:type="dxa"/>
+            <w:bottom w:w="0" w:type="dxa"/>
+          </w:tblCellMar>
+        </w:tblPrEx>
         <w:tc>
           <w:tcPr>
-            <w:tcW w:type="dxa" w:w="2100"/>
+            <w:tcW w:w="2100" w:type="dxa"/>
             <w:tcBorders>
-              <w:top w:val="none" w:color="FFFFFF" w:sz="0"/>
-              <w:left w:val="none" w:color="FFFFFF" w:sz="0"/>
-              <w:bottom w:val="none" w:color="FFFFFF" w:sz="0"/>
-              <w:right w:val="none" w:color="FFFFFF" w:sz="0"/>
+              <w:top w:val="none" w:sz="0" w:space="0" w:color="FFFFFF"/>
+              <w:left w:val="none" w:sz="0" w:space="0" w:color="FFFFFF"/>
+              <w:bottom w:val="none" w:sz="0" w:space="0" w:color="FFFFFF"/>
+              <w:right w:val="none" w:sz="0" w:space="0" w:color="FFFFFF"/>
             </w:tcBorders>
-            <w:shd w:fill="EBF3FB" w:val="clear"/>
+            <w:shd w:val="clear" w:color="auto" w:fill="EBF3FB"/>
             <w:tcMar>
-              <w:top w:type="dxa" w:w="55"/>
-              <w:left w:type="dxa" w:w="100"/>
-              <w:bottom w:type="dxa" w:w="55"/>
-              <w:right w:type="dxa" w:w="100"/>
+              <w:top w:w="55" w:type="dxa"/>
+              <w:left w:w="100" w:type="dxa"/>
+              <w:bottom w:w="55" w:type="dxa"/>
+              <w:right w:w="100" w:type="dxa"/>
             </w:tcMar>
           </w:tcPr>
           <w:p>
             <w:r>
               <w:rPr>
-                <w:rFonts w:ascii="Arial" w:cs="Arial" w:eastAsia="Arial" w:hAnsi="Arial"/>
                 <w:b/>
                 <w:bCs/>
                 <w:color w:val="1F4E79"/>
                 <w:sz w:val="17"/>
                 <w:szCs w:val="17"/>
               </w:rPr>
-              <w:t xml:space="preserve">API Testing</w:t>
+              <w:lastRenderedPageBreak/>
+              <w:t>API Testing</w:t>
             </w:r>
           </w:p>
         </w:tc>
         <w:tc>
           <w:tcPr>
-            <w:tcW w:type="dxa" w:w="7260"/>
+            <w:tcW w:w="7260" w:type="dxa"/>
             <w:tcBorders>
-              <w:top w:val="none" w:color="FFFFFF" w:sz="0"/>
-              <w:left w:val="none" w:color="FFFFFF" w:sz="0"/>
-              <w:bottom w:val="none" w:color="FFFFFF" w:sz="0"/>
-              <w:right w:val="none" w:color="FFFFFF" w:sz="0"/>
+              <w:top w:val="none" w:sz="0" w:space="0" w:color="FFFFFF"/>
+              <w:left w:val="none" w:sz="0" w:space="0" w:color="FFFFFF"/>
+              <w:bottom w:val="none" w:sz="0" w:space="0" w:color="FFFFFF"/>
+              <w:right w:val="none" w:sz="0" w:space="0" w:color="FFFFFF"/>
             </w:tcBorders>
             <w:tcMar>
-              <w:top w:type="dxa" w:w="55"/>
-              <w:left w:type="dxa" w:w="100"/>
-              <w:bottom w:type="dxa" w:w="55"/>
-              <w:right w:type="dxa" w:w="100"/>
+              <w:top w:w="55" w:type="dxa"/>
+              <w:left w:w="100" w:type="dxa"/>
+              <w:bottom w:w="55" w:type="dxa"/>
+              <w:right w:w="100" w:type="dxa"/>
             </w:tcMar>
           </w:tcPr>
           <w:p>
             <w:r>
               <w:rPr>
-                <w:rFonts w:ascii="Arial" w:cs="Arial" w:eastAsia="Arial" w:hAnsi="Arial"/>
                 <w:sz w:val="17"/>
                 <w:szCs w:val="17"/>
               </w:rPr>
-              <w:t xml:space="preserve">Postman (REST API, payload validation, auth testing, endpoint verification)</w:t>
+              <w:t>Postman (REST API, payload validation, auth testing, endpoint verification)</w:t>
             </w:r>
           </w:p>
         </w:tc>
       </w:tr>
       <w:tr>
+        <w:tblPrEx>
+          <w:tblCellMar>
+            <w:top w:w="0" w:type="dxa"/>
+            <w:bottom w:w="0" w:type="dxa"/>
+          </w:tblCellMar>
+        </w:tblPrEx>
         <w:tc>
           <w:tcPr>
-            <w:tcW w:type="dxa" w:w="2100"/>
+            <w:tcW w:w="2100" w:type="dxa"/>
             <w:tcBorders>
-              <w:top w:val="none" w:color="FFFFFF" w:sz="0"/>
-              <w:left w:val="none" w:color="FFFFFF" w:sz="0"/>
-              <w:bottom w:val="none" w:color="FFFFFF" w:sz="0"/>
-              <w:right w:val="none" w:color="FFFFFF" w:sz="0"/>
+              <w:top w:val="none" w:sz="0" w:space="0" w:color="FFFFFF"/>
+              <w:left w:val="none" w:sz="0" w:space="0" w:color="FFFFFF"/>
+              <w:bottom w:val="none" w:sz="0" w:space="0" w:color="FFFFFF"/>
+              <w:right w:val="none" w:sz="0" w:space="0" w:color="FFFFFF"/>
             </w:tcBorders>
-            <w:shd w:fill="EBF3FB" w:val="clear"/>
+            <w:shd w:val="clear" w:color="auto" w:fill="EBF3FB"/>
             <w:tcMar>
-              <w:top w:type="dxa" w:w="55"/>
-              <w:left w:type="dxa" w:w="100"/>
-              <w:bottom w:type="dxa" w:w="55"/>
-              <w:right w:type="dxa" w:w="100"/>
+              <w:top w:w="55" w:type="dxa"/>
+              <w:left w:w="100" w:type="dxa"/>
+              <w:bottom w:w="55" w:type="dxa"/>
+              <w:right w:w="100" w:type="dxa"/>
             </w:tcMar>
           </w:tcPr>
           <w:p>
             <w:r>
               <w:rPr>
-                <w:rFonts w:ascii="Arial" w:cs="Arial" w:eastAsia="Arial" w:hAnsi="Arial"/>
                 <w:b/>
                 <w:bCs/>
                 <w:color w:val="1F4E79"/>
                 <w:sz w:val="17"/>
                 <w:szCs w:val="17"/>
               </w:rPr>
-              <w:t xml:space="preserve">CI/CD &amp; DevOps</w:t>
+              <w:t>CI/CD &amp; DevOps</w:t>
             </w:r>
           </w:p>
         </w:tc>
         <w:tc>
           <w:tcPr>
-            <w:tcW w:type="dxa" w:w="7260"/>
+            <w:tcW w:w="7260" w:type="dxa"/>
             <w:tcBorders>
-              <w:top w:val="none" w:color="FFFFFF" w:sz="0"/>
-              <w:left w:val="none" w:color="FFFFFF" w:sz="0"/>
-              <w:bottom w:val="none" w:color="FFFFFF" w:sz="0"/>
-              <w:right w:val="none" w:color="FFFFFF" w:sz="0"/>
+              <w:top w:val="none" w:sz="0" w:space="0" w:color="FFFFFF"/>
+              <w:left w:val="none" w:sz="0" w:space="0" w:color="FFFFFF"/>
+              <w:bottom w:val="none" w:sz="0" w:space="0" w:color="FFFFFF"/>
+              <w:right w:val="none" w:sz="0" w:space="0" w:color="FFFFFF"/>
             </w:tcBorders>
             <w:tcMar>
-              <w:top w:type="dxa" w:w="55"/>
-              <w:left w:type="dxa" w:w="100"/>
-              <w:bottom w:type="dxa" w:w="55"/>
-              <w:right w:type="dxa" w:w="100"/>
+              <w:top w:w="55" w:type="dxa"/>
+              <w:left w:w="100" w:type="dxa"/>
+              <w:bottom w:w="55" w:type="dxa"/>
+              <w:right w:w="100" w:type="dxa"/>
             </w:tcMar>
           </w:tcPr>
           <w:p>
             <w:r>
               <w:rPr>
-                <w:rFonts w:ascii="Arial" w:cs="Arial" w:eastAsia="Arial" w:hAnsi="Arial"/>
                 <w:sz w:val="17"/>
                 <w:szCs w:val="17"/>
               </w:rPr>
-              <w:t xml:space="preserve">Jenkins (pipeline integration, build triggers, continuous testing)</w:t>
+              <w:t>Jenkins (pipeline integration, build triggers, continuous testing)</w:t>
             </w:r>
           </w:p>
         </w:tc>
       </w:tr>
       <w:tr>
+        <w:tblPrEx>
+          <w:tblCellMar>
+            <w:top w:w="0" w:type="dxa"/>
+            <w:bottom w:w="0" w:type="dxa"/>
+          </w:tblCellMar>
+        </w:tblPrEx>
         <w:tc>
           <w:tcPr>
-            <w:tcW w:type="dxa" w:w="2100"/>
+            <w:tcW w:w="2100" w:type="dxa"/>
             <w:tcBorders>
-              <w:top w:val="none" w:color="FFFFFF" w:sz="0"/>
-              <w:left w:val="none" w:color="FFFFFF" w:sz="0"/>
-              <w:bottom w:val="none" w:color="FFFFFF" w:sz="0"/>
-              <w:right w:val="none" w:color="FFFFFF" w:sz="0"/>
+              <w:top w:val="none" w:sz="0" w:space="0" w:color="FFFFFF"/>
+              <w:left w:val="none" w:sz="0" w:space="0" w:color="FFFFFF"/>
+              <w:bottom w:val="none" w:sz="0" w:space="0" w:color="FFFFFF"/>
+              <w:right w:val="none" w:sz="0" w:space="0" w:color="FFFFFF"/>
             </w:tcBorders>
-            <w:shd w:fill="EBF3FB" w:val="clear"/>
+            <w:shd w:val="clear" w:color="auto" w:fill="EBF3FB"/>
             <w:tcMar>
-              <w:top w:type="dxa" w:w="55"/>
-              <w:left w:type="dxa" w:w="100"/>
-              <w:bottom w:type="dxa" w:w="55"/>
-              <w:right w:type="dxa" w:w="100"/>
+              <w:top w:w="55" w:type="dxa"/>
+              <w:left w:w="100" w:type="dxa"/>
+              <w:bottom w:w="55" w:type="dxa"/>
+              <w:right w:w="100" w:type="dxa"/>
             </w:tcMar>
           </w:tcPr>
           <w:p>
             <w:r>
               <w:rPr>
-                <w:rFonts w:ascii="Arial" w:cs="Arial" w:eastAsia="Arial" w:hAnsi="Arial"/>
                 <w:b/>
                 <w:bCs/>
                 <w:color w:val="1F4E79"/>
                 <w:sz w:val="17"/>
                 <w:szCs w:val="17"/>
               </w:rPr>
-              <w:t xml:space="preserve">Cross-Browser</w:t>
+              <w:t>Cross-Browser</w:t>
             </w:r>
           </w:p>
         </w:tc>
         <w:tc>
           <w:tcPr>
-            <w:tcW w:type="dxa" w:w="7260"/>
+            <w:tcW w:w="7260" w:type="dxa"/>
             <w:tcBorders>
-              <w:top w:val="none" w:color="FFFFFF" w:sz="0"/>
-              <w:left w:val="none" w:color="FFFFFF" w:sz="0"/>
-              <w:bottom w:val="none" w:color="FFFFFF" w:sz="0"/>
-              <w:right w:val="none" w:color="FFFFFF" w:sz="0"/>
+              <w:top w:val="none" w:sz="0" w:space="0" w:color="FFFFFF"/>
+              <w:left w:val="none" w:sz="0" w:space="0" w:color="FFFFFF"/>
+              <w:bottom w:val="none" w:sz="0" w:space="0" w:color="FFFFFF"/>
+              <w:right w:val="none" w:sz="0" w:space="0" w:color="FFFFFF"/>
             </w:tcBorders>
             <w:tcMar>
-              <w:top w:type="dxa" w:w="55"/>
-              <w:left w:type="dxa" w:w="100"/>
-              <w:bottom w:type="dxa" w:w="55"/>
-              <w:right w:type="dxa" w:w="100"/>
+              <w:top w:w="55" w:type="dxa"/>
+              <w:left w:w="100" w:type="dxa"/>
+              <w:bottom w:w="55" w:type="dxa"/>
+              <w:right w:w="100" w:type="dxa"/>
             </w:tcMar>
           </w:tcPr>
           <w:p>
             <w:r>
               <w:rPr>
-                <w:rFonts w:ascii="Arial" w:cs="Arial" w:eastAsia="Arial" w:hAnsi="Arial"/>
                 <w:sz w:val="17"/>
                 <w:szCs w:val="17"/>
               </w:rPr>
-              <w:t xml:space="preserve">LambdaTest (multi-browser, multi-OS, responsive testing)</w:t>
+              <w:t>LambdaTest (multi-browser, multi-OS, responsive testing)</w:t>
             </w:r>
           </w:p>
         </w:tc>
       </w:tr>
       <w:tr>
+        <w:tblPrEx>
+          <w:tblCellMar>
+            <w:top w:w="0" w:type="dxa"/>
+            <w:bottom w:w="0" w:type="dxa"/>
+          </w:tblCellMar>
+        </w:tblPrEx>
         <w:tc>
           <w:tcPr>
-            <w:tcW w:type="dxa" w:w="2100"/>
+            <w:tcW w:w="2100" w:type="dxa"/>
             <w:tcBorders>
-              <w:top w:val="none" w:color="FFFFFF" w:sz="0"/>
-              <w:left w:val="none" w:color="FFFFFF" w:sz="0"/>
-              <w:bottom w:val="none" w:color="FFFFFF" w:sz="0"/>
-              <w:right w:val="none" w:color="FFFFFF" w:sz="0"/>
+              <w:top w:val="none" w:sz="0" w:space="0" w:color="FFFFFF"/>
+              <w:left w:val="none" w:sz="0" w:space="0" w:color="FFFFFF"/>
+              <w:bottom w:val="none" w:sz="0" w:space="0" w:color="FFFFFF"/>
+              <w:right w:val="none" w:sz="0" w:space="0" w:color="FFFFFF"/>
             </w:tcBorders>
-            <w:shd w:fill="EBF3FB" w:val="clear"/>
+            <w:shd w:val="clear" w:color="auto" w:fill="EBF3FB"/>
             <w:tcMar>
-              <w:top w:type="dxa" w:w="55"/>
-              <w:left w:type="dxa" w:w="100"/>
-              <w:bottom w:type="dxa" w:w="55"/>
-              <w:right w:type="dxa" w:w="100"/>
+              <w:top w:w="55" w:type="dxa"/>
+              <w:left w:w="100" w:type="dxa"/>
+              <w:bottom w:w="55" w:type="dxa"/>
+              <w:right w:w="100" w:type="dxa"/>
             </w:tcMar>
           </w:tcPr>
           <w:p>
             <w:r>
               <w:rPr>
-                <w:rFonts w:ascii="Arial" w:cs="Arial" w:eastAsia="Arial" w:hAnsi="Arial"/>
                 <w:b/>
                 <w:bCs/>
                 <w:color w:val="1F4E79"/>
                 <w:sz w:val="17"/>
                 <w:szCs w:val="17"/>
               </w:rPr>
-              <w:t xml:space="preserve">Testing Types</w:t>
+              <w:t>Testing Types</w:t>
             </w:r>
           </w:p>
         </w:tc>
         <w:tc>
           <w:tcPr>
-            <w:tcW w:type="dxa" w:w="7260"/>
+            <w:tcW w:w="7260" w:type="dxa"/>
             <w:tcBorders>
-              <w:top w:val="none" w:color="FFFFFF" w:sz="0"/>
-              <w:left w:val="none" w:color="FFFFFF" w:sz="0"/>
-              <w:bottom w:val="none" w:color="FFFFFF" w:sz="0"/>
-              <w:right w:val="none" w:color="FFFFFF" w:sz="0"/>
+              <w:top w:val="none" w:sz="0" w:space="0" w:color="FFFFFF"/>
+              <w:left w:val="none" w:sz="0" w:space="0" w:color="FFFFFF"/>
+              <w:bottom w:val="none" w:sz="0" w:space="0" w:color="FFFFFF"/>
+              <w:right w:val="none" w:sz="0" w:space="0" w:color="FFFFFF"/>
             </w:tcBorders>
             <w:tcMar>
-              <w:top w:type="dxa" w:w="55"/>
-              <w:left w:type="dxa" w:w="100"/>
-              <w:bottom w:type="dxa" w:w="55"/>
-              <w:right w:type="dxa" w:w="100"/>
+              <w:top w:w="55" w:type="dxa"/>
+              <w:left w:w="100" w:type="dxa"/>
+              <w:bottom w:w="55" w:type="dxa"/>
+              <w:right w:w="100" w:type="dxa"/>
             </w:tcMar>
           </w:tcPr>
           <w:p>
             <w:r>
               <w:rPr>
-                <w:rFonts w:ascii="Arial" w:cs="Arial" w:eastAsia="Arial" w:hAnsi="Arial"/>
                 <w:sz w:val="17"/>
                 <w:szCs w:val="17"/>
               </w:rPr>
-              <w:t xml:space="preserve">Functional, Regression, Smoke, Sanity, Exploratory, UAT, Backend, Performance</w:t>
+              <w:t>Functional, Regression, Smoke, Sanity, Exploratory, UAT, Backend, Performance</w:t>
             </w:r>
           </w:p>
         </w:tc>
       </w:tr>
       <w:tr>
+        <w:tblPrEx>
+          <w:tblCellMar>
+            <w:top w:w="0" w:type="dxa"/>
+            <w:bottom w:w="0" w:type="dxa"/>
+          </w:tblCellMar>
+        </w:tblPrEx>
         <w:tc>
           <w:tcPr>
-            <w:tcW w:type="dxa" w:w="2100"/>
+            <w:tcW w:w="2100" w:type="dxa"/>
             <w:tcBorders>
-              <w:top w:val="none" w:color="FFFFFF" w:sz="0"/>
-              <w:left w:val="none" w:color="FFFFFF" w:sz="0"/>
-              <w:bottom w:val="none" w:color="FFFFFF" w:sz="0"/>
-              <w:right w:val="none" w:color="FFFFFF" w:sz="0"/>
+              <w:top w:val="none" w:sz="0" w:space="0" w:color="FFFFFF"/>
+              <w:left w:val="none" w:sz="0" w:space="0" w:color="FFFFFF"/>
+              <w:bottom w:val="none" w:sz="0" w:space="0" w:color="FFFFFF"/>
+              <w:right w:val="none" w:sz="0" w:space="0" w:color="FFFFFF"/>
             </w:tcBorders>
-            <w:shd w:fill="EBF3FB" w:val="clear"/>
+            <w:shd w:val="clear" w:color="auto" w:fill="EBF3FB"/>
             <w:tcMar>
-              <w:top w:type="dxa" w:w="55"/>
-              <w:left w:type="dxa" w:w="100"/>
-              <w:bottom w:type="dxa" w:w="55"/>
-              <w:right w:type="dxa" w:w="100"/>
+              <w:top w:w="55" w:type="dxa"/>
+              <w:left w:w="100" w:type="dxa"/>
+              <w:bottom w:w="55" w:type="dxa"/>
+              <w:right w:w="100" w:type="dxa"/>
             </w:tcMar>
           </w:tcPr>
           <w:p>
             <w:r>
               <w:rPr>
-                <w:rFonts w:ascii="Arial" w:cs="Arial" w:eastAsia="Arial" w:hAnsi="Arial"/>
                 <w:b/>
                 <w:bCs/>
                 <w:color w:val="1F4E79"/>
                 <w:sz w:val="17"/>
                 <w:szCs w:val="17"/>
               </w:rPr>
-              <w:t xml:space="preserve">Bug Tracking</w:t>
+              <w:t>Bug Tracking</w:t>
             </w:r>
           </w:p>
         </w:tc>
         <w:tc>
           <w:tcPr>
-            <w:tcW w:type="dxa" w:w="7260"/>
+            <w:tcW w:w="7260" w:type="dxa"/>
             <w:tcBorders>
-              <w:top w:val="none" w:color="FFFFFF" w:sz="0"/>
-              <w:left w:val="none" w:color="FFFFFF" w:sz="0"/>
-              <w:bottom w:val="none" w:color="FFFFFF" w:sz="0"/>
-              <w:right w:val="none" w:color="FFFFFF" w:sz="0"/>
+              <w:top w:val="none" w:sz="0" w:space="0" w:color="FFFFFF"/>
+              <w:left w:val="none" w:sz="0" w:space="0" w:color="FFFFFF"/>
+              <w:bottom w:val="none" w:sz="0" w:space="0" w:color="FFFFFF"/>
+              <w:right w:val="none" w:sz="0" w:space="0" w:color="FFFFFF"/>
             </w:tcBorders>
             <w:tcMar>
-              <w:top w:type="dxa" w:w="55"/>
-              <w:left w:type="dxa" w:w="100"/>
-              <w:bottom w:type="dxa" w:w="55"/>
-              <w:right w:type="dxa" w:w="100"/>
+              <w:top w:w="55" w:type="dxa"/>
+              <w:left w:w="100" w:type="dxa"/>
+              <w:bottom w:w="55" w:type="dxa"/>
+              <w:right w:w="100" w:type="dxa"/>
             </w:tcMar>
           </w:tcPr>
           <w:p>
             <w:r>
               <w:rPr>
-                <w:rFonts w:ascii="Arial" w:cs="Arial" w:eastAsia="Arial" w:hAnsi="Arial"/>
                 <w:sz w:val="17"/>
                 <w:szCs w:val="17"/>
               </w:rPr>
-              <w:t xml:space="preserve">Jira (defect lifecycle, sprint tracking, RTM, test metrics)</w:t>
+              <w:t>Jira (defect lifecycle, sprint tracking, RTM, test metrics)</w:t>
             </w:r>
           </w:p>
         </w:tc>
       </w:tr>
       <w:tr>
+        <w:tblPrEx>
+          <w:tblCellMar>
+            <w:top w:w="0" w:type="dxa"/>
+            <w:bottom w:w="0" w:type="dxa"/>
+          </w:tblCellMar>
+        </w:tblPrEx>
         <w:tc>
           <w:tcPr>
-            <w:tcW w:type="dxa" w:w="2100"/>
+            <w:tcW w:w="2100" w:type="dxa"/>
             <w:tcBorders>
-              <w:top w:val="none" w:color="FFFFFF" w:sz="0"/>
-              <w:left w:val="none" w:color="FFFFFF" w:sz="0"/>
-              <w:bottom w:val="none" w:color="FFFFFF" w:sz="0"/>
-              <w:right w:val="none" w:color="FFFFFF" w:sz="0"/>
+              <w:top w:val="none" w:sz="0" w:space="0" w:color="FFFFFF"/>
+              <w:left w:val="none" w:sz="0" w:space="0" w:color="FFFFFF"/>
+              <w:bottom w:val="none" w:sz="0" w:space="0" w:color="FFFFFF"/>
+              <w:right w:val="none" w:sz="0" w:space="0" w:color="FFFFFF"/>
             </w:tcBorders>
-            <w:shd w:fill="EBF3FB" w:val="clear"/>
+            <w:shd w:val="clear" w:color="auto" w:fill="EBF3FB"/>
             <w:tcMar>
-              <w:top w:type="dxa" w:w="55"/>
-              <w:left w:type="dxa" w:w="100"/>
-              <w:bottom w:type="dxa" w:w="55"/>
-              <w:right w:type="dxa" w:w="100"/>
+              <w:top w:w="55" w:type="dxa"/>
+              <w:left w:w="100" w:type="dxa"/>
+              <w:bottom w:w="55" w:type="dxa"/>
+              <w:right w:w="100" w:type="dxa"/>
             </w:tcMar>
           </w:tcPr>
           <w:p>
             <w:r>
               <w:rPr>
-                <w:rFonts w:ascii="Arial" w:cs="Arial" w:eastAsia="Arial" w:hAnsi="Arial"/>
                 <w:b/>
                 <w:bCs/>
                 <w:color w:val="1F4E79"/>
                 <w:sz w:val="17"/>
                 <w:szCs w:val="17"/>
               </w:rPr>
-              <w:t xml:space="preserve">Methodologies</w:t>
+              <w:t>Methodologies</w:t>
             </w:r>
           </w:p>
         </w:tc>
         <w:tc>
           <w:tcPr>
-            <w:tcW w:type="dxa" w:w="7260"/>
+            <w:tcW w:w="7260" w:type="dxa"/>
             <w:tcBorders>
-              <w:top w:val="none" w:color="FFFFFF" w:sz="0"/>
-              <w:left w:val="none" w:color="FFFFFF" w:sz="0"/>
-              <w:bottom w:val="none" w:color="FFFFFF" w:sz="0"/>
-              <w:right w:val="none" w:color="FFFFFF" w:sz="0"/>
+              <w:top w:val="none" w:sz="0" w:space="0" w:color="FFFFFF"/>
+              <w:left w:val="none" w:sz="0" w:space="0" w:color="FFFFFF"/>
+              <w:bottom w:val="none" w:sz="0" w:space="0" w:color="FFFFFF"/>
+              <w:right w:val="none" w:sz="0" w:space="0" w:color="FFFFFF"/>
             </w:tcBorders>
             <w:tcMar>
-              <w:top w:type="dxa" w:w="55"/>
-              <w:left w:type="dxa" w:w="100"/>
-              <w:bottom w:type="dxa" w:w="55"/>
-              <w:right w:type="dxa" w:w="100"/>
+              <w:top w:w="55" w:type="dxa"/>
+              <w:left w:w="100" w:type="dxa"/>
+              <w:bottom w:w="55" w:type="dxa"/>
+              <w:right w:w="100" w:type="dxa"/>
             </w:tcMar>
           </w:tcPr>
           <w:p>
             <w:r>
               <w:rPr>
-                <w:rFonts w:ascii="Arial" w:cs="Arial" w:eastAsia="Arial" w:hAnsi="Arial"/>
                 <w:sz w:val="17"/>
                 <w:szCs w:val="17"/>
               </w:rPr>
-              <w:t xml:space="preserve">Agile, Scrum, STLC, SDLC, Shift-Left Testing, Continuous Testing</w:t>
+              <w:t>Agile, Scrum, STLC, SDLC, Shift-Left Testing, Continuous Testing</w:t>
             </w:r>
           </w:p>
         </w:tc>
@@ -1517,20 +1446,19 @@
     <w:p>
       <w:pPr>
         <w:pBdr>
-          <w:bottom w:val="single" w:color="2E75B6" w:sz="8" w:space="3"/>
+          <w:bottom w:val="single" w:sz="8" w:space="3" w:color="2E75B6"/>
         </w:pBdr>
-        <w:spacing w:after="50" w:before="160"/>
-      </w:pPr>
-      <w:r>
-        <w:rPr>
-          <w:rFonts w:ascii="Arial" w:cs="Arial" w:eastAsia="Arial" w:hAnsi="Arial"/>
+        <w:spacing w:before="160" w:after="50"/>
+      </w:pPr>
+      <w:r>
+        <w:rPr>
           <w:b/>
           <w:bCs/>
           <w:color w:val="1F4E79"/>
           <w:sz w:val="20"/>
           <w:szCs w:val="20"/>
         </w:rPr>
-        <w:t xml:space="preserve">CERTIFICATIONS</w:t>
+        <w:t>CERTIFICATIONS</w:t>
       </w:r>
     </w:p>
     <w:p>
@@ -1540,15 +1468,10 @@
           <w:ilvl w:val="0"/>
           <w:numId w:val="2"/>
         </w:numPr>
-        <w:spacing w:after="28" w:before="28"/>
-      </w:pPr>
-      <w:r>
-        <w:rPr>
-          <w:rFonts w:ascii="Arial" w:cs="Arial" w:eastAsia="Arial" w:hAnsi="Arial"/>
-          <w:sz w:val="18"/>
-          <w:szCs w:val="18"/>
-        </w:rPr>
-        <w:t xml:space="preserve">Manual Testing – Q-Spiders Hebbel, Bangalore</w:t>
+        <w:spacing w:before="28" w:after="28"/>
+      </w:pPr>
+      <w:r>
+        <w:t>Manual Testing – Q-Spiders Hebbel, Bangalore</w:t>
       </w:r>
     </w:p>
     <w:p>
@@ -1558,15 +1481,10 @@
           <w:ilvl w:val="0"/>
           <w:numId w:val="2"/>
         </w:numPr>
-        <w:spacing w:after="28" w:before="28"/>
-      </w:pPr>
-      <w:r>
-        <w:rPr>
-          <w:rFonts w:ascii="Arial" w:cs="Arial" w:eastAsia="Arial" w:hAnsi="Arial"/>
-          <w:sz w:val="18"/>
-          <w:szCs w:val="18"/>
-        </w:rPr>
-        <w:t xml:space="preserve">Core Java – Q-Spiders Hebbel, Bangalore</w:t>
+        <w:spacing w:before="28" w:after="28"/>
+      </w:pPr>
+      <w:r>
+        <w:t>Core Java – Q-Spiders Hebbel, Bangalore</w:t>
       </w:r>
     </w:p>
     <w:p>
@@ -1576,50 +1494,41 @@
           <w:ilvl w:val="0"/>
           <w:numId w:val="2"/>
         </w:numPr>
-        <w:spacing w:after="28" w:before="28"/>
-      </w:pPr>
-      <w:r>
-        <w:rPr>
-          <w:rFonts w:ascii="Arial" w:cs="Arial" w:eastAsia="Arial" w:hAnsi="Arial"/>
-          <w:sz w:val="18"/>
-          <w:szCs w:val="18"/>
-        </w:rPr>
-        <w:t xml:space="preserve">Java Selenium Automation – Q-Spiders Hebbel, Bangalore</w:t>
+        <w:spacing w:before="28" w:after="28"/>
+      </w:pPr>
+      <w:r>
+        <w:t>Java Selenium Automation – Q-Spiders Hebbel, Bangalore</w:t>
       </w:r>
     </w:p>
     <w:p>
       <w:pPr>
         <w:pBdr>
-          <w:bottom w:val="single" w:color="2E75B6" w:sz="8" w:space="3"/>
+          <w:bottom w:val="single" w:sz="8" w:space="3" w:color="2E75B6"/>
         </w:pBdr>
-        <w:spacing w:after="50" w:before="160"/>
-      </w:pPr>
-      <w:r>
-        <w:rPr>
-          <w:rFonts w:ascii="Arial" w:cs="Arial" w:eastAsia="Arial" w:hAnsi="Arial"/>
+        <w:spacing w:before="160" w:after="50"/>
+      </w:pPr>
+      <w:r>
+        <w:rPr>
           <w:b/>
           <w:bCs/>
           <w:color w:val="1F4E79"/>
           <w:sz w:val="20"/>
           <w:szCs w:val="20"/>
         </w:rPr>
-        <w:t xml:space="preserve">PROJECTS</w:t>
-      </w:r>
-    </w:p>
-    <w:p>
-      <w:pPr>
-        <w:spacing w:after="16" w:before="90"/>
-      </w:pPr>
-      <w:r>
-        <w:rPr>
-          <w:rFonts w:ascii="Arial" w:cs="Arial" w:eastAsia="Arial" w:hAnsi="Arial"/>
+        <w:t>PROJECTS</w:t>
+      </w:r>
+    </w:p>
+    <w:p>
+      <w:pPr>
+        <w:spacing w:before="90" w:after="16"/>
+      </w:pPr>
+      <w:r>
+        <w:rPr>
           <w:b/>
           <w:bCs/>
           <w:color w:val="1F4E79"/>
-          <w:sz w:val="18"/>
-          <w:szCs w:val="18"/>
-        </w:rPr>
-        <w:t xml:space="preserve">Web Application Testing – Manual Testing &amp; Postman API Validation</w:t>
+        </w:rPr>
+        <w:t>Web Application Testing – Manual Testing &amp; Postman API Validation</w:t>
       </w:r>
     </w:p>
     <w:p>
@@ -1629,15 +1538,10 @@
           <w:ilvl w:val="0"/>
           <w:numId w:val="2"/>
         </w:numPr>
-        <w:spacing w:after="28" w:before="28"/>
-      </w:pPr>
-      <w:r>
-        <w:rPr>
-          <w:rFonts w:ascii="Arial" w:cs="Arial" w:eastAsia="Arial" w:hAnsi="Arial"/>
-          <w:sz w:val="18"/>
-          <w:szCs w:val="18"/>
-        </w:rPr>
-        <w:t xml:space="preserve">Executed end-to-end functional and API testing on a web-based application, covering test case design, execution, defect logging, and closure.</w:t>
+        <w:spacing w:before="28" w:after="28"/>
+      </w:pPr>
+      <w:r>
+        <w:t>Executed end-to-end functional and API testing on a web-based application, covering test case design, execution, defect logging, and closure.</w:t>
       </w:r>
     </w:p>
     <w:p>
@@ -1647,34 +1551,28 @@
           <w:ilvl w:val="0"/>
           <w:numId w:val="2"/>
         </w:numPr>
-        <w:spacing w:after="28" w:before="28"/>
-      </w:pPr>
-      <w:r>
-        <w:rPr>
-          <w:rFonts w:ascii="Arial" w:cs="Arial" w:eastAsia="Arial" w:hAnsi="Arial"/>
-          <w:sz w:val="18"/>
-          <w:szCs w:val="18"/>
-        </w:rPr>
-        <w:t xml:space="preserve">Validated REST APIs using Postman for request/response accuracy, authentication, and edge-case error handling, improving overall application stability.</w:t>
+        <w:spacing w:before="28" w:after="28"/>
+      </w:pPr>
+      <w:r>
+        <w:t>Validated REST APIs using Postman for request/response accuracy, authentication, and edge-case error handling, improving overall application stability.</w:t>
       </w:r>
     </w:p>
     <w:p>
       <w:pPr>
         <w:pBdr>
-          <w:bottom w:val="single" w:color="2E75B6" w:sz="8" w:space="3"/>
+          <w:bottom w:val="single" w:sz="8" w:space="3" w:color="2E75B6"/>
         </w:pBdr>
-        <w:spacing w:after="50" w:before="160"/>
-      </w:pPr>
-      <w:r>
-        <w:rPr>
-          <w:rFonts w:ascii="Arial" w:cs="Arial" w:eastAsia="Arial" w:hAnsi="Arial"/>
+        <w:spacing w:before="160" w:after="50"/>
+      </w:pPr>
+      <w:r>
+        <w:rPr>
           <w:b/>
           <w:bCs/>
           <w:color w:val="1F4E79"/>
           <w:sz w:val="20"/>
           <w:szCs w:val="20"/>
         </w:rPr>
-        <w:t xml:space="preserve">EDUCATION</w:t>
+        <w:t>EDUCATION</w:t>
       </w:r>
     </w:p>
     <w:p>
@@ -1682,48 +1580,41 @@
         <w:tabs>
           <w:tab w:val="right" w:pos="9360"/>
         </w:tabs>
-        <w:spacing w:after="18" w:before="110"/>
-      </w:pPr>
-      <w:r>
-        <w:rPr>
-          <w:rFonts w:ascii="Arial" w:cs="Arial" w:eastAsia="Arial" w:hAnsi="Arial"/>
+        <w:spacing w:before="110" w:after="18"/>
+      </w:pPr>
+      <w:r>
+        <w:rPr>
           <w:b/>
           <w:bCs/>
           <w:sz w:val="20"/>
           <w:szCs w:val="20"/>
         </w:rPr>
-        <w:t xml:space="preserve">MBA – Business Analytics</w:t>
-      </w:r>
-      <w:r>
-        <w:rPr>
-          <w:rFonts w:ascii="Arial" w:cs="Arial" w:eastAsia="Arial" w:hAnsi="Arial"/>
+        <w:t>MBA – Business Analytics</w:t>
+      </w:r>
+      <w:r>
+        <w:rPr>
           <w:color w:val="888888"/>
-          <w:sz w:val="18"/>
-          <w:szCs w:val="18"/>
         </w:rPr>
         <w:t xml:space="preserve">  |  </w:t>
       </w:r>
       <w:r>
         <w:rPr>
-          <w:rFonts w:ascii="Arial" w:cs="Arial" w:eastAsia="Arial" w:hAnsi="Arial"/>
           <w:b/>
           <w:bCs/>
           <w:color w:val="2E75B6"/>
           <w:sz w:val="19"/>
           <w:szCs w:val="19"/>
         </w:rPr>
-        <w:t xml:space="preserve">NSB Academy, Bangalore</w:t>
-      </w:r>
-      <w:r>
-        <w:rPr>
-          <w:rFonts w:ascii="Arial" w:cs="Arial" w:eastAsia="Arial" w:hAnsi="Arial"/>
+        <w:t>NSB Academy, Bangalore</w:t>
+      </w:r>
+      <w:r>
+        <w:rPr>
           <w:i/>
           <w:iCs/>
           <w:color w:val="666666"/>
-          <w:sz w:val="18"/>
-          <w:szCs w:val="18"/>
-        </w:rPr>
-        <w:t xml:space="preserve">	Dec 2023</w:t>
+        </w:rPr>
+        <w:tab/>
+        <w:t>Dec 2023</w:t>
       </w:r>
     </w:p>
     <w:p>
@@ -1731,157 +1622,127 @@
         <w:tabs>
           <w:tab w:val="right" w:pos="9360"/>
         </w:tabs>
-        <w:spacing w:after="18" w:before="110"/>
-      </w:pPr>
-      <w:r>
-        <w:rPr>
-          <w:rFonts w:ascii="Arial" w:cs="Arial" w:eastAsia="Arial" w:hAnsi="Arial"/>
+        <w:spacing w:before="110" w:after="18"/>
+      </w:pPr>
+      <w:r>
+        <w:rPr>
           <w:b/>
           <w:bCs/>
           <w:sz w:val="20"/>
           <w:szCs w:val="20"/>
         </w:rPr>
-        <w:t xml:space="preserve">B.Com – Finance</w:t>
-      </w:r>
-      <w:r>
-        <w:rPr>
-          <w:rFonts w:ascii="Arial" w:cs="Arial" w:eastAsia="Arial" w:hAnsi="Arial"/>
+        <w:t>B.Com – Finance</w:t>
+      </w:r>
+      <w:r>
+        <w:rPr>
           <w:color w:val="888888"/>
-          <w:sz w:val="18"/>
-          <w:szCs w:val="18"/>
         </w:rPr>
         <w:t xml:space="preserve">  |  </w:t>
       </w:r>
       <w:r>
         <w:rPr>
-          <w:rFonts w:ascii="Arial" w:cs="Arial" w:eastAsia="Arial" w:hAnsi="Arial"/>
           <w:b/>
           <w:bCs/>
           <w:color w:val="2E75B6"/>
           <w:sz w:val="19"/>
           <w:szCs w:val="19"/>
         </w:rPr>
-        <w:t xml:space="preserve">Government First Grade College, Bangalore</w:t>
-      </w:r>
-      <w:r>
-        <w:rPr>
-          <w:rFonts w:ascii="Arial" w:cs="Arial" w:eastAsia="Arial" w:hAnsi="Arial"/>
+        <w:t>Government First Grade College, Bangalore</w:t>
+      </w:r>
+      <w:r>
+        <w:rPr>
           <w:i/>
           <w:iCs/>
           <w:color w:val="666666"/>
-          <w:sz w:val="18"/>
-          <w:szCs w:val="18"/>
-        </w:rPr>
-        <w:t xml:space="preserve">	2021</w:t>
-      </w:r>
-    </w:p>
-    <w:p>
-      <w:pPr>
-        <w:spacing w:after="0" w:before="90"/>
-      </w:pPr>
-      <w:r>
-        <w:rPr>
-          <w:rFonts w:ascii="Arial" w:cs="Arial" w:eastAsia="Arial" w:hAnsi="Arial"/>
+        </w:rPr>
+        <w:tab/>
+        <w:t>2021</w:t>
+      </w:r>
+    </w:p>
+    <w:p>
+      <w:pPr>
+        <w:spacing w:before="90"/>
+      </w:pPr>
+      <w:r>
+        <w:rPr>
           <w:color w:val="BBBBBB"/>
           <w:sz w:val="15"/>
           <w:szCs w:val="15"/>
         </w:rPr>
-        <w:t xml:space="preserve">QA Engineer | Automation Testing | Selenium WebDriver | Java | TestNG | Page Object Model | POM | Postman | REST API | API Testing | Jenkins | CI/CD | LambdaTest | Cross-Browser Testing | FireFlink | SQL | Manual Testing | Functional Testing | Regression Testing | Smoke Testing | Sanity Testing | Exploratory Testing | UAT | Performance Testing | Defect Management | Jira | STLC | SDLC | Agile | Scrum | Test Cases | Test Plan | Test Strategy | RTM | Root Cause Analysis | Bug Tracking | Release Sign-off | Software Quality Assurance | SQA | Continuous Testing | Shift-Left Testing | DevOps QA | Build Verification | Test Execution | Test Reporting | XPath | CSS Selectors | Backend Testing | Data Validation | Test Automation Framework</w:t>
+        <w:t>QA Engineer | Automation Testing | Selenium WebDriver | Java | TestNG | Page Object Model | POM | Postman | REST API | API Testing | Jenkins | CI/CD | LambdaTest | Cross-Browser Testing | FireFlink | SQL | Manual Testing | Functional Testing | Regression Testing | Smoke Testing | Sanity Testing | Exploratory Testing | UAT | Performance Testing | Defect Management | Jira | STLC | SDLC | Agile | Scrum | Test Cases | Test Plan | Test Strategy | RTM | Root Cause Analysis | Bug Tracking | Release Sign-off | Software Quality Assurance | SQA | Continuous Testing | Shift-Left Testing | DevOps QA | Build Verification | Test Execution | Test Reporting | XPath | CSS Selectors | Backend Testing | Data Validation | Test Automation Framework</w:t>
       </w:r>
     </w:p>
     <w:sectPr>
-      <w:pgSz w:w="12240" w:h="15840" w:orient="portrait"/>
+      <w:pgSz w:w="12240" w:h="15840"/>
       <w:pgMar w:top="680" w:right="860" w:bottom="680" w:left="860" w:header="708" w:footer="708" w:gutter="0"/>
-      <w:pgNumType/>
+      <w:cols w:space="720"/>
       <w:docGrid w:linePitch="360"/>
     </w:sectPr>
   </w:body>
 </w:document>
 </file>
 
-<file path=word/comments.xml><?xml version="1.0" encoding="utf-8"?>
-<w:comments xmlns:cx="http://schemas.microsoft.com/office/drawing/2014/chartex" xmlns:cx1="http://schemas.microsoft.com/office/drawing/2015/9/8/chartex" xmlns:cx2="http://schemas.microsoft.com/office/drawing/2015/10/21/chartex" xmlns:cx3="http://schemas.microsoft.com/office/drawing/2016/5/9/chartex" xmlns:cx4="http://schemas.microsoft.com/office/drawing/2016/5/10/chartex" xmlns:cx5="http://schemas.microsoft.com/office/drawing/2016/5/11/chartex" xmlns:cx6="http://schemas.microsoft.com/office/drawing/2016/5/12/chartex" xmlns:cx7="http://schemas.microsoft.com/office/drawing/2016/5/13/chartex" xmlns:cx8="http://schemas.microsoft.com/office/drawing/2016/5/14/chartex" xmlns:mc="http://schemas.openxmlformats.org/markup-compatibility/2006" xmlns:aink="http://schemas.microsoft.com/office/drawing/2016/ink" xmlns:am3d="http://schemas.microsoft.com/office/drawing/2017/model3d" xmlns:o="urn:schemas-microsoft-com:office:office" xmlns:r="http://schemas.openxmlformats.org/officeDocument/2006/relationships" xmlns:m="http://schemas.openxmlformats.org/officeDocument/2006/math" xmlns:v="urn:schemas-microsoft-com:vml" xmlns:wp14="http://schemas.microsoft.com/office/word/2010/wordprocessingDrawing" xmlns:wp="http://schemas.openxmlformats.org/drawingml/2006/wordprocessingDrawing" xmlns:w10="urn:schemas-microsoft-com:office:word" xmlns:w="http://schemas.openxmlformats.org/wordprocessingml/2006/main" xmlns:w14="http://schemas.microsoft.com/office/word/2010/wordml" xmlns:w15="http://schemas.microsoft.com/office/word/2012/wordml" xmlns:w16cex="http://schemas.microsoft.com/office/word/2018/wordml/cex" xmlns:w16cid="http://schemas.microsoft.com/office/word/2016/wordml/cid" xmlns:w16="http://schemas.microsoft.com/office/word/2018/wordml" xmlns:w16sdtdh="http://schemas.microsoft.com/office/word/2020/wordml/sdtdatahash" xmlns:w16se="http://schemas.microsoft.com/office/word/2015/wordml/symex" xmlns:wpg="http://schemas.microsoft.com/office/word/2010/wordprocessingGroup" xmlns:wpi="http://schemas.microsoft.com/office/word/2010/wordprocessingInk" xmlns:wne="http://schemas.microsoft.com/office/word/2006/wordml" xmlns:wps="http://schemas.microsoft.com/office/word/2010/wordprocessingShape"/>
-</file>
-
-<file path=word/endnotes.xml><?xml version="1.0" encoding="utf-8"?>
-<w:endnotes xmlns:wpc="http://schemas.microsoft.com/office/word/2010/wordprocessingCanvas" xmlns:mc="http://schemas.openxmlformats.org/markup-compatibility/2006" xmlns:o="urn:schemas-microsoft-com:office:office" xmlns:r="http://schemas.openxmlformats.org/officeDocument/2006/relationships" xmlns:m="http://schemas.openxmlformats.org/officeDocument/2006/math" xmlns:v="urn:schemas-microsoft-com:vml" xmlns:wp14="http://schemas.microsoft.com/office/word/2010/wordprocessingDrawing" xmlns:wp="http://schemas.openxmlformats.org/drawingml/2006/wordprocessingDrawing" xmlns:w10="urn:schemas-microsoft-com:office:word" xmlns:w="http://schemas.openxmlformats.org/wordprocessingml/2006/main" xmlns:w14="http://schemas.microsoft.com/office/word/2010/wordml" xmlns:w15="http://schemas.microsoft.com/office/word/2012/wordml" xmlns:wpg="http://schemas.microsoft.com/office/word/2010/wordprocessingGroup" xmlns:wpi="http://schemas.microsoft.com/office/word/2010/wordprocessingInk" xmlns:wne="http://schemas.microsoft.com/office/word/2006/wordml" xmlns:wps="http://schemas.microsoft.com/office/word/2010/wordprocessingShape" mc:Ignorable="w14 w15 wp14">
-  <w:endnote w:type="separator" w:id="-1">
-    <w:p>
-      <w:pPr>
-        <w:spacing w:after="0" w:line="240" w:lineRule="auto"/>
-      </w:pPr>
-      <w:r>
-        <w:rPr>
-          <w:rStyle w:val="EndnoteReference"/>
-        </w:rPr>
-        <w:endnoteRef/>
-      </w:r>
-      <w:r>
-        <w:separator/>
-      </w:r>
-    </w:p>
-  </w:endnote>
-  <w:endnote w:type="continuationSeparator" w:id="0">
-    <w:p>
-      <w:pPr>
-        <w:spacing w:after="0" w:line="240" w:lineRule="auto"/>
-      </w:pPr>
-      <w:r>
-        <w:rPr>
-          <w:rStyle w:val="EndnoteReference"/>
-        </w:rPr>
-        <w:endnoteRef/>
-      </w:r>
-      <w:r>
-        <w:continuationSeparator/>
-      </w:r>
-    </w:p>
-  </w:endnote>
-</w:endnotes>
-</file>
-
-<file path=word/footnotes.xml><?xml version="1.0" encoding="utf-8"?>
-<w:footnotes xmlns:wpc="http://schemas.microsoft.com/office/word/2010/wordprocessingCanvas" xmlns:mc="http://schemas.openxmlformats.org/markup-compatibility/2006" xmlns:o="urn:schemas-microsoft-com:office:office" xmlns:r="http://schemas.openxmlformats.org/officeDocument/2006/relationships" xmlns:m="http://schemas.openxmlformats.org/officeDocument/2006/math" xmlns:v="urn:schemas-microsoft-com:vml" xmlns:wp14="http://schemas.microsoft.com/office/word/2010/wordprocessingDrawing" xmlns:wp="http://schemas.openxmlformats.org/drawingml/2006/wordprocessingDrawing" xmlns:w10="urn:schemas-microsoft-com:office:word" xmlns:w="http://schemas.openxmlformats.org/wordprocessingml/2006/main" xmlns:w14="http://schemas.microsoft.com/office/word/2010/wordml" xmlns:w15="http://schemas.microsoft.com/office/word/2012/wordml" xmlns:wpg="http://schemas.microsoft.com/office/word/2010/wordprocessingGroup" xmlns:wpi="http://schemas.microsoft.com/office/word/2010/wordprocessingInk" xmlns:wne="http://schemas.microsoft.com/office/word/2006/wordml" xmlns:wps="http://schemas.microsoft.com/office/word/2010/wordprocessingShape" mc:Ignorable="w14 w15 wp14">
-  <w:footnote w:type="separator" w:id="-1">
-    <w:p>
-      <w:pPr>
-        <w:spacing w:after="0" w:line="240" w:lineRule="auto"/>
-      </w:pPr>
-      <w:r>
-        <w:rPr>
-          <w:rStyle w:val="FootnoteReference"/>
-        </w:rPr>
-        <w:footnoteRef/>
-      </w:r>
-      <w:r>
-        <w:separator/>
-      </w:r>
-    </w:p>
-  </w:footnote>
-  <w:footnote w:type="continuationSeparator" w:id="0">
-    <w:p>
-      <w:pPr>
-        <w:spacing w:after="0" w:line="240" w:lineRule="auto"/>
-      </w:pPr>
-      <w:r>
-        <w:rPr>
-          <w:rStyle w:val="FootnoteReference"/>
-        </w:rPr>
-        <w:footnoteRef/>
-      </w:r>
-      <w:r>
-        <w:continuationSeparator/>
-      </w:r>
-    </w:p>
-  </w:footnote>
-</w:footnotes>
-</file>
-
 <file path=word/numbering.xml><?xml version="1.0" encoding="utf-8"?>
-<w:numbering xmlns:wpc="http://schemas.microsoft.com/office/word/2010/wordprocessingCanvas" xmlns:mc="http://schemas.openxmlformats.org/markup-compatibility/2006" xmlns:o="urn:schemas-microsoft-com:office:office" xmlns:r="http://schemas.openxmlformats.org/officeDocument/2006/relationships" xmlns:m="http://schemas.openxmlformats.org/officeDocument/2006/math" xmlns:v="urn:schemas-microsoft-com:vml" xmlns:wp14="http://schemas.microsoft.com/office/word/2010/wordprocessingDrawing" xmlns:wp="http://schemas.openxmlformats.org/drawingml/2006/wordprocessingDrawing" xmlns:w10="urn:schemas-microsoft-com:office:word" xmlns:w="http://schemas.openxmlformats.org/wordprocessingml/2006/main" xmlns:w14="http://schemas.microsoft.com/office/word/2010/wordml" xmlns:w15="http://schemas.microsoft.com/office/word/2012/wordml" xmlns:wpg="http://schemas.microsoft.com/office/word/2010/wordprocessingGroup" xmlns:wpi="http://schemas.microsoft.com/office/word/2010/wordprocessingInk" xmlns:wne="http://schemas.microsoft.com/office/word/2006/wordml" xmlns:wps="http://schemas.microsoft.com/office/word/2010/wordprocessingShape" mc:Ignorable="w14 w15 wp14">
+<w:numbering xmlns:wpc="http://schemas.microsoft.com/office/word/2010/wordprocessingCanvas" xmlns:cx="http://schemas.microsoft.com/office/drawing/2014/chartex" xmlns:cx1="http://schemas.microsoft.com/office/drawing/2015/9/8/chartex" xmlns:cx2="http://schemas.microsoft.com/office/drawing/2015/10/21/chartex" xmlns:cx3="http://schemas.microsoft.com/office/drawing/2016/5/9/chartex" xmlns:cx4="http://schemas.microsoft.com/office/drawing/2016/5/10/chartex" xmlns:cx5="http://schemas.microsoft.com/office/drawing/2016/5/11/chartex" xmlns:cx6="http://schemas.microsoft.com/office/drawing/2016/5/12/chartex" xmlns:cx7="http://schemas.microsoft.com/office/drawing/2016/5/13/chartex" xmlns:cx8="http://schemas.microsoft.com/office/drawing/2016/5/14/chartex" xmlns:mc="http://schemas.openxmlformats.org/markup-compatibility/2006" xmlns:aink="http://schemas.microsoft.com/office/drawing/2016/ink" xmlns:am3d="http://schemas.microsoft.com/office/drawing/2017/model3d" xmlns:o="urn:schemas-microsoft-com:office:office" xmlns:oel="http://schemas.microsoft.com/office/2019/extlst" xmlns:r="http://schemas.openxmlformats.org/officeDocument/2006/relationships" xmlns:m="http://schemas.openxmlformats.org/officeDocument/2006/math" xmlns:v="urn:schemas-microsoft-com:vml" xmlns:wp14="http://schemas.microsoft.com/office/word/2010/wordprocessingDrawing" xmlns:wp="http://schemas.openxmlformats.org/drawingml/2006/wordprocessingDrawing" xmlns:w10="urn:schemas-microsoft-com:office:word" xmlns:w="http://schemas.openxmlformats.org/wordprocessingml/2006/main" xmlns:w14="http://schemas.microsoft.com/office/word/2010/wordml" xmlns:w15="http://schemas.microsoft.com/office/word/2012/wordml" xmlns:w16cex="http://schemas.microsoft.com/office/word/2018/wordml/cex" xmlns:w16cid="http://schemas.microsoft.com/office/word/2016/wordml/cid" xmlns:w16="http://schemas.microsoft.com/office/word/2018/wordml" xmlns:w16du="http://schemas.microsoft.com/office/word/2023/wordml/word16du" xmlns:w16sdtdh="http://schemas.microsoft.com/office/word/2020/wordml/sdtdatahash" xmlns:w16sdtfl="http://schemas.microsoft.com/office/word/2024/wordml/sdtformatlock" xmlns:w16se="http://schemas.microsoft.com/office/word/2015/wordml/symex" xmlns:wpg="http://schemas.microsoft.com/office/word/2010/wordprocessingGroup" xmlns:wpi="http://schemas.microsoft.com/office/word/2010/wordprocessingInk" xmlns:wne="http://schemas.microsoft.com/office/word/2006/wordml" xmlns:wps="http://schemas.microsoft.com/office/word/2010/wordprocessingShape" mc:Ignorable="w14 w15 w16se w16cid w16 w16cex w16sdtdh w16sdtfl w16du wp14">
+  <w:abstractNum w:abstractNumId="0" w15:restartNumberingAfterBreak="0">
+    <w:nsid w:val="36410744"/>
+    <w:multiLevelType w:val="hybridMultilevel"/>
+    <w:tmpl w:val="B9849B94"/>
+    <w:lvl w:ilvl="0" w:tplc="285E2ACE">
+      <w:start w:val="1"/>
+      <w:numFmt w:val="bullet"/>
+      <w:lvlText w:val="•"/>
+      <w:lvlJc w:val="left"/>
+      <w:pPr>
+        <w:ind w:left="420" w:hanging="210"/>
+      </w:pPr>
+    </w:lvl>
+    <w:lvl w:ilvl="1" w:tplc="82C09B80">
+      <w:numFmt w:val="decimal"/>
+      <w:lvlText w:val=""/>
+      <w:lvlJc w:val="left"/>
+    </w:lvl>
+    <w:lvl w:ilvl="2" w:tplc="2C006A0E">
+      <w:numFmt w:val="decimal"/>
+      <w:lvlText w:val=""/>
+      <w:lvlJc w:val="left"/>
+    </w:lvl>
+    <w:lvl w:ilvl="3" w:tplc="F10ACE2E">
+      <w:numFmt w:val="decimal"/>
+      <w:lvlText w:val=""/>
+      <w:lvlJc w:val="left"/>
+    </w:lvl>
+    <w:lvl w:ilvl="4" w:tplc="749CE966">
+      <w:numFmt w:val="decimal"/>
+      <w:lvlText w:val=""/>
+      <w:lvlJc w:val="left"/>
+    </w:lvl>
+    <w:lvl w:ilvl="5" w:tplc="AC2A5882">
+      <w:numFmt w:val="decimal"/>
+      <w:lvlText w:val=""/>
+      <w:lvlJc w:val="left"/>
+    </w:lvl>
+    <w:lvl w:ilvl="6" w:tplc="062C15EE">
+      <w:numFmt w:val="decimal"/>
+      <w:lvlText w:val=""/>
+      <w:lvlJc w:val="left"/>
+    </w:lvl>
+    <w:lvl w:ilvl="7" w:tplc="C8C24A3C">
+      <w:numFmt w:val="decimal"/>
+      <w:lvlText w:val=""/>
+      <w:lvlJc w:val="left"/>
+    </w:lvl>
+    <w:lvl w:ilvl="8" w:tplc="67A23602">
+      <w:numFmt w:val="decimal"/>
+      <w:lvlText w:val=""/>
+      <w:lvlJc w:val="left"/>
+    </w:lvl>
+  </w:abstractNum>
   <w:abstractNum w:abstractNumId="1" w15:restartNumberingAfterBreak="0">
+    <w:nsid w:val="70276AA4"/>
     <w:multiLevelType w:val="hybridMultilevel"/>
-    <w:lvl w:ilvl="0" w15:tentative="1">
+    <w:tmpl w:val="CFEAC0CA"/>
+    <w:lvl w:ilvl="0" w:tplc="BC62A56E">
       <w:start w:val="1"/>
       <w:numFmt w:val="bullet"/>
       <w:lvlText w:val="●"/>
@@ -1890,7 +1751,7 @@
         <w:ind w:left="720" w:hanging="360"/>
       </w:pPr>
     </w:lvl>
-    <w:lvl w:ilvl="1" w15:tentative="1">
+    <w:lvl w:ilvl="1" w:tplc="E16808C0">
       <w:start w:val="1"/>
       <w:numFmt w:val="bullet"/>
       <w:lvlText w:val="○"/>
@@ -1899,7 +1760,7 @@
         <w:ind w:left="1440" w:hanging="360"/>
       </w:pPr>
     </w:lvl>
-    <w:lvl w:ilvl="2" w15:tentative="1">
+    <w:lvl w:ilvl="2" w:tplc="E73462AC">
       <w:start w:val="1"/>
       <w:numFmt w:val="bullet"/>
       <w:lvlText w:val="■"/>
@@ -1908,7 +1769,7 @@
         <w:ind w:left="2160" w:hanging="360"/>
       </w:pPr>
     </w:lvl>
-    <w:lvl w:ilvl="3" w15:tentative="1">
+    <w:lvl w:ilvl="3" w:tplc="E29C1EBC">
       <w:start w:val="1"/>
       <w:numFmt w:val="bullet"/>
       <w:lvlText w:val="●"/>
@@ -1917,7 +1778,7 @@
         <w:ind w:left="2880" w:hanging="360"/>
       </w:pPr>
     </w:lvl>
-    <w:lvl w:ilvl="4" w15:tentative="1">
+    <w:lvl w:ilvl="4" w:tplc="6D20E998">
       <w:start w:val="1"/>
       <w:numFmt w:val="bullet"/>
       <w:lvlText w:val="○"/>
@@ -1926,7 +1787,7 @@
         <w:ind w:left="3600" w:hanging="360"/>
       </w:pPr>
     </w:lvl>
-    <w:lvl w:ilvl="5" w15:tentative="1">
+    <w:lvl w:ilvl="5" w:tplc="1062CFB8">
       <w:start w:val="1"/>
       <w:numFmt w:val="bullet"/>
       <w:lvlText w:val="■"/>
@@ -1935,7 +1796,7 @@
         <w:ind w:left="4320" w:hanging="360"/>
       </w:pPr>
     </w:lvl>
-    <w:lvl w:ilvl="6" w15:tentative="1">
+    <w:lvl w:ilvl="6" w:tplc="6BA071E4">
       <w:start w:val="1"/>
       <w:numFmt w:val="bullet"/>
       <w:lvlText w:val="●"/>
@@ -1944,7 +1805,7 @@
         <w:ind w:left="5040" w:hanging="360"/>
       </w:pPr>
     </w:lvl>
-    <w:lvl w:ilvl="7" w15:tentative="1">
+    <w:lvl w:ilvl="7" w:tplc="A0F69C90">
       <w:start w:val="1"/>
       <w:numFmt w:val="bullet"/>
       <w:lvlText w:val="●"/>
@@ -1953,7 +1814,7 @@
         <w:ind w:left="5760" w:hanging="360"/>
       </w:pPr>
     </w:lvl>
-    <w:lvl w:ilvl="8" w15:tentative="1">
+    <w:lvl w:ilvl="8" w:tplc="D0562FAC">
       <w:start w:val="1"/>
       <w:numFmt w:val="bullet"/>
       <w:lvlText w:val="●"/>
@@ -1963,26 +1824,14 @@
       </w:pPr>
     </w:lvl>
   </w:abstractNum>
-  <w:abstractNum w:abstractNumId="2" w15:restartNumberingAfterBreak="0">
-    <w:multiLevelType w:val="hybridMultilevel"/>
-    <w:lvl w:ilvl="0" w15:tentative="1">
-      <w:start w:val="1"/>
-      <w:numFmt w:val="bullet"/>
-      <w:lvlText w:val="•"/>
-      <w:lvlJc w:val="left"/>
-      <w:pPr>
-        <w:ind w:left="420" w:hanging="210"/>
-      </w:pPr>
-    </w:lvl>
-  </w:abstractNum>
-  <w:num w:numId="1">
+  <w:num w:numId="1" w16cid:durableId="2045977992">
     <w:abstractNumId w:val="1"/>
     <w:lvlOverride w:ilvl="0">
       <w:startOverride w:val="1"/>
     </w:lvlOverride>
   </w:num>
-  <w:num w:numId="2">
-    <w:abstractNumId w:val="2"/>
+  <w:num w:numId="2" w16cid:durableId="287128602">
+    <w:abstractNumId w:val="0"/>
     <w:lvlOverride w:ilvl="0">
       <w:startOverride w:val="1"/>
     </w:lvlOverride>
@@ -1991,32 +1840,407 @@
 </file>
 
 <file path=word/styles.xml><?xml version="1.0" encoding="utf-8"?>
-<w:styles xmlns:mc="http://schemas.openxmlformats.org/markup-compatibility/2006" xmlns:r="http://schemas.openxmlformats.org/officeDocument/2006/relationships" xmlns:w="http://schemas.openxmlformats.org/wordprocessingml/2006/main" xmlns:w14="http://schemas.microsoft.com/office/word/2010/wordml" xmlns:w15="http://schemas.microsoft.com/office/word/2012/wordml" mc:Ignorable="w14 w15">
+<w:styles xmlns:mc="http://schemas.openxmlformats.org/markup-compatibility/2006" xmlns:r="http://schemas.openxmlformats.org/officeDocument/2006/relationships" xmlns:w="http://schemas.openxmlformats.org/wordprocessingml/2006/main" xmlns:w14="http://schemas.microsoft.com/office/word/2010/wordml" xmlns:w15="http://schemas.microsoft.com/office/word/2012/wordml" xmlns:w16cex="http://schemas.microsoft.com/office/word/2018/wordml/cex" xmlns:w16cid="http://schemas.microsoft.com/office/word/2016/wordml/cid" xmlns:w16="http://schemas.microsoft.com/office/word/2018/wordml" xmlns:w16du="http://schemas.microsoft.com/office/word/2023/wordml/word16du" xmlns:w16sdtdh="http://schemas.microsoft.com/office/word/2020/wordml/sdtdatahash" xmlns:w16sdtfl="http://schemas.microsoft.com/office/word/2024/wordml/sdtformatlock" xmlns:w16se="http://schemas.microsoft.com/office/word/2015/wordml/symex" mc:Ignorable="w14 w15 w16se w16cid w16 w16cex w16sdtdh w16sdtfl w16du">
   <w:docDefaults>
     <w:rPrDefault>
       <w:rPr>
-        <w:rFonts w:ascii="Arial" w:cs="Arial" w:eastAsia="Arial" w:hAnsi="Arial"/>
+        <w:rFonts w:ascii="Arial" w:eastAsia="Arial" w:hAnsi="Arial" w:cs="Arial"/>
         <w:sz w:val="18"/>
         <w:szCs w:val="18"/>
+        <w:lang w:val="en-IN" w:eastAsia="en-IN" w:bidi="ar-SA"/>
       </w:rPr>
     </w:rPrDefault>
     <w:pPrDefault/>
   </w:docDefaults>
-  <w:style w:type="paragraph" w:styleId="Title">
-    <w:name w:val="Title"/>
-    <w:basedOn w:val="Normal"/>
-    <w:next w:val="Normal"/>
+  <w:latentStyles w:defLockedState="0" w:defUIPriority="99" w:defSemiHidden="0" w:defUnhideWhenUsed="0" w:defQFormat="0" w:count="376">
+    <w:lsdException w:name="Normal" w:uiPriority="0" w:qFormat="1"/>
+    <w:lsdException w:name="heading 1" w:uiPriority="9" w:qFormat="1"/>
+    <w:lsdException w:name="heading 2" w:semiHidden="1" w:uiPriority="9" w:unhideWhenUsed="1" w:qFormat="1"/>
+    <w:lsdException w:name="heading 3" w:semiHidden="1" w:uiPriority="9" w:unhideWhenUsed="1" w:qFormat="1"/>
+    <w:lsdException w:name="heading 4" w:semiHidden="1" w:uiPriority="9" w:unhideWhenUsed="1" w:qFormat="1"/>
+    <w:lsdException w:name="heading 5" w:semiHidden="1" w:uiPriority="9" w:unhideWhenUsed="1" w:qFormat="1"/>
+    <w:lsdException w:name="heading 6" w:semiHidden="1" w:uiPriority="9" w:unhideWhenUsed="1" w:qFormat="1"/>
+    <w:lsdException w:name="heading 7" w:semiHidden="1" w:uiPriority="9" w:unhideWhenUsed="1" w:qFormat="1"/>
+    <w:lsdException w:name="heading 8" w:semiHidden="1" w:uiPriority="9" w:unhideWhenUsed="1" w:qFormat="1"/>
+    <w:lsdException w:name="heading 9" w:semiHidden="1" w:uiPriority="9" w:unhideWhenUsed="1" w:qFormat="1"/>
+    <w:lsdException w:name="index 1" w:semiHidden="1" w:unhideWhenUsed="1"/>
+    <w:lsdException w:name="index 2" w:semiHidden="1" w:unhideWhenUsed="1"/>
+    <w:lsdException w:name="index 3" w:semiHidden="1" w:unhideWhenUsed="1"/>
+    <w:lsdException w:name="index 4" w:semiHidden="1" w:unhideWhenUsed="1"/>
+    <w:lsdException w:name="index 5" w:semiHidden="1" w:unhideWhenUsed="1"/>
+    <w:lsdException w:name="index 6" w:semiHidden="1" w:unhideWhenUsed="1"/>
+    <w:lsdException w:name="index 7" w:semiHidden="1" w:unhideWhenUsed="1"/>
+    <w:lsdException w:name="index 8" w:semiHidden="1" w:unhideWhenUsed="1"/>
+    <w:lsdException w:name="index 9" w:semiHidden="1" w:unhideWhenUsed="1"/>
+    <w:lsdException w:name="toc 1" w:semiHidden="1" w:uiPriority="39" w:unhideWhenUsed="1"/>
+    <w:lsdException w:name="toc 2" w:semiHidden="1" w:uiPriority="39" w:unhideWhenUsed="1"/>
+    <w:lsdException w:name="toc 3" w:semiHidden="1" w:uiPriority="39" w:unhideWhenUsed="1"/>
+    <w:lsdException w:name="toc 4" w:semiHidden="1" w:uiPriority="39" w:unhideWhenUsed="1"/>
+    <w:lsdException w:name="toc 5" w:semiHidden="1" w:uiPriority="39" w:unhideWhenUsed="1"/>
+    <w:lsdException w:name="toc 6" w:semiHidden="1" w:uiPriority="39" w:unhideWhenUsed="1"/>
+    <w:lsdException w:name="toc 7" w:semiHidden="1" w:uiPriority="39" w:unhideWhenUsed="1"/>
+    <w:lsdException w:name="toc 8" w:semiHidden="1" w:uiPriority="39" w:unhideWhenUsed="1"/>
+    <w:lsdException w:name="toc 9" w:semiHidden="1" w:uiPriority="39" w:unhideWhenUsed="1"/>
+    <w:lsdException w:name="Normal Indent" w:semiHidden="1" w:unhideWhenUsed="1"/>
+    <w:lsdException w:name="footnote text" w:semiHidden="1" w:unhideWhenUsed="1"/>
+    <w:lsdException w:name="annotation text" w:semiHidden="1" w:unhideWhenUsed="1"/>
+    <w:lsdException w:name="header" w:semiHidden="1" w:unhideWhenUsed="1"/>
+    <w:lsdException w:name="footer" w:semiHidden="1" w:unhideWhenUsed="1"/>
+    <w:lsdException w:name="index heading" w:semiHidden="1" w:unhideWhenUsed="1"/>
+    <w:lsdException w:name="caption" w:semiHidden="1" w:uiPriority="35" w:unhideWhenUsed="1" w:qFormat="1"/>
+    <w:lsdException w:name="table of figures" w:semiHidden="1" w:unhideWhenUsed="1"/>
+    <w:lsdException w:name="envelope address" w:semiHidden="1" w:unhideWhenUsed="1"/>
+    <w:lsdException w:name="envelope return" w:semiHidden="1" w:unhideWhenUsed="1"/>
+    <w:lsdException w:name="footnote reference" w:semiHidden="1" w:unhideWhenUsed="1"/>
+    <w:lsdException w:name="annotation reference" w:semiHidden="1" w:unhideWhenUsed="1"/>
+    <w:lsdException w:name="line number" w:semiHidden="1" w:unhideWhenUsed="1"/>
+    <w:lsdException w:name="page number" w:semiHidden="1" w:unhideWhenUsed="1"/>
+    <w:lsdException w:name="endnote reference" w:semiHidden="1" w:unhideWhenUsed="1"/>
+    <w:lsdException w:name="endnote text" w:semiHidden="1" w:unhideWhenUsed="1"/>
+    <w:lsdException w:name="table of authorities" w:semiHidden="1" w:unhideWhenUsed="1"/>
+    <w:lsdException w:name="macro" w:semiHidden="1" w:unhideWhenUsed="1"/>
+    <w:lsdException w:name="toa heading" w:semiHidden="1" w:unhideWhenUsed="1"/>
+    <w:lsdException w:name="List" w:semiHidden="1" w:unhideWhenUsed="1"/>
+    <w:lsdException w:name="List Bullet" w:semiHidden="1" w:unhideWhenUsed="1"/>
+    <w:lsdException w:name="List Number" w:semiHidden="1" w:unhideWhenUsed="1"/>
+    <w:lsdException w:name="List 2" w:semiHidden="1" w:unhideWhenUsed="1"/>
+    <w:lsdException w:name="List 3" w:semiHidden="1" w:unhideWhenUsed="1"/>
+    <w:lsdException w:name="List 4" w:semiHidden="1" w:unhideWhenUsed="1"/>
+    <w:lsdException w:name="List 5" w:semiHidden="1" w:unhideWhenUsed="1"/>
+    <w:lsdException w:name="List Bullet 2" w:semiHidden="1" w:unhideWhenUsed="1"/>
+    <w:lsdException w:name="List Bullet 3" w:semiHidden="1" w:unhideWhenUsed="1"/>
+    <w:lsdException w:name="List Bullet 4" w:semiHidden="1" w:unhideWhenUsed="1"/>
+    <w:lsdException w:name="List Bullet 5" w:semiHidden="1" w:unhideWhenUsed="1"/>
+    <w:lsdException w:name="List Number 2" w:semiHidden="1" w:unhideWhenUsed="1"/>
+    <w:lsdException w:name="List Number 3" w:semiHidden="1" w:unhideWhenUsed="1"/>
+    <w:lsdException w:name="List Number 4" w:semiHidden="1" w:unhideWhenUsed="1"/>
+    <w:lsdException w:name="List Number 5" w:semiHidden="1" w:unhideWhenUsed="1"/>
+    <w:lsdException w:name="Title" w:uiPriority="10" w:qFormat="1"/>
+    <w:lsdException w:name="Closing" w:semiHidden="1" w:unhideWhenUsed="1"/>
+    <w:lsdException w:name="Signature" w:semiHidden="1" w:unhideWhenUsed="1"/>
+    <w:lsdException w:name="Default Paragraph Font" w:semiHidden="1" w:uiPriority="1" w:unhideWhenUsed="1"/>
+    <w:lsdException w:name="Body Text" w:semiHidden="1" w:unhideWhenUsed="1"/>
+    <w:lsdException w:name="Body Text Indent" w:semiHidden="1" w:unhideWhenUsed="1"/>
+    <w:lsdException w:name="List Continue" w:semiHidden="1" w:unhideWhenUsed="1"/>
+    <w:lsdException w:name="List Continue 2" w:semiHidden="1" w:unhideWhenUsed="1"/>
+    <w:lsdException w:name="List Continue 3" w:semiHidden="1" w:unhideWhenUsed="1"/>
+    <w:lsdException w:name="List Continue 4" w:semiHidden="1" w:unhideWhenUsed="1"/>
+    <w:lsdException w:name="List Continue 5" w:semiHidden="1" w:unhideWhenUsed="1"/>
+    <w:lsdException w:name="Message Header" w:semiHidden="1" w:unhideWhenUsed="1"/>
+    <w:lsdException w:name="Subtitle" w:uiPriority="11" w:qFormat="1"/>
+    <w:lsdException w:name="Salutation" w:semiHidden="1" w:unhideWhenUsed="1"/>
+    <w:lsdException w:name="Date" w:semiHidden="1" w:unhideWhenUsed="1"/>
+    <w:lsdException w:name="Body Text First Indent" w:semiHidden="1" w:unhideWhenUsed="1"/>
+    <w:lsdException w:name="Body Text First Indent 2" w:semiHidden="1" w:unhideWhenUsed="1"/>
+    <w:lsdException w:name="Note Heading" w:semiHidden="1" w:unhideWhenUsed="1"/>
+    <w:lsdException w:name="Body Text 2" w:semiHidden="1" w:unhideWhenUsed="1"/>
+    <w:lsdException w:name="Body Text 3" w:semiHidden="1" w:unhideWhenUsed="1"/>
+    <w:lsdException w:name="Body Text Indent 2" w:semiHidden="1" w:unhideWhenUsed="1"/>
+    <w:lsdException w:name="Body Text Indent 3" w:semiHidden="1" w:unhideWhenUsed="1"/>
+    <w:lsdException w:name="Block Text" w:semiHidden="1" w:unhideWhenUsed="1"/>
+    <w:lsdException w:name="Hyperlink" w:semiHidden="1" w:unhideWhenUsed="1"/>
+    <w:lsdException w:name="FollowedHyperlink" w:semiHidden="1" w:unhideWhenUsed="1"/>
+    <w:lsdException w:name="Strong" w:uiPriority="22" w:qFormat="1"/>
+    <w:lsdException w:name="Emphasis" w:uiPriority="20" w:qFormat="1"/>
+    <w:lsdException w:name="Document Map" w:semiHidden="1" w:unhideWhenUsed="1"/>
+    <w:lsdException w:name="Plain Text" w:semiHidden="1" w:unhideWhenUsed="1"/>
+    <w:lsdException w:name="E-mail Signature" w:semiHidden="1" w:unhideWhenUsed="1"/>
+    <w:lsdException w:name="HTML Top of Form" w:semiHidden="1" w:unhideWhenUsed="1"/>
+    <w:lsdException w:name="HTML Bottom of Form" w:semiHidden="1" w:unhideWhenUsed="1"/>
+    <w:lsdException w:name="Normal (Web)" w:semiHidden="1" w:unhideWhenUsed="1"/>
+    <w:lsdException w:name="HTML Acronym" w:semiHidden="1" w:unhideWhenUsed="1"/>
+    <w:lsdException w:name="HTML Address" w:semiHidden="1" w:unhideWhenUsed="1"/>
+    <w:lsdException w:name="HTML Cite" w:semiHidden="1" w:unhideWhenUsed="1"/>
+    <w:lsdException w:name="HTML Code" w:semiHidden="1" w:unhideWhenUsed="1"/>
+    <w:lsdException w:name="HTML Definition" w:semiHidden="1" w:unhideWhenUsed="1"/>
+    <w:lsdException w:name="HTML Keyboard" w:semiHidden="1" w:unhideWhenUsed="1"/>
+    <w:lsdException w:name="HTML Preformatted" w:semiHidden="1" w:unhideWhenUsed="1"/>
+    <w:lsdException w:name="HTML Sample" w:semiHidden="1" w:unhideWhenUsed="1"/>
+    <w:lsdException w:name="HTML Typewriter" w:semiHidden="1" w:unhideWhenUsed="1"/>
+    <w:lsdException w:name="HTML Variable" w:semiHidden="1" w:unhideWhenUsed="1"/>
+    <w:lsdException w:name="Normal Table" w:semiHidden="1" w:unhideWhenUsed="1"/>
+    <w:lsdException w:name="annotation subject" w:semiHidden="1" w:unhideWhenUsed="1"/>
+    <w:lsdException w:name="No List" w:semiHidden="1" w:unhideWhenUsed="1"/>
+    <w:lsdException w:name="Outline List 1" w:semiHidden="1" w:unhideWhenUsed="1"/>
+    <w:lsdException w:name="Outline List 2" w:semiHidden="1" w:unhideWhenUsed="1"/>
+    <w:lsdException w:name="Outline List 3" w:semiHidden="1" w:unhideWhenUsed="1"/>
+    <w:lsdException w:name="Table Simple 1" w:semiHidden="1" w:unhideWhenUsed="1"/>
+    <w:lsdException w:name="Table Simple 2" w:semiHidden="1" w:unhideWhenUsed="1"/>
+    <w:lsdException w:name="Table Simple 3" w:semiHidden="1" w:unhideWhenUsed="1"/>
+    <w:lsdException w:name="Table Classic 1" w:semiHidden="1" w:unhideWhenUsed="1"/>
+    <w:lsdException w:name="Table Classic 2" w:semiHidden="1" w:unhideWhenUsed="1"/>
+    <w:lsdException w:name="Table Classic 3" w:semiHidden="1" w:unhideWhenUsed="1"/>
+    <w:lsdException w:name="Table Classic 4" w:semiHidden="1" w:unhideWhenUsed="1"/>
+    <w:lsdException w:name="Table Colorful 1" w:semiHidden="1" w:unhideWhenUsed="1"/>
+    <w:lsdException w:name="Table Colorful 2" w:semiHidden="1" w:unhideWhenUsed="1"/>
+    <w:lsdException w:name="Table Colorful 3" w:semiHidden="1" w:unhideWhenUsed="1"/>
+    <w:lsdException w:name="Table Columns 1" w:semiHidden="1" w:unhideWhenUsed="1"/>
+    <w:lsdException w:name="Table Columns 2" w:semiHidden="1" w:unhideWhenUsed="1"/>
+    <w:lsdException w:name="Table Columns 3" w:semiHidden="1" w:unhideWhenUsed="1"/>
+    <w:lsdException w:name="Table Columns 4" w:semiHidden="1" w:unhideWhenUsed="1"/>
+    <w:lsdException w:name="Table Columns 5" w:semiHidden="1" w:unhideWhenUsed="1"/>
+    <w:lsdException w:name="Table Grid 1" w:semiHidden="1" w:unhideWhenUsed="1"/>
+    <w:lsdException w:name="Table Grid 2" w:semiHidden="1" w:unhideWhenUsed="1"/>
+    <w:lsdException w:name="Table Grid 3" w:semiHidden="1" w:unhideWhenUsed="1"/>
+    <w:lsdException w:name="Table Grid 4" w:semiHidden="1" w:unhideWhenUsed="1"/>
+    <w:lsdException w:name="Table Grid 5" w:semiHidden="1" w:unhideWhenUsed="1"/>
+    <w:lsdException w:name="Table Grid 6" w:semiHidden="1" w:unhideWhenUsed="1"/>
+    <w:lsdException w:name="Table Grid 7" w:semiHidden="1" w:unhideWhenUsed="1"/>
+    <w:lsdException w:name="Table Grid 8" w:semiHidden="1" w:unhideWhenUsed="1"/>
+    <w:lsdException w:name="Table List 1" w:semiHidden="1" w:unhideWhenUsed="1"/>
+    <w:lsdException w:name="Table List 2" w:semiHidden="1" w:unhideWhenUsed="1"/>
+    <w:lsdException w:name="Table List 3" w:semiHidden="1" w:unhideWhenUsed="1"/>
+    <w:lsdException w:name="Table List 4" w:semiHidden="1" w:unhideWhenUsed="1"/>
+    <w:lsdException w:name="Table List 5" w:semiHidden="1" w:unhideWhenUsed="1"/>
+    <w:lsdException w:name="Table List 6" w:semiHidden="1" w:unhideWhenUsed="1"/>
+    <w:lsdException w:name="Table List 7" w:semiHidden="1" w:unhideWhenUsed="1"/>
+    <w:lsdException w:name="Table List 8" w:semiHidden="1" w:unhideWhenUsed="1"/>
+    <w:lsdException w:name="Table 3D effects 1" w:semiHidden="1" w:unhideWhenUsed="1"/>
+    <w:lsdException w:name="Table 3D effects 2" w:semiHidden="1" w:unhideWhenUsed="1"/>
+    <w:lsdException w:name="Table 3D effects 3" w:semiHidden="1" w:unhideWhenUsed="1"/>
+    <w:lsdException w:name="Table Contemporary" w:semiHidden="1" w:unhideWhenUsed="1"/>
+    <w:lsdException w:name="Table Elegant" w:semiHidden="1" w:unhideWhenUsed="1"/>
+    <w:lsdException w:name="Table Professional" w:semiHidden="1" w:unhideWhenUsed="1"/>
+    <w:lsdException w:name="Table Subtle 1" w:semiHidden="1" w:unhideWhenUsed="1"/>
+    <w:lsdException w:name="Table Subtle 2" w:semiHidden="1" w:unhideWhenUsed="1"/>
+    <w:lsdException w:name="Table Web 1" w:semiHidden="1" w:unhideWhenUsed="1"/>
+    <w:lsdException w:name="Table Web 2" w:semiHidden="1" w:unhideWhenUsed="1"/>
+    <w:lsdException w:name="Table Web 3" w:semiHidden="1" w:unhideWhenUsed="1"/>
+    <w:lsdException w:name="Balloon Text" w:semiHidden="1" w:unhideWhenUsed="1"/>
+    <w:lsdException w:name="Table Grid" w:uiPriority="39"/>
+    <w:lsdException w:name="Table Theme" w:semiHidden="1" w:unhideWhenUsed="1"/>
+    <w:lsdException w:name="Placeholder Text" w:semiHidden="1"/>
+    <w:lsdException w:name="No Spacing" w:uiPriority="1" w:qFormat="1"/>
+    <w:lsdException w:name="Light Shading" w:uiPriority="60"/>
+    <w:lsdException w:name="Light List" w:uiPriority="61"/>
+    <w:lsdException w:name="Light Grid" w:uiPriority="62"/>
+    <w:lsdException w:name="Medium Shading 1" w:uiPriority="63"/>
+    <w:lsdException w:name="Medium Shading 2" w:uiPriority="64"/>
+    <w:lsdException w:name="Medium List 1" w:uiPriority="65"/>
+    <w:lsdException w:name="Medium List 2" w:uiPriority="66"/>
+    <w:lsdException w:name="Medium Grid 1" w:uiPriority="67"/>
+    <w:lsdException w:name="Medium Grid 2" w:uiPriority="68"/>
+    <w:lsdException w:name="Medium Grid 3" w:uiPriority="69"/>
+    <w:lsdException w:name="Dark List" w:uiPriority="70"/>
+    <w:lsdException w:name="Colorful Shading" w:uiPriority="71"/>
+    <w:lsdException w:name="Colorful List" w:uiPriority="72"/>
+    <w:lsdException w:name="Colorful Grid" w:uiPriority="73"/>
+    <w:lsdException w:name="Light Shading Accent 1" w:uiPriority="60"/>
+    <w:lsdException w:name="Light List Accent 1" w:uiPriority="61"/>
+    <w:lsdException w:name="Light Grid Accent 1" w:uiPriority="62"/>
+    <w:lsdException w:name="Medium Shading 1 Accent 1" w:uiPriority="63"/>
+    <w:lsdException w:name="Medium Shading 2 Accent 1" w:uiPriority="64"/>
+    <w:lsdException w:name="Medium List 1 Accent 1" w:uiPriority="65"/>
+    <w:lsdException w:name="Revision" w:semiHidden="1"/>
+    <w:lsdException w:name="List Paragraph" w:uiPriority="34" w:qFormat="1"/>
+    <w:lsdException w:name="Quote" w:uiPriority="29" w:qFormat="1"/>
+    <w:lsdException w:name="Intense Quote" w:uiPriority="30" w:qFormat="1"/>
+    <w:lsdException w:name="Medium List 2 Accent 1" w:uiPriority="66"/>
+    <w:lsdException w:name="Medium Grid 1 Accent 1" w:uiPriority="67"/>
+    <w:lsdException w:name="Medium Grid 2 Accent 1" w:uiPriority="68"/>
+    <w:lsdException w:name="Medium Grid 3 Accent 1" w:uiPriority="69"/>
+    <w:lsdException w:name="Dark List Accent 1" w:uiPriority="70"/>
+    <w:lsdException w:name="Colorful Shading Accent 1" w:uiPriority="71"/>
+    <w:lsdException w:name="Colorful List Accent 1" w:uiPriority="72"/>
+    <w:lsdException w:name="Colorful Grid Accent 1" w:uiPriority="73"/>
+    <w:lsdException w:name="Light Shading Accent 2" w:uiPriority="60"/>
+    <w:lsdException w:name="Light List Accent 2" w:uiPriority="61"/>
+    <w:lsdException w:name="Light Grid Accent 2" w:uiPriority="62"/>
+    <w:lsdException w:name="Medium Shading 1 Accent 2" w:uiPriority="63"/>
+    <w:lsdException w:name="Medium Shading 2 Accent 2" w:uiPriority="64"/>
+    <w:lsdException w:name="Medium List 1 Accent 2" w:uiPriority="65"/>
+    <w:lsdException w:name="Medium List 2 Accent 2" w:uiPriority="66"/>
+    <w:lsdException w:name="Medium Grid 1 Accent 2" w:uiPriority="67"/>
+    <w:lsdException w:name="Medium Grid 2 Accent 2" w:uiPriority="68"/>
+    <w:lsdException w:name="Medium Grid 3 Accent 2" w:uiPriority="69"/>
+    <w:lsdException w:name="Dark List Accent 2" w:uiPriority="70"/>
+    <w:lsdException w:name="Colorful Shading Accent 2" w:uiPriority="71"/>
+    <w:lsdException w:name="Colorful List Accent 2" w:uiPriority="72"/>
+    <w:lsdException w:name="Colorful Grid Accent 2" w:uiPriority="73"/>
+    <w:lsdException w:name="Light Shading Accent 3" w:uiPriority="60"/>
+    <w:lsdException w:name="Light List Accent 3" w:uiPriority="61"/>
+    <w:lsdException w:name="Light Grid Accent 3" w:uiPriority="62"/>
+    <w:lsdException w:name="Medium Shading 1 Accent 3" w:uiPriority="63"/>
+    <w:lsdException w:name="Medium Shading 2 Accent 3" w:uiPriority="64"/>
+    <w:lsdException w:name="Medium List 1 Accent 3" w:uiPriority="65"/>
+    <w:lsdException w:name="Medium List 2 Accent 3" w:uiPriority="66"/>
+    <w:lsdException w:name="Medium Grid 1 Accent 3" w:uiPriority="67"/>
+    <w:lsdException w:name="Medium Grid 2 Accent 3" w:uiPriority="68"/>
+    <w:lsdException w:name="Medium Grid 3 Accent 3" w:uiPriority="69"/>
+    <w:lsdException w:name="Dark List Accent 3" w:uiPriority="70"/>
+    <w:lsdException w:name="Colorful Shading Accent 3" w:uiPriority="71"/>
+    <w:lsdException w:name="Colorful List Accent 3" w:uiPriority="72"/>
+    <w:lsdException w:name="Colorful Grid Accent 3" w:uiPriority="73"/>
+    <w:lsdException w:name="Light Shading Accent 4" w:uiPriority="60"/>
+    <w:lsdException w:name="Light List Accent 4" w:uiPriority="61"/>
+    <w:lsdException w:name="Light Grid Accent 4" w:uiPriority="62"/>
+    <w:lsdException w:name="Medium Shading 1 Accent 4" w:uiPriority="63"/>
+    <w:lsdException w:name="Medium Shading 2 Accent 4" w:uiPriority="64"/>
+    <w:lsdException w:name="Medium List 1 Accent 4" w:uiPriority="65"/>
+    <w:lsdException w:name="Medium List 2 Accent 4" w:uiPriority="66"/>
+    <w:lsdException w:name="Medium Grid 1 Accent 4" w:uiPriority="67"/>
+    <w:lsdException w:name="Medium Grid 2 Accent 4" w:uiPriority="68"/>
+    <w:lsdException w:name="Medium Grid 3 Accent 4" w:uiPriority="69"/>
+    <w:lsdException w:name="Dark List Accent 4" w:uiPriority="70"/>
+    <w:lsdException w:name="Colorful Shading Accent 4" w:uiPriority="71"/>
+    <w:lsdException w:name="Colorful List Accent 4" w:uiPriority="72"/>
+    <w:lsdException w:name="Colorful Grid Accent 4" w:uiPriority="73"/>
+    <w:lsdException w:name="Light Shading Accent 5" w:uiPriority="60"/>
+    <w:lsdException w:name="Light List Accent 5" w:uiPriority="61"/>
+    <w:lsdException w:name="Light Grid Accent 5" w:uiPriority="62"/>
+    <w:lsdException w:name="Medium Shading 1 Accent 5" w:uiPriority="63"/>
+    <w:lsdException w:name="Medium Shading 2 Accent 5" w:uiPriority="64"/>
+    <w:lsdException w:name="Medium List 1 Accent 5" w:uiPriority="65"/>
+    <w:lsdException w:name="Medium List 2 Accent 5" w:uiPriority="66"/>
+    <w:lsdException w:name="Medium Grid 1 Accent 5" w:uiPriority="67"/>
+    <w:lsdException w:name="Medium Grid 2 Accent 5" w:uiPriority="68"/>
+    <w:lsdException w:name="Medium Grid 3 Accent 5" w:uiPriority="69"/>
+    <w:lsdException w:name="Dark List Accent 5" w:uiPriority="70"/>
+    <w:lsdException w:name="Colorful Shading Accent 5" w:uiPriority="71"/>
+    <w:lsdException w:name="Colorful List Accent 5" w:uiPriority="72"/>
+    <w:lsdException w:name="Colorful Grid Accent 5" w:uiPriority="73"/>
+    <w:lsdException w:name="Light Shading Accent 6" w:uiPriority="60"/>
+    <w:lsdException w:name="Light List Accent 6" w:uiPriority="61"/>
+    <w:lsdException w:name="Light Grid Accent 6" w:uiPriority="62"/>
+    <w:lsdException w:name="Medium Shading 1 Accent 6" w:uiPriority="63"/>
+    <w:lsdException w:name="Medium Shading 2 Accent 6" w:uiPriority="64"/>
+    <w:lsdException w:name="Medium List 1 Accent 6" w:uiPriority="65"/>
+    <w:lsdException w:name="Medium List 2 Accent 6" w:uiPriority="66"/>
+    <w:lsdException w:name="Medium Grid 1 Accent 6" w:uiPriority="67"/>
+    <w:lsdException w:name="Medium Grid 2 Accent 6" w:uiPriority="68"/>
+    <w:lsdException w:name="Medium Grid 3 Accent 6" w:uiPriority="69"/>
+    <w:lsdException w:name="Dark List Accent 6" w:uiPriority="70"/>
+    <w:lsdException w:name="Colorful Shading Accent 6" w:uiPriority="71"/>
+    <w:lsdException w:name="Colorful List Accent 6" w:uiPriority="72"/>
+    <w:lsdException w:name="Colorful Grid Accent 6" w:uiPriority="73"/>
+    <w:lsdException w:name="Subtle Emphasis" w:uiPriority="19" w:qFormat="1"/>
+    <w:lsdException w:name="Intense Emphasis" w:uiPriority="21" w:qFormat="1"/>
+    <w:lsdException w:name="Subtle Reference" w:uiPriority="31" w:qFormat="1"/>
+    <w:lsdException w:name="Intense Reference" w:uiPriority="32" w:qFormat="1"/>
+    <w:lsdException w:name="Book Title" w:uiPriority="33" w:qFormat="1"/>
+    <w:lsdException w:name="Bibliography" w:semiHidden="1" w:uiPriority="37" w:unhideWhenUsed="1"/>
+    <w:lsdException w:name="TOC Heading" w:semiHidden="1" w:uiPriority="39" w:unhideWhenUsed="1" w:qFormat="1"/>
+    <w:lsdException w:name="Plain Table 1" w:uiPriority="41"/>
+    <w:lsdException w:name="Plain Table 2" w:uiPriority="42"/>
+    <w:lsdException w:name="Plain Table 3" w:uiPriority="43"/>
+    <w:lsdException w:name="Plain Table 4" w:uiPriority="44"/>
+    <w:lsdException w:name="Plain Table 5" w:uiPriority="45"/>
+    <w:lsdException w:name="Grid Table Light" w:uiPriority="40"/>
+    <w:lsdException w:name="Grid Table 1 Light" w:uiPriority="46"/>
+    <w:lsdException w:name="Grid Table 2" w:uiPriority="47"/>
+    <w:lsdException w:name="Grid Table 3" w:uiPriority="48"/>
+    <w:lsdException w:name="Grid Table 4" w:uiPriority="49"/>
+    <w:lsdException w:name="Grid Table 5 Dark" w:uiPriority="50"/>
+    <w:lsdException w:name="Grid Table 6 Colorful" w:uiPriority="51"/>
+    <w:lsdException w:name="Grid Table 7 Colorful" w:uiPriority="52"/>
+    <w:lsdException w:name="Grid Table 1 Light Accent 1" w:uiPriority="46"/>
+    <w:lsdException w:name="Grid Table 2 Accent 1" w:uiPriority="47"/>
+    <w:lsdException w:name="Grid Table 3 Accent 1" w:uiPriority="48"/>
+    <w:lsdException w:name="Grid Table 4 Accent 1" w:uiPriority="49"/>
+    <w:lsdException w:name="Grid Table 5 Dark Accent 1" w:uiPriority="50"/>
+    <w:lsdException w:name="Grid Table 6 Colorful Accent 1" w:uiPriority="51"/>
+    <w:lsdException w:name="Grid Table 7 Colorful Accent 1" w:uiPriority="52"/>
+    <w:lsdException w:name="Grid Table 1 Light Accent 2" w:uiPriority="46"/>
+    <w:lsdException w:name="Grid Table 2 Accent 2" w:uiPriority="47"/>
+    <w:lsdException w:name="Grid Table 3 Accent 2" w:uiPriority="48"/>
+    <w:lsdException w:name="Grid Table 4 Accent 2" w:uiPriority="49"/>
+    <w:lsdException w:name="Grid Table 5 Dark Accent 2" w:uiPriority="50"/>
+    <w:lsdException w:name="Grid Table 6 Colorful Accent 2" w:uiPriority="51"/>
+    <w:lsdException w:name="Grid Table 7 Colorful Accent 2" w:uiPriority="52"/>
+    <w:lsdException w:name="Grid Table 1 Light Accent 3" w:uiPriority="46"/>
+    <w:lsdException w:name="Grid Table 2 Accent 3" w:uiPriority="47"/>
+    <w:lsdException w:name="Grid Table 3 Accent 3" w:uiPriority="48"/>
+    <w:lsdException w:name="Grid Table 4 Accent 3" w:uiPriority="49"/>
+    <w:lsdException w:name="Grid Table 5 Dark Accent 3" w:uiPriority="50"/>
+    <w:lsdException w:name="Grid Table 6 Colorful Accent 3" w:uiPriority="51"/>
+    <w:lsdException w:name="Grid Table 7 Colorful Accent 3" w:uiPriority="52"/>
+    <w:lsdException w:name="Grid Table 1 Light Accent 4" w:uiPriority="46"/>
+    <w:lsdException w:name="Grid Table 2 Accent 4" w:uiPriority="47"/>
+    <w:lsdException w:name="Grid Table 3 Accent 4" w:uiPriority="48"/>
+    <w:lsdException w:name="Grid Table 4 Accent 4" w:uiPriority="49"/>
+    <w:lsdException w:name="Grid Table 5 Dark Accent 4" w:uiPriority="50"/>
+    <w:lsdException w:name="Grid Table 6 Colorful Accent 4" w:uiPriority="51"/>
+    <w:lsdException w:name="Grid Table 7 Colorful Accent 4" w:uiPriority="52"/>
+    <w:lsdException w:name="Grid Table 1 Light Accent 5" w:uiPriority="46"/>
+    <w:lsdException w:name="Grid Table 2 Accent 5" w:uiPriority="47"/>
+    <w:lsdException w:name="Grid Table 3 Accent 5" w:uiPriority="48"/>
+    <w:lsdException w:name="Grid Table 4 Accent 5" w:uiPriority="49"/>
+    <w:lsdException w:name="Grid Table 5 Dark Accent 5" w:uiPriority="50"/>
+    <w:lsdException w:name="Grid Table 6 Colorful Accent 5" w:uiPriority="51"/>
+    <w:lsdException w:name="Grid Table 7 Colorful Accent 5" w:uiPriority="52"/>
+    <w:lsdException w:name="Grid Table 1 Light Accent 6" w:uiPriority="46"/>
+    <w:lsdException w:name="Grid Table 2 Accent 6" w:uiPriority="47"/>
+    <w:lsdException w:name="Grid Table 3 Accent 6" w:uiPriority="48"/>
+    <w:lsdException w:name="Grid Table 4 Accent 6" w:uiPriority="49"/>
+    <w:lsdException w:name="Grid Table 5 Dark Accent 6" w:uiPriority="50"/>
+    <w:lsdException w:name="Grid Table 6 Colorful Accent 6" w:uiPriority="51"/>
+    <w:lsdException w:name="Grid Table 7 Colorful Accent 6" w:uiPriority="52"/>
+    <w:lsdException w:name="List Table 1 Light" w:uiPriority="46"/>
+    <w:lsdException w:name="List Table 2" w:uiPriority="47"/>
+    <w:lsdException w:name="List Table 3" w:uiPriority="48"/>
+    <w:lsdException w:name="List Table 4" w:uiPriority="49"/>
+    <w:lsdException w:name="List Table 5 Dark" w:uiPriority="50"/>
+    <w:lsdException w:name="List Table 6 Colorful" w:uiPriority="51"/>
+    <w:lsdException w:name="List Table 7 Colorful" w:uiPriority="52"/>
+    <w:lsdException w:name="List Table 1 Light Accent 1" w:uiPriority="46"/>
+    <w:lsdException w:name="List Table 2 Accent 1" w:uiPriority="47"/>
+    <w:lsdException w:name="List Table 3 Accent 1" w:uiPriority="48"/>
+    <w:lsdException w:name="List Table 4 Accent 1" w:uiPriority="49"/>
+    <w:lsdException w:name="List Table 5 Dark Accent 1" w:uiPriority="50"/>
+    <w:lsdException w:name="List Table 6 Colorful Accent 1" w:uiPriority="51"/>
+    <w:lsdException w:name="List Table 7 Colorful Accent 1" w:uiPriority="52"/>
+    <w:lsdException w:name="List Table 1 Light Accent 2" w:uiPriority="46"/>
+    <w:lsdException w:name="List Table 2 Accent 2" w:uiPriority="47"/>
+    <w:lsdException w:name="List Table 3 Accent 2" w:uiPriority="48"/>
+    <w:lsdException w:name="List Table 4 Accent 2" w:uiPriority="49"/>
+    <w:lsdException w:name="List Table 5 Dark Accent 2" w:uiPriority="50"/>
+    <w:lsdException w:name="List Table 6 Colorful Accent 2" w:uiPriority="51"/>
+    <w:lsdException w:name="List Table 7 Colorful Accent 2" w:uiPriority="52"/>
+    <w:lsdException w:name="List Table 1 Light Accent 3" w:uiPriority="46"/>
+    <w:lsdException w:name="List Table 2 Accent 3" w:uiPriority="47"/>
+    <w:lsdException w:name="List Table 3 Accent 3" w:uiPriority="48"/>
+    <w:lsdException w:name="List Table 4 Accent 3" w:uiPriority="49"/>
+    <w:lsdException w:name="List Table 5 Dark Accent 3" w:uiPriority="50"/>
+    <w:lsdException w:name="List Table 6 Colorful Accent 3" w:uiPriority="51"/>
+    <w:lsdException w:name="List Table 7 Colorful Accent 3" w:uiPriority="52"/>
+    <w:lsdException w:name="List Table 1 Light Accent 4" w:uiPriority="46"/>
+    <w:lsdException w:name="List Table 2 Accent 4" w:uiPriority="47"/>
+    <w:lsdException w:name="List Table 3 Accent 4" w:uiPriority="48"/>
+    <w:lsdException w:name="List Table 4 Accent 4" w:uiPriority="49"/>
+    <w:lsdException w:name="List Table 5 Dark Accent 4" w:uiPriority="50"/>
+    <w:lsdException w:name="List Table 6 Colorful Accent 4" w:uiPriority="51"/>
+    <w:lsdException w:name="List Table 7 Colorful Accent 4" w:uiPriority="52"/>
+    <w:lsdException w:name="List Table 1 Light Accent 5" w:uiPriority="46"/>
+    <w:lsdException w:name="List Table 2 Accent 5" w:uiPriority="47"/>
+    <w:lsdException w:name="List Table 3 Accent 5" w:uiPriority="48"/>
+    <w:lsdException w:name="List Table 4 Accent 5" w:uiPriority="49"/>
+    <w:lsdException w:name="List Table 5 Dark Accent 5" w:uiPriority="50"/>
+    <w:lsdException w:name="List Table 6 Colorful Accent 5" w:uiPriority="51"/>
+    <w:lsdException w:name="List Table 7 Colorful Accent 5" w:uiPriority="52"/>
+    <w:lsdException w:name="List Table 1 Light Accent 6" w:uiPriority="46"/>
+    <w:lsdException w:name="List Table 2 Accent 6" w:uiPriority="47"/>
+    <w:lsdException w:name="List Table 3 Accent 6" w:uiPriority="48"/>
+    <w:lsdException w:name="List Table 4 Accent 6" w:uiPriority="49"/>
+    <w:lsdException w:name="List Table 5 Dark Accent 6" w:uiPriority="50"/>
+    <w:lsdException w:name="List Table 6 Colorful Accent 6" w:uiPriority="51"/>
+    <w:lsdException w:name="List Table 7 Colorful Accent 6" w:uiPriority="52"/>
+    <w:lsdException w:name="Mention" w:semiHidden="1" w:unhideWhenUsed="1"/>
+    <w:lsdException w:name="Smart Hyperlink" w:semiHidden="1" w:unhideWhenUsed="1"/>
+    <w:lsdException w:name="Hashtag" w:semiHidden="1" w:unhideWhenUsed="1"/>
+    <w:lsdException w:name="Unresolved Mention" w:semiHidden="1" w:unhideWhenUsed="1"/>
+    <w:lsdException w:name="Smart Link" w:semiHidden="1" w:unhideWhenUsed="1"/>
+  </w:latentStyles>
+  <w:style w:type="paragraph" w:default="1" w:styleId="Normal">
+    <w:name w:val="Normal"/>
     <w:qFormat/>
-    <w:rPr>
-      <w:sz w:val="56"/>
-      <w:szCs w:val="56"/>
-    </w:rPr>
   </w:style>
   <w:style w:type="paragraph" w:styleId="Heading1">
-    <w:name w:val="Heading 1"/>
-    <w:basedOn w:val="Normal"/>
-    <w:next w:val="Normal"/>
+    <w:name w:val="heading 1"/>
+    <w:uiPriority w:val="9"/>
     <w:qFormat/>
+    <w:pPr>
+      <w:outlineLvl w:val="0"/>
+    </w:pPr>
     <w:rPr>
       <w:color w:val="2E74B5"/>
       <w:sz w:val="32"/>
@@ -2024,10 +2248,14 @@
     </w:rPr>
   </w:style>
   <w:style w:type="paragraph" w:styleId="Heading2">
-    <w:name w:val="Heading 2"/>
-    <w:basedOn w:val="Normal"/>
-    <w:next w:val="Normal"/>
+    <w:name w:val="heading 2"/>
+    <w:uiPriority w:val="9"/>
+    <w:semiHidden/>
+    <w:unhideWhenUsed/>
     <w:qFormat/>
+    <w:pPr>
+      <w:outlineLvl w:val="1"/>
+    </w:pPr>
     <w:rPr>
       <w:color w:val="2E74B5"/>
       <w:sz w:val="26"/>
@@ -2035,10 +2263,14 @@
     </w:rPr>
   </w:style>
   <w:style w:type="paragraph" w:styleId="Heading3">
-    <w:name w:val="Heading 3"/>
-    <w:basedOn w:val="Normal"/>
-    <w:next w:val="Normal"/>
+    <w:name w:val="heading 3"/>
+    <w:uiPriority w:val="9"/>
+    <w:semiHidden/>
+    <w:unhideWhenUsed/>
     <w:qFormat/>
+    <w:pPr>
+      <w:outlineLvl w:val="2"/>
+    </w:pPr>
     <w:rPr>
       <w:color w:val="1F4D78"/>
       <w:sz w:val="24"/>
@@ -2046,10 +2278,14 @@
     </w:rPr>
   </w:style>
   <w:style w:type="paragraph" w:styleId="Heading4">
-    <w:name w:val="Heading 4"/>
-    <w:basedOn w:val="Normal"/>
-    <w:next w:val="Normal"/>
+    <w:name w:val="heading 4"/>
+    <w:uiPriority w:val="9"/>
+    <w:semiHidden/>
+    <w:unhideWhenUsed/>
     <w:qFormat/>
+    <w:pPr>
+      <w:outlineLvl w:val="3"/>
+    </w:pPr>
     <w:rPr>
       <w:i/>
       <w:iCs/>
@@ -2057,27 +2293,68 @@
     </w:rPr>
   </w:style>
   <w:style w:type="paragraph" w:styleId="Heading5">
-    <w:name w:val="Heading 5"/>
-    <w:basedOn w:val="Normal"/>
-    <w:next w:val="Normal"/>
+    <w:name w:val="heading 5"/>
+    <w:uiPriority w:val="9"/>
+    <w:semiHidden/>
+    <w:unhideWhenUsed/>
     <w:qFormat/>
+    <w:pPr>
+      <w:outlineLvl w:val="4"/>
+    </w:pPr>
     <w:rPr>
       <w:color w:val="2E74B5"/>
     </w:rPr>
   </w:style>
   <w:style w:type="paragraph" w:styleId="Heading6">
-    <w:name w:val="Heading 6"/>
-    <w:basedOn w:val="Normal"/>
-    <w:next w:val="Normal"/>
+    <w:name w:val="heading 6"/>
+    <w:uiPriority w:val="9"/>
+    <w:semiHidden/>
+    <w:unhideWhenUsed/>
     <w:qFormat/>
+    <w:pPr>
+      <w:outlineLvl w:val="5"/>
+    </w:pPr>
     <w:rPr>
       <w:color w:val="1F4D78"/>
     </w:rPr>
   </w:style>
-  <w:style w:type="paragraph" w:styleId="Strong">
-    <w:name w:val="Strong"/>
-    <w:basedOn w:val="Normal"/>
-    <w:next w:val="Normal"/>
+  <w:style w:type="character" w:default="1" w:styleId="DefaultParagraphFont">
+    <w:name w:val="Default Paragraph Font"/>
+    <w:uiPriority w:val="1"/>
+    <w:unhideWhenUsed/>
+  </w:style>
+  <w:style w:type="table" w:default="1" w:styleId="TableNormal">
+    <w:name w:val="Normal Table"/>
+    <w:uiPriority w:val="99"/>
+    <w:semiHidden/>
+    <w:unhideWhenUsed/>
+    <w:tblPr>
+      <w:tblInd w:w="0" w:type="dxa"/>
+      <w:tblCellMar>
+        <w:top w:w="0" w:type="dxa"/>
+        <w:left w:w="108" w:type="dxa"/>
+        <w:bottom w:w="0" w:type="dxa"/>
+        <w:right w:w="108" w:type="dxa"/>
+      </w:tblCellMar>
+    </w:tblPr>
+  </w:style>
+  <w:style w:type="numbering" w:default="1" w:styleId="NoList">
+    <w:name w:val="No List"/>
+    <w:uiPriority w:val="99"/>
+    <w:semiHidden/>
+    <w:unhideWhenUsed/>
+  </w:style>
+  <w:style w:type="paragraph" w:styleId="Title">
+    <w:name w:val="Title"/>
+    <w:uiPriority w:val="10"/>
+    <w:qFormat/>
+    <w:rPr>
+      <w:sz w:val="56"/>
+      <w:szCs w:val="56"/>
+    </w:rPr>
+  </w:style>
+  <w:style w:type="paragraph" w:customStyle="1" w:styleId="Strong1">
+    <w:name w:val="Strong1"/>
     <w:qFormat/>
     <w:rPr>
       <w:b/>
@@ -2086,12 +2363,10 @@
   </w:style>
   <w:style w:type="paragraph" w:styleId="ListParagraph">
     <w:name w:val="List Paragraph"/>
-    <w:basedOn w:val="Normal"/>
     <w:qFormat/>
   </w:style>
   <w:style w:type="character" w:styleId="Hyperlink">
     <w:name w:val="Hyperlink"/>
-    <w:basedOn w:val="DefaultParagraphFont"/>
     <w:uiPriority w:val="99"/>
     <w:unhideWhenUsed/>
     <w:rPr>
@@ -2101,7 +2376,6 @@
   </w:style>
   <w:style w:type="character" w:styleId="FootnoteReference">
     <w:name w:val="footnote reference"/>
-    <w:basedOn w:val="DefaultParagraphFont"/>
     <w:uiPriority w:val="99"/>
     <w:semiHidden/>
     <w:unhideWhenUsed/>
@@ -2111,22 +2385,17 @@
   </w:style>
   <w:style w:type="paragraph" w:styleId="FootnoteText">
     <w:name w:val="footnote text"/>
-    <w:basedOn w:val="Normal"/>
     <w:link w:val="FootnoteTextChar"/>
     <w:uiPriority w:val="99"/>
     <w:semiHidden/>
     <w:unhideWhenUsed/>
-    <w:pPr>
-      <w:spacing w:after="0" w:line="240" w:lineRule="auto"/>
-    </w:pPr>
     <w:rPr>
       <w:sz w:val="20"/>
       <w:szCs w:val="20"/>
     </w:rPr>
   </w:style>
-  <w:style w:type="character" w:styleId="FootnoteTextChar">
+  <w:style w:type="character" w:customStyle="1" w:styleId="FootnoteTextChar">
     <w:name w:val="Footnote Text Char"/>
-    <w:basedOn w:val="DefaultParagraphFont"/>
     <w:link w:val="FootnoteText"/>
     <w:uiPriority w:val="99"/>
     <w:semiHidden/>
@@ -2138,7 +2407,6 @@
   </w:style>
   <w:style w:type="character" w:styleId="EndnoteReference">
     <w:name w:val="endnote reference"/>
-    <w:basedOn w:val="DefaultParagraphFont"/>
     <w:uiPriority w:val="99"/>
     <w:semiHidden/>
     <w:unhideWhenUsed/>
@@ -2148,22 +2416,17 @@
   </w:style>
   <w:style w:type="paragraph" w:styleId="EndnoteText">
     <w:name w:val="endnote text"/>
-    <w:basedOn w:val="Normal"/>
     <w:link w:val="EndnoteTextChar"/>
     <w:uiPriority w:val="99"/>
     <w:semiHidden/>
     <w:unhideWhenUsed/>
-    <w:pPr>
-      <w:spacing w:after="0" w:line="240" w:lineRule="auto"/>
-    </w:pPr>
     <w:rPr>
       <w:sz w:val="20"/>
       <w:szCs w:val="20"/>
     </w:rPr>
   </w:style>
-  <w:style w:type="character" w:styleId="EndnoteTextChar">
+  <w:style w:type="character" w:customStyle="1" w:styleId="EndnoteTextChar">
     <w:name w:val="Endnote Text Char"/>
-    <w:basedOn w:val="DefaultParagraphFont"/>
     <w:link w:val="EndnoteText"/>
     <w:uiPriority w:val="99"/>
     <w:semiHidden/>
@@ -2174,4 +2437,319 @@
     </w:rPr>
   </w:style>
 </w:styles>
+</file>
+
+<file path=word/theme/theme1.xml><?xml version="1.0" encoding="utf-8"?>
+<a:theme xmlns:a="http://schemas.openxmlformats.org/drawingml/2006/main" name="Office Theme">
+  <a:themeElements>
+    <a:clrScheme name="Office">
+      <a:dk1>
+        <a:sysClr val="windowText" lastClr="000000"/>
+      </a:dk1>
+      <a:lt1>
+        <a:sysClr val="window" lastClr="FFFFFF"/>
+      </a:lt1>
+      <a:dk2>
+        <a:srgbClr val="0E2841"/>
+      </a:dk2>
+      <a:lt2>
+        <a:srgbClr val="E8E8E8"/>
+      </a:lt2>
+      <a:accent1>
+        <a:srgbClr val="156082"/>
+      </a:accent1>
+      <a:accent2>
+        <a:srgbClr val="E97132"/>
+      </a:accent2>
+      <a:accent3>
+        <a:srgbClr val="196B24"/>
+      </a:accent3>
+      <a:accent4>
+        <a:srgbClr val="0F9ED5"/>
+      </a:accent4>
+      <a:accent5>
+        <a:srgbClr val="A02B93"/>
+      </a:accent5>
+      <a:accent6>
+        <a:srgbClr val="4EA72E"/>
+      </a:accent6>
+      <a:hlink>
+        <a:srgbClr val="467886"/>
+      </a:hlink>
+      <a:folHlink>
+        <a:srgbClr val="96607D"/>
+      </a:folHlink>
+    </a:clrScheme>
+    <a:fontScheme name="Office">
+      <a:majorFont>
+        <a:latin typeface="Aptos Display" panose="02110004020202020204"/>
+        <a:ea typeface=""/>
+        <a:cs typeface=""/>
+        <a:font script="Jpan" typeface="游ゴシック Light"/>
+        <a:font script="Hang" typeface="맑은 고딕"/>
+        <a:font script="Hans" typeface="等线 Light"/>
+        <a:font script="Hant" typeface="新細明體"/>
+        <a:font script="Arab" typeface="Times New Roman"/>
+        <a:font script="Hebr" typeface="Times New Roman"/>
+        <a:font script="Thai" typeface="Angsana New"/>
+        <a:font script="Ethi" typeface="Nyala"/>
+        <a:font script="Beng" typeface="Vrinda"/>
+        <a:font script="Gujr" typeface="Shruti"/>
+        <a:font script="Khmr" typeface="MoolBoran"/>
+        <a:font script="Knda" typeface="Tunga"/>
+        <a:font script="Guru" typeface="Raavi"/>
+        <a:font script="Cans" typeface="Euphemia"/>
+        <a:font script="Cher" typeface="Plantagenet Cherokee"/>
+        <a:font script="Yiii" typeface="Microsoft Yi Baiti"/>
+        <a:font script="Tibt" typeface="Microsoft Himalaya"/>
+        <a:font script="Thaa" typeface="MV Boli"/>
+        <a:font script="Deva" typeface="Mangal"/>
+        <a:font script="Telu" typeface="Gautami"/>
+        <a:font script="Taml" typeface="Latha"/>
+        <a:font script="Syrc" typeface="Estrangelo Edessa"/>
+        <a:font script="Orya" typeface="Kalinga"/>
+        <a:font script="Mlym" typeface="Kartika"/>
+        <a:font script="Laoo" typeface="DokChampa"/>
+        <a:font script="Sinh" typeface="Iskoola Pota"/>
+        <a:font script="Mong" typeface="Mongolian Baiti"/>
+        <a:font script="Viet" typeface="Times New Roman"/>
+        <a:font script="Uigh" typeface="Microsoft Uighur"/>
+        <a:font script="Geor" typeface="Sylfaen"/>
+        <a:font script="Armn" typeface="Arial"/>
+        <a:font script="Bugi" typeface="Leelawadee UI"/>
+        <a:font script="Bopo" typeface="Microsoft JhengHei"/>
+        <a:font script="Java" typeface="Javanese Text"/>
+        <a:font script="Lisu" typeface="Segoe UI"/>
+        <a:font script="Mymr" typeface="Myanmar Text"/>
+        <a:font script="Nkoo" typeface="Ebrima"/>
+        <a:font script="Olck" typeface="Nirmala UI"/>
+        <a:font script="Osma" typeface="Ebrima"/>
+        <a:font script="Phag" typeface="Phagspa"/>
+        <a:font script="Syrn" typeface="Estrangelo Edessa"/>
+        <a:font script="Syrj" typeface="Estrangelo Edessa"/>
+        <a:font script="Syre" typeface="Estrangelo Edessa"/>
+        <a:font script="Sora" typeface="Nirmala UI"/>
+        <a:font script="Tale" typeface="Microsoft Tai Le"/>
+        <a:font script="Talu" typeface="Microsoft New Tai Lue"/>
+        <a:font script="Tfng" typeface="Ebrima"/>
+      </a:majorFont>
+      <a:minorFont>
+        <a:latin typeface="Aptos" panose="02110004020202020204"/>
+        <a:ea typeface=""/>
+        <a:cs typeface=""/>
+        <a:font script="Jpan" typeface="游明朝"/>
+        <a:font script="Hang" typeface="맑은 고딕"/>
+        <a:font script="Hans" typeface="等线"/>
+        <a:font script="Hant" typeface="新細明體"/>
+        <a:font script="Arab" typeface="Arial"/>
+        <a:font script="Hebr" typeface="Arial"/>
+        <a:font script="Thai" typeface="Cordia New"/>
+        <a:font script="Ethi" typeface="Nyala"/>
+        <a:font script="Beng" typeface="Vrinda"/>
+        <a:font script="Gujr" typeface="Shruti"/>
+        <a:font script="Khmr" typeface="DaunPenh"/>
+        <a:font script="Knda" typeface="Tunga"/>
+        <a:font script="Guru" typeface="Raavi"/>
+        <a:font script="Cans" typeface="Euphemia"/>
+        <a:font script="Cher" typeface="Plantagenet Cherokee"/>
+        <a:font script="Yiii" typeface="Microsoft Yi Baiti"/>
+        <a:font script="Tibt" typeface="Microsoft Himalaya"/>
+        <a:font script="Thaa" typeface="MV Boli"/>
+        <a:font script="Deva" typeface="Mangal"/>
+        <a:font script="Telu" typeface="Gautami"/>
+        <a:font script="Taml" typeface="Latha"/>
+        <a:font script="Syrc" typeface="Estrangelo Edessa"/>
+        <a:font script="Orya" typeface="Kalinga"/>
+        <a:font script="Mlym" typeface="Kartika"/>
+        <a:font script="Laoo" typeface="DokChampa"/>
+        <a:font script="Sinh" typeface="Iskoola Pota"/>
+        <a:font script="Mong" typeface="Mongolian Baiti"/>
+        <a:font script="Viet" typeface="Arial"/>
+        <a:font script="Uigh" typeface="Microsoft Uighur"/>
+        <a:font script="Geor" typeface="Sylfaen"/>
+        <a:font script="Armn" typeface="Arial"/>
+        <a:font script="Bugi" typeface="Leelawadee UI"/>
+        <a:font script="Bopo" typeface="Microsoft JhengHei"/>
+        <a:font script="Java" typeface="Javanese Text"/>
+        <a:font script="Lisu" typeface="Segoe UI"/>
+        <a:font script="Mymr" typeface="Myanmar Text"/>
+        <a:font script="Nkoo" typeface="Ebrima"/>
+        <a:font script="Olck" typeface="Nirmala UI"/>
+        <a:font script="Osma" typeface="Ebrima"/>
+        <a:font script="Phag" typeface="Phagspa"/>
+        <a:font script="Syrn" typeface="Estrangelo Edessa"/>
+        <a:font script="Syrj" typeface="Estrangelo Edessa"/>
+        <a:font script="Syre" typeface="Estrangelo Edessa"/>
+        <a:font script="Sora" typeface="Nirmala UI"/>
+        <a:font script="Tale" typeface="Microsoft Tai Le"/>
+        <a:font script="Talu" typeface="Microsoft New Tai Lue"/>
+        <a:font script="Tfng" typeface="Ebrima"/>
+      </a:minorFont>
+    </a:fontScheme>
+    <a:fmtScheme name="Office">
+      <a:fillStyleLst>
+        <a:solidFill>
+          <a:schemeClr val="phClr"/>
+        </a:solidFill>
+        <a:gradFill rotWithShape="1">
+          <a:gsLst>
+            <a:gs pos="0">
+              <a:schemeClr val="phClr">
+                <a:lumMod val="110000"/>
+                <a:satMod val="105000"/>
+                <a:tint val="67000"/>
+              </a:schemeClr>
+            </a:gs>
+            <a:gs pos="50000">
+              <a:schemeClr val="phClr">
+                <a:lumMod val="105000"/>
+                <a:satMod val="103000"/>
+                <a:tint val="73000"/>
+              </a:schemeClr>
+            </a:gs>
+            <a:gs pos="100000">
+              <a:schemeClr val="phClr">
+                <a:lumMod val="105000"/>
+                <a:satMod val="109000"/>
+                <a:tint val="81000"/>
+              </a:schemeClr>
+            </a:gs>
+          </a:gsLst>
+          <a:lin ang="5400000" scaled="0"/>
+        </a:gradFill>
+        <a:gradFill rotWithShape="1">
+          <a:gsLst>
+            <a:gs pos="0">
+              <a:schemeClr val="phClr">
+                <a:satMod val="103000"/>
+                <a:lumMod val="102000"/>
+                <a:tint val="94000"/>
+              </a:schemeClr>
+            </a:gs>
+            <a:gs pos="50000">
+              <a:schemeClr val="phClr">
+                <a:satMod val="110000"/>
+                <a:lumMod val="100000"/>
+                <a:shade val="100000"/>
+              </a:schemeClr>
+            </a:gs>
+            <a:gs pos="100000">
+              <a:schemeClr val="phClr">
+                <a:lumMod val="99000"/>
+                <a:satMod val="120000"/>
+                <a:shade val="78000"/>
+              </a:schemeClr>
+            </a:gs>
+          </a:gsLst>
+          <a:lin ang="5400000" scaled="0"/>
+        </a:gradFill>
+      </a:fillStyleLst>
+      <a:lnStyleLst>
+        <a:ln w="12700" cap="flat" cmpd="sng" algn="ctr">
+          <a:solidFill>
+            <a:schemeClr val="phClr"/>
+          </a:solidFill>
+          <a:prstDash val="solid"/>
+          <a:miter lim="800000"/>
+        </a:ln>
+        <a:ln w="19050" cap="flat" cmpd="sng" algn="ctr">
+          <a:solidFill>
+            <a:schemeClr val="phClr"/>
+          </a:solidFill>
+          <a:prstDash val="solid"/>
+          <a:miter lim="800000"/>
+        </a:ln>
+        <a:ln w="25400" cap="flat" cmpd="sng" algn="ctr">
+          <a:solidFill>
+            <a:schemeClr val="phClr"/>
+          </a:solidFill>
+          <a:prstDash val="solid"/>
+          <a:miter lim="800000"/>
+        </a:ln>
+      </a:lnStyleLst>
+      <a:effectStyleLst>
+        <a:effectStyle>
+          <a:effectLst/>
+        </a:effectStyle>
+        <a:effectStyle>
+          <a:effectLst/>
+        </a:effectStyle>
+        <a:effectStyle>
+          <a:effectLst>
+            <a:outerShdw blurRad="57150" dist="19050" dir="5400000" algn="ctr" rotWithShape="0">
+              <a:srgbClr val="000000">
+                <a:alpha val="63000"/>
+              </a:srgbClr>
+            </a:outerShdw>
+          </a:effectLst>
+        </a:effectStyle>
+      </a:effectStyleLst>
+      <a:bgFillStyleLst>
+        <a:solidFill>
+          <a:schemeClr val="phClr"/>
+        </a:solidFill>
+        <a:solidFill>
+          <a:schemeClr val="phClr">
+            <a:tint val="95000"/>
+            <a:satMod val="170000"/>
+          </a:schemeClr>
+        </a:solidFill>
+        <a:gradFill rotWithShape="1">
+          <a:gsLst>
+            <a:gs pos="0">
+              <a:schemeClr val="phClr">
+                <a:tint val="93000"/>
+                <a:satMod val="150000"/>
+                <a:shade val="98000"/>
+                <a:lumMod val="102000"/>
+              </a:schemeClr>
+            </a:gs>
+            <a:gs pos="50000">
+              <a:schemeClr val="phClr">
+                <a:tint val="98000"/>
+                <a:satMod val="130000"/>
+                <a:shade val="90000"/>
+                <a:lumMod val="103000"/>
+              </a:schemeClr>
+            </a:gs>
+            <a:gs pos="100000">
+              <a:schemeClr val="phClr">
+                <a:shade val="63000"/>
+                <a:satMod val="120000"/>
+              </a:schemeClr>
+            </a:gs>
+          </a:gsLst>
+          <a:lin ang="5400000" scaled="0"/>
+        </a:gradFill>
+      </a:bgFillStyleLst>
+    </a:fmtScheme>
+  </a:themeElements>
+  <a:objectDefaults>
+    <a:lnDef>
+      <a:spPr/>
+      <a:bodyPr/>
+      <a:lstStyle/>
+      <a:style>
+        <a:lnRef idx="2">
+          <a:schemeClr val="accent1"/>
+        </a:lnRef>
+        <a:fillRef idx="0">
+          <a:schemeClr val="accent1"/>
+        </a:fillRef>
+        <a:effectRef idx="1">
+          <a:schemeClr val="accent1"/>
+        </a:effectRef>
+        <a:fontRef idx="minor">
+          <a:schemeClr val="tx1"/>
+        </a:fontRef>
+      </a:style>
+    </a:lnDef>
+  </a:objectDefaults>
+  <a:extraClrSchemeLst/>
+  <a:extLst>
+    <a:ext uri="{05A4C25C-085E-4340-85A3-A5531E510DB2}">
+      <thm15:themeFamily xmlns:thm15="http://schemas.microsoft.com/office/thememl/2012/main" name="Office Theme" id="{2E142A2C-CD16-42D6-873A-C26D2A0506FA}" vid="{1BDDFF52-6CD6-40A5-AB3C-68EB2F1E4D0A}"/>
+    </a:ext>
+  </a:extLst>
+</a:theme>
 </file>
--- a/resume/Uma_Shankar_QA_Engineer_Resume.docx
+++ b/resume/Uma_Shankar_QA_Engineer_Resume.docx
@@ -558,6 +558,116 @@
           </w:p>
         </w:tc>
       </w:tr>
+      <w:tr>
+        <w:tblPrEx>
+          <w:tblCellMar>
+            <w:top w:w="0" w:type="dxa"/>
+            <w:bottom w:w="0" w:type="dxa"/>
+          </w:tblCellMar>
+        </w:tblPrEx>
+        <w:tc>
+          <w:tcPr>
+            <w:tcW w:w="3120" w:type="dxa"/>
+            <w:tcBorders>
+              <w:top w:val="single" w:sz="1" w:space="0" w:color="CCDDEE"/>
+              <w:left w:val="single" w:sz="1" w:space="0" w:color="CCDDEE"/>
+              <w:bottom w:val="single" w:sz="1" w:space="0" w:color="CCDDEE"/>
+              <w:right w:val="single" w:sz="1" w:space="0" w:color="CCDDEE"/>
+            </w:tcBorders>
+            <w:shd w:val="clear" w:color="auto" w:fill="EBF3FB"/>
+            <w:tcMar>
+              <w:top w:w="55" w:type="dxa"/>
+              <w:left w:w="100" w:type="dxa"/>
+              <w:bottom w:w="55" w:type="dxa"/>
+              <w:right w:w="100" w:type="dxa"/>
+            </w:tcMar>
+            <w:vAlign w:val="center"/>
+          </w:tcPr>
+          <w:p>
+            <w:pPr>
+              <w:jc w:val="center"/>
+            </w:pPr>
+            <w:r>
+              <w:rPr>
+                <w:b/>
+                <w:bCs/>
+                <w:color w:val="1F4E79"/>
+                <w:sz w:val="17"/>
+                <w:szCs w:val="17"/>
+              </w:rPr>
+              <w:t>Test Planning &amp; Strategy</w:t>
+            </w:r>
+          </w:p>
+        </w:tc>
+        <w:tc>
+          <w:tcPr>
+            <w:tcW w:w="3120" w:type="dxa"/>
+            <w:tcBorders>
+              <w:top w:val="single" w:sz="1" w:space="0" w:color="CCDDEE"/>
+              <w:left w:val="single" w:sz="1" w:space="0" w:color="CCDDEE"/>
+              <w:bottom w:val="single" w:sz="1" w:space="0" w:color="CCDDEE"/>
+              <w:right w:val="single" w:sz="1" w:space="0" w:color="CCDDEE"/>
+            </w:tcBorders>
+            <w:shd w:val="clear" w:color="auto" w:fill="EBF3FB"/>
+            <w:tcMar>
+              <w:top w:w="55" w:type="dxa"/>
+              <w:left w:w="100" w:type="dxa"/>
+              <w:bottom w:w="55" w:type="dxa"/>
+              <w:right w:w="100" w:type="dxa"/>
+            </w:tcMar>
+            <w:vAlign w:val="center"/>
+          </w:tcPr>
+          <w:p>
+            <w:pPr>
+              <w:jc w:val="center"/>
+            </w:pPr>
+            <w:r>
+              <w:rPr>
+                <w:b/>
+                <w:bCs/>
+                <w:color w:val="1F4E79"/>
+                <w:sz w:val="17"/>
+                <w:szCs w:val="17"/>
+              </w:rPr>
+              <w:t>RTM &amp; Test Execution</w:t>
+            </w:r>
+          </w:p>
+        </w:tc>
+        <w:tc>
+          <w:tcPr>
+            <w:tcW w:w="3120" w:type="dxa"/>
+            <w:tcBorders>
+              <w:top w:val="single" w:sz="1" w:space="0" w:color="CCDDEE"/>
+              <w:left w:val="single" w:sz="1" w:space="0" w:color="CCDDEE"/>
+              <w:bottom w:val="single" w:sz="1" w:space="0" w:color="CCDDEE"/>
+              <w:right w:val="single" w:sz="1" w:space="0" w:color="CCDDEE"/>
+            </w:tcBorders>
+            <w:shd w:val="clear" w:color="auto" w:fill="EBF3FB"/>
+            <w:tcMar>
+              <w:top w:w="55" w:type="dxa"/>
+              <w:left w:w="100" w:type="dxa"/>
+              <w:bottom w:w="55" w:type="dxa"/>
+              <w:right w:w="100" w:type="dxa"/>
+            </w:tcMar>
+            <w:vAlign w:val="center"/>
+          </w:tcPr>
+          <w:p>
+            <w:pPr>
+              <w:jc w:val="center"/>
+            </w:pPr>
+            <w:r>
+              <w:rPr>
+                <w:b/>
+                <w:bCs/>
+                <w:color w:val="1F4E79"/>
+                <w:sz w:val="17"/>
+                <w:szCs w:val="17"/>
+              </w:rPr>
+              <w:t>Root Cause Analysis</w:t>
+            </w:r>
+          </w:p>
+        </w:tc>
+      </w:tr>
     </w:tbl>
     <w:p>
       <w:pPr>
@@ -616,15 +726,7 @@
           <w:color w:val="666666"/>
         </w:rPr>
         <w:tab/>
-        <w:t xml:space="preserve">Jan 2025 – </w:t>
-      </w:r>
-      <w:r>
-        <w:rPr>
-          <w:i/>
-          <w:iCs/>
-          <w:color w:val="666666"/>
-        </w:rPr>
-        <w:t>May 2026</w:t>
+        <w:t xml:space="preserve">Jan 2025 – May 2026</w:t>
       </w:r>
     </w:p>
     <w:p>
@@ -823,7 +925,7 @@
           <w:sz w:val="20"/>
           <w:szCs w:val="20"/>
         </w:rPr>
-        <w:t>Business Analyst Intern</w:t>
+        <w:t>QA Manual Tester Intern</w:t>
       </w:r>
       <w:r>
         <w:rPr>
@@ -861,7 +963,7 @@
         <w:spacing w:before="28" w:after="28"/>
       </w:pPr>
       <w:r>
-        <w:t>Gathered, analyzed, and documented business requirements by collaborating with stakeholders and translating needs into functional specifications.</w:t>
+        <w:t>Performed manual testing of web-based applications, including functional, regression, smoke, and sanity testing to validate features against business requirements.</w:t>
       </w:r>
     </w:p>
     <w:p>
@@ -874,7 +976,7 @@
         <w:spacing w:before="28" w:after="28"/>
       </w:pPr>
       <w:r>
-        <w:t>Created data visualizations and weekly reports using Microsoft PowerPoint and Power BI, presenting actionable insights to team leads.</w:t>
+        <w:t>Designed and executed test cases and test scenarios based on functional specifications, ensuring adequate coverage of positive, negative, and edge-case flows.</w:t>
       </w:r>
     </w:p>
     <w:p>
@@ -887,7 +989,20 @@
         <w:spacing w:before="28" w:after="28"/>
       </w:pPr>
       <w:r>
-        <w:t>Supported product adjustments based on client feedback, ensuring alignment with regulatory and business guidelines.</w:t>
+        <w:t>Logged, tracked, and retested defects, collaborating with developers and stakeholders to reproduce issues and confirm fixes.</w:t>
+      </w:r>
+    </w:p>
+    <w:p>
+      <w:pPr>
+        <w:pStyle w:val="ListParagraph"/>
+        <w:numPr>
+          <w:ilvl w:val="0"/>
+          <w:numId w:val="2"/>
+        </w:numPr>
+        <w:spacing w:before="28" w:after="28"/>
+      </w:pPr>
+      <w:r>
+        <w:t>Conducted exploratory and UAT-support testing, documenting results and reporting quality metrics to team leads for release readiness.</w:t>
       </w:r>
     </w:p>
     <w:p>
@@ -1589,7 +1704,7 @@
           <w:sz w:val="20"/>
           <w:szCs w:val="20"/>
         </w:rPr>
-        <w:t>MBA – Business Analytics</w:t>
+        <w:t>MBA – Information Technology</w:t>
       </w:r>
       <w:r>
         <w:rPr>
@@ -1657,19 +1772,6 @@
         </w:rPr>
         <w:tab/>
         <w:t>2021</w:t>
-      </w:r>
-    </w:p>
-    <w:p>
-      <w:pPr>
-        <w:spacing w:before="90"/>
-      </w:pPr>
-      <w:r>
-        <w:rPr>
-          <w:color w:val="BBBBBB"/>
-          <w:sz w:val="15"/>
-          <w:szCs w:val="15"/>
-        </w:rPr>
-        <w:t>QA Engineer | Automation Testing | Selenium WebDriver | Java | TestNG | Page Object Model | POM | Postman | REST API | API Testing | Jenkins | CI/CD | LambdaTest | Cross-Browser Testing | FireFlink | SQL | Manual Testing | Functional Testing | Regression Testing | Smoke Testing | Sanity Testing | Exploratory Testing | UAT | Performance Testing | Defect Management | Jira | STLC | SDLC | Agile | Scrum | Test Cases | Test Plan | Test Strategy | RTM | Root Cause Analysis | Bug Tracking | Release Sign-off | Software Quality Assurance | SQA | Continuous Testing | Shift-Left Testing | DevOps QA | Build Verification | Test Execution | Test Reporting | XPath | CSS Selectors | Backend Testing | Data Validation | Test Automation Framework</w:t>
       </w:r>
     </w:p>
     <w:sectPr>
